--- a/hrk_raport/Raport końcowy.docx
+++ b/hrk_raport/Raport końcowy.docx
@@ -79,39 +79,21 @@
           <w:rFonts w:asciiTheme="majorHAnsi" w:hAnsiTheme="majorHAnsi" w:cstheme="majorHAnsi"/>
           <w:color w:val="000000" w:themeColor="text1"/>
         </w:rPr>
-        <w:t>Imię i nazwisko, numer indeksu</w:t>
+        <w:t>Piotr Gliszczyński</w:t>
       </w:r>
       <w:r>
         <w:rPr>
           <w:rFonts w:asciiTheme="majorHAnsi" w:hAnsiTheme="majorHAnsi" w:cstheme="majorHAnsi"/>
           <w:color w:val="000000" w:themeColor="text1"/>
         </w:rPr>
-        <w:br/>
-        <w:t>Imię i nazwisko, numer indeksu</w:t>
+        <w:t xml:space="preserve">, </w:t>
       </w:r>
       <w:r>
         <w:rPr>
           <w:rFonts w:asciiTheme="majorHAnsi" w:hAnsiTheme="majorHAnsi" w:cstheme="majorHAnsi"/>
           <w:color w:val="000000" w:themeColor="text1"/>
         </w:rPr>
-        <w:br/>
-        <w:t>Imię i nazwisko, numer indeksu</w:t>
-      </w:r>
-      <w:r>
-        <w:rPr>
-          <w:rFonts w:asciiTheme="majorHAnsi" w:hAnsiTheme="majorHAnsi" w:cstheme="majorHAnsi"/>
-          <w:color w:val="000000" w:themeColor="text1"/>
-        </w:rPr>
-        <w:br/>
-        <w:t>Imię i nazwisko, numer indeksu</w:t>
-      </w:r>
-      <w:r>
-        <w:rPr>
-          <w:rFonts w:asciiTheme="majorHAnsi" w:hAnsiTheme="majorHAnsi" w:cstheme="majorHAnsi"/>
-          <w:color w:val="000000" w:themeColor="text1"/>
-        </w:rPr>
-        <w:br/>
-        <w:t>Imię i nazwisko, numer indeksu</w:t>
+        <w:t>251520</w:t>
       </w:r>
       <w:r>
         <w:rPr>
@@ -125,7 +107,121 @@
           <w:rFonts w:asciiTheme="majorHAnsi" w:hAnsiTheme="majorHAnsi" w:cstheme="majorHAnsi"/>
           <w:color w:val="000000" w:themeColor="text1"/>
         </w:rPr>
-        <w:t>Imię i nazwisko, numer indeksu</w:t>
+        <w:t xml:space="preserve">Kacper </w:t>
+      </w:r>
+      <w:proofErr w:type="spellStart"/>
+      <w:r>
+        <w:rPr>
+          <w:rFonts w:asciiTheme="majorHAnsi" w:hAnsiTheme="majorHAnsi" w:cstheme="majorHAnsi"/>
+          <w:color w:val="000000" w:themeColor="text1"/>
+        </w:rPr>
+        <w:t>Kleczaj</w:t>
+      </w:r>
+      <w:proofErr w:type="spellEnd"/>
+      <w:r>
+        <w:rPr>
+          <w:rFonts w:asciiTheme="majorHAnsi" w:hAnsiTheme="majorHAnsi" w:cstheme="majorHAnsi"/>
+          <w:color w:val="000000" w:themeColor="text1"/>
+        </w:rPr>
+        <w:t xml:space="preserve">, </w:t>
+      </w:r>
+      <w:r>
+        <w:rPr>
+          <w:rFonts w:asciiTheme="majorHAnsi" w:hAnsiTheme="majorHAnsi" w:cstheme="majorHAnsi"/>
+          <w:color w:val="000000" w:themeColor="text1"/>
+        </w:rPr>
+        <w:t>251551</w:t>
+      </w:r>
+      <w:r>
+        <w:rPr>
+          <w:rFonts w:asciiTheme="majorHAnsi" w:hAnsiTheme="majorHAnsi" w:cstheme="majorHAnsi"/>
+          <w:color w:val="000000" w:themeColor="text1"/>
+        </w:rPr>
+        <w:br/>
+      </w:r>
+      <w:r>
+        <w:rPr>
+          <w:rFonts w:asciiTheme="majorHAnsi" w:hAnsiTheme="majorHAnsi" w:cstheme="majorHAnsi"/>
+          <w:color w:val="000000" w:themeColor="text1"/>
+        </w:rPr>
+        <w:t>Mateusz Ciołkowski</w:t>
+      </w:r>
+      <w:r>
+        <w:rPr>
+          <w:rFonts w:asciiTheme="majorHAnsi" w:hAnsiTheme="majorHAnsi" w:cstheme="majorHAnsi"/>
+          <w:color w:val="000000" w:themeColor="text1"/>
+        </w:rPr>
+        <w:t xml:space="preserve">, </w:t>
+      </w:r>
+      <w:r>
+        <w:rPr>
+          <w:rFonts w:asciiTheme="majorHAnsi" w:hAnsiTheme="majorHAnsi" w:cstheme="majorHAnsi"/>
+          <w:color w:val="000000" w:themeColor="text1"/>
+        </w:rPr>
+        <w:t>251496</w:t>
+      </w:r>
+      <w:r>
+        <w:rPr>
+          <w:rFonts w:asciiTheme="majorHAnsi" w:hAnsiTheme="majorHAnsi" w:cstheme="majorHAnsi"/>
+          <w:color w:val="000000" w:themeColor="text1"/>
+        </w:rPr>
+        <w:br/>
+      </w:r>
+      <w:r>
+        <w:rPr>
+          <w:rFonts w:asciiTheme="majorHAnsi" w:hAnsiTheme="majorHAnsi" w:cstheme="majorHAnsi"/>
+          <w:color w:val="000000" w:themeColor="text1"/>
+        </w:rPr>
+        <w:t>Mateusz Jędrzejczak</w:t>
+      </w:r>
+      <w:r>
+        <w:rPr>
+          <w:rFonts w:asciiTheme="majorHAnsi" w:hAnsiTheme="majorHAnsi" w:cstheme="majorHAnsi"/>
+          <w:color w:val="000000" w:themeColor="text1"/>
+        </w:rPr>
+        <w:t xml:space="preserve">, </w:t>
+      </w:r>
+      <w:r>
+        <w:rPr>
+          <w:rFonts w:asciiTheme="majorHAnsi" w:hAnsiTheme="majorHAnsi" w:cstheme="majorHAnsi"/>
+          <w:color w:val="000000" w:themeColor="text1"/>
+        </w:rPr>
+        <w:t>251536</w:t>
+      </w:r>
+      <w:r>
+        <w:rPr>
+          <w:rFonts w:asciiTheme="majorHAnsi" w:hAnsiTheme="majorHAnsi" w:cstheme="majorHAnsi"/>
+          <w:color w:val="000000" w:themeColor="text1"/>
+        </w:rPr>
+        <w:br/>
+      </w:r>
+      <w:r>
+        <w:rPr>
+          <w:rFonts w:asciiTheme="majorHAnsi" w:hAnsiTheme="majorHAnsi" w:cstheme="majorHAnsi"/>
+          <w:color w:val="000000" w:themeColor="text1"/>
+        </w:rPr>
+        <w:t>Filip Pecyna</w:t>
+      </w:r>
+      <w:r>
+        <w:rPr>
+          <w:rFonts w:asciiTheme="majorHAnsi" w:hAnsiTheme="majorHAnsi" w:cstheme="majorHAnsi"/>
+          <w:color w:val="000000" w:themeColor="text1"/>
+        </w:rPr>
+        <w:t xml:space="preserve">, </w:t>
+      </w:r>
+      <w:r>
+        <w:rPr>
+          <w:rFonts w:asciiTheme="majorHAnsi" w:hAnsiTheme="majorHAnsi" w:cstheme="majorHAnsi"/>
+          <w:color w:val="000000" w:themeColor="text1"/>
+        </w:rPr>
+        <w:t>251609</w:t>
+      </w:r>
+      <w:r>
+        <w:rPr>
+          <w:rFonts w:asciiTheme="majorHAnsi" w:hAnsiTheme="majorHAnsi" w:cstheme="majorHAnsi"/>
+          <w:color w:val="000000" w:themeColor="text1"/>
+        </w:rPr>
+        <w:br/>
       </w:r>
     </w:p>
     <w:p>
@@ -146,7 +242,7 @@
     </w:p>
     <w:tbl>
       <w:tblPr>
-        <w:tblStyle w:val="Tabela-Siatka"/>
+        <w:tblStyle w:val="TableGrid"/>
         <w:tblW w:w="0" w:type="auto"/>
         <w:tblBorders>
           <w:top w:val="single" w:sz="4" w:space="0" w:color="323232"/>
@@ -165,8 +261,8 @@
         <w:tblLook w:val="04A0" w:firstRow="1" w:lastRow="0" w:firstColumn="1" w:lastColumn="0" w:noHBand="0" w:noVBand="1"/>
       </w:tblPr>
       <w:tblGrid>
-        <w:gridCol w:w="7879"/>
-        <w:gridCol w:w="1749"/>
+        <w:gridCol w:w="8705"/>
+        <w:gridCol w:w="923"/>
       </w:tblGrid>
       <w:tr>
         <w:trPr>
@@ -664,25 +760,98 @@
             <w:pPr>
               <w:pStyle w:val="3"/>
               <w:jc w:val="left"/>
-            </w:pPr>
-            <w:r>
-              <w:t>Nazwa aplikacji</w:t>
-            </w:r>
+              <w:rPr>
+                <w:b/>
+                <w:bCs/>
+              </w:rPr>
+            </w:pPr>
+            <w:proofErr w:type="spellStart"/>
+            <w:r>
+              <w:rPr>
+                <w:b/>
+                <w:bCs/>
+              </w:rPr>
+              <w:t>Salesforce</w:t>
+            </w:r>
+            <w:proofErr w:type="spellEnd"/>
           </w:p>
           <w:p>
             <w:pPr>
               <w:pStyle w:val="3"/>
               <w:jc w:val="left"/>
-            </w:pPr>
-            <w:r>
-              <w:t>[</w:t>
-            </w:r>
-            <w:r>
-              <w:t>Obraz</w:t>
-            </w:r>
-            <w:r>
-              <w:t>]</w:t>
-            </w:r>
+              <w:rPr>
+                <w:b/>
+                <w:bCs/>
+              </w:rPr>
+            </w:pPr>
+            <w:r>
+              <w:rPr>
+                <w:b/>
+                <w:bCs/>
+              </w:rPr>
+              <w:t xml:space="preserve"> </w:t>
+            </w:r>
+          </w:p>
+          <w:p>
+            <w:pPr>
+              <w:rPr>
+                <w:rFonts w:asciiTheme="majorHAnsi" w:hAnsiTheme="majorHAnsi" w:cstheme="majorHAnsi"/>
+              </w:rPr>
+            </w:pPr>
+            <w:r>
+              <w:rPr>
+                <w:rFonts w:asciiTheme="majorHAnsi" w:hAnsiTheme="majorHAnsi" w:cstheme="majorHAnsi"/>
+                <w:noProof/>
+              </w:rPr>
+              <w:drawing>
+                <wp:inline distT="0" distB="0" distL="0" distR="0" wp14:anchorId="422EEDBE" wp14:editId="1D637BF9">
+                  <wp:extent cx="6120130" cy="3354705"/>
+                  <wp:effectExtent l="0" t="0" r="1270" b="0"/>
+                  <wp:docPr id="948071247" name="Picture 3"/>
+                  <wp:cNvGraphicFramePr>
+                    <a:graphicFrameLocks xmlns:a="http://schemas.openxmlformats.org/drawingml/2006/main" noChangeAspect="1"/>
+                  </wp:cNvGraphicFramePr>
+                  <a:graphic xmlns:a="http://schemas.openxmlformats.org/drawingml/2006/main">
+                    <a:graphicData uri="http://schemas.openxmlformats.org/drawingml/2006/picture">
+                      <pic:pic xmlns:pic="http://schemas.openxmlformats.org/drawingml/2006/picture">
+                        <pic:nvPicPr>
+                          <pic:cNvPr id="948071247" name="Picture 948071247"/>
+                          <pic:cNvPicPr/>
+                        </pic:nvPicPr>
+                        <pic:blipFill>
+                          <a:blip r:embed="rId8">
+                            <a:extLst>
+                              <a:ext uri="{28A0092B-C50C-407E-A947-70E740481C1C}">
+                                <a14:useLocalDpi xmlns:a14="http://schemas.microsoft.com/office/drawing/2010/main" val="0"/>
+                              </a:ext>
+                            </a:extLst>
+                          </a:blip>
+                          <a:stretch>
+                            <a:fillRect/>
+                          </a:stretch>
+                        </pic:blipFill>
+                        <pic:spPr>
+                          <a:xfrm>
+                            <a:off x="0" y="0"/>
+                            <a:ext cx="6120130" cy="3354705"/>
+                          </a:xfrm>
+                          <a:prstGeom prst="rect">
+                            <a:avLst/>
+                          </a:prstGeom>
+                        </pic:spPr>
+                      </pic:pic>
+                    </a:graphicData>
+                  </a:graphic>
+                </wp:inline>
+              </w:drawing>
+            </w:r>
+          </w:p>
+          <w:p>
+            <w:pPr>
+              <w:rPr>
+                <w:rFonts w:asciiTheme="majorHAnsi" w:hAnsiTheme="majorHAnsi" w:cstheme="majorHAnsi"/>
+              </w:rPr>
+            </w:pPr>
           </w:p>
           <w:p>
             <w:pPr>
@@ -699,7 +868,7 @@
           </w:p>
           <w:p>
             <w:pPr>
-              <w:pStyle w:val="Akapitzlist"/>
+              <w:pStyle w:val="ListParagraph"/>
               <w:numPr>
                 <w:ilvl w:val="0"/>
                 <w:numId w:val="3"/>
@@ -709,10 +878,16 @@
                 <w:rFonts w:asciiTheme="majorHAnsi" w:hAnsiTheme="majorHAnsi" w:cstheme="majorHAnsi"/>
               </w:rPr>
             </w:pPr>
-          </w:p>
-          <w:p>
-            <w:pPr>
-              <w:pStyle w:val="Akapitzlist"/>
+            <w:r>
+              <w:rPr>
+                <w:rFonts w:asciiTheme="majorHAnsi" w:hAnsiTheme="majorHAnsi" w:cstheme="majorHAnsi"/>
+              </w:rPr>
+              <w:t>Wysoka konfigurowalność i skalowalność: System może rosnąć razem z firmą i zostać dostosowany do praktycznie każdego, nawet bardzo specyficznego procesu biznesowego.</w:t>
+            </w:r>
+          </w:p>
+          <w:p>
+            <w:pPr>
+              <w:pStyle w:val="ListParagraph"/>
               <w:numPr>
                 <w:ilvl w:val="0"/>
                 <w:numId w:val="3"/>
@@ -722,6 +897,27 @@
                 <w:rFonts w:asciiTheme="majorHAnsi" w:hAnsiTheme="majorHAnsi" w:cstheme="majorHAnsi"/>
               </w:rPr>
             </w:pPr>
+            <w:r>
+              <w:rPr>
+                <w:rFonts w:asciiTheme="majorHAnsi" w:hAnsiTheme="majorHAnsi" w:cstheme="majorHAnsi"/>
+              </w:rPr>
+              <w:lastRenderedPageBreak/>
+              <w:t>Rozbudowany ekosystem integracji: Posiada potężny rynek gotowych aplikacji (</w:t>
+            </w:r>
+            <w:proofErr w:type="spellStart"/>
+            <w:r>
+              <w:rPr>
+                <w:rFonts w:asciiTheme="majorHAnsi" w:hAnsiTheme="majorHAnsi" w:cstheme="majorHAnsi"/>
+              </w:rPr>
+              <w:t>AppExchange</w:t>
+            </w:r>
+            <w:proofErr w:type="spellEnd"/>
+            <w:r>
+              <w:rPr>
+                <w:rFonts w:asciiTheme="majorHAnsi" w:hAnsiTheme="majorHAnsi" w:cstheme="majorHAnsi"/>
+              </w:rPr>
+              <w:t>), co pozwala na łatwe łączenie z innymi narzędziami korporacyjnymi.</w:t>
+            </w:r>
           </w:p>
           <w:p>
             <w:pPr>
@@ -738,7 +934,7 @@
           </w:p>
           <w:p>
             <w:pPr>
-              <w:pStyle w:val="Akapitzlist"/>
+              <w:pStyle w:val="ListParagraph"/>
               <w:numPr>
                 <w:ilvl w:val="0"/>
                 <w:numId w:val="4"/>
@@ -754,10 +950,16 @@
               </w:rPr>
               <w:t xml:space="preserve"> </w:t>
             </w:r>
-          </w:p>
-          <w:p>
-            <w:pPr>
-              <w:pStyle w:val="Akapitzlist"/>
+            <w:r>
+              <w:rPr>
+                <w:rFonts w:asciiTheme="majorHAnsi" w:hAnsiTheme="majorHAnsi" w:cstheme="majorHAnsi"/>
+              </w:rPr>
+              <w:t>Wysoki próg wejścia: Ze względu na mnogość opcji, interfejs jest przytłaczający dla nowych użytkowników i wymaga długotrwałych szkoleń.</w:t>
+            </w:r>
+          </w:p>
+          <w:p>
+            <w:pPr>
+              <w:pStyle w:val="ListParagraph"/>
               <w:numPr>
                 <w:ilvl w:val="0"/>
                 <w:numId w:val="4"/>
@@ -773,6 +975,12 @@
               </w:rPr>
               <w:t xml:space="preserve"> </w:t>
             </w:r>
+            <w:r>
+              <w:rPr>
+                <w:rFonts w:asciiTheme="majorHAnsi" w:hAnsiTheme="majorHAnsi" w:cstheme="majorHAnsi"/>
+              </w:rPr>
+              <w:t>Ogromne koszty utrzymania: Dedykowane zmiany i wsparcie najczęściej wymagają zatrudnienia specjalistów zajmujących się wyłącznie tą technologią.</w:t>
+            </w:r>
           </w:p>
           <w:p>
             <w:pPr>
@@ -786,23 +994,70 @@
               <w:pStyle w:val="3"/>
               <w:jc w:val="left"/>
             </w:pPr>
-            <w:r>
-              <w:t>Nazwa aplikacji</w:t>
-            </w:r>
-          </w:p>
-          <w:p>
-            <w:pPr>
-              <w:pStyle w:val="3"/>
-              <w:jc w:val="left"/>
-            </w:pPr>
-            <w:r>
-              <w:t>[</w:t>
-            </w:r>
-            <w:r>
-              <w:t>Obraz</w:t>
-            </w:r>
-            <w:r>
-              <w:t>]</w:t>
+            <w:proofErr w:type="spellStart"/>
+            <w:r>
+              <w:rPr>
+                <w:b/>
+                <w:bCs/>
+              </w:rPr>
+              <w:t>HubSpot</w:t>
+            </w:r>
+            <w:proofErr w:type="spellEnd"/>
+            <w:r>
+              <w:rPr>
+                <w:b/>
+                <w:bCs/>
+              </w:rPr>
+              <w:t xml:space="preserve"> CRM</w:t>
+            </w:r>
+            <w:r>
+              <w:t xml:space="preserve"> </w:t>
+            </w:r>
+            <w:r>
+              <w:rPr>
+                <w:noProof/>
+              </w:rPr>
+              <w:drawing>
+                <wp:inline distT="0" distB="0" distL="0" distR="0" wp14:anchorId="5D7FBEEF" wp14:editId="3AB6340B">
+                  <wp:extent cx="6120130" cy="3773805"/>
+                  <wp:effectExtent l="0" t="0" r="0" b="0"/>
+                  <wp:docPr id="2099267417" name="Picture 4"/>
+                  <wp:cNvGraphicFramePr>
+                    <a:graphicFrameLocks xmlns:a="http://schemas.openxmlformats.org/drawingml/2006/main" noChangeAspect="1"/>
+                  </wp:cNvGraphicFramePr>
+                  <a:graphic xmlns:a="http://schemas.openxmlformats.org/drawingml/2006/main">
+                    <a:graphicData uri="http://schemas.openxmlformats.org/drawingml/2006/picture">
+                      <pic:pic xmlns:pic="http://schemas.openxmlformats.org/drawingml/2006/picture">
+                        <pic:nvPicPr>
+                          <pic:cNvPr id="2099267417" name="Picture 2099267417"/>
+                          <pic:cNvPicPr/>
+                        </pic:nvPicPr>
+                        <pic:blipFill>
+                          <a:blip r:embed="rId9">
+                            <a:extLst>
+                              <a:ext uri="{28A0092B-C50C-407E-A947-70E740481C1C}">
+                                <a14:useLocalDpi xmlns:a14="http://schemas.microsoft.com/office/drawing/2010/main" val="0"/>
+                              </a:ext>
+                            </a:extLst>
+                          </a:blip>
+                          <a:stretch>
+                            <a:fillRect/>
+                          </a:stretch>
+                        </pic:blipFill>
+                        <pic:spPr>
+                          <a:xfrm>
+                            <a:off x="0" y="0"/>
+                            <a:ext cx="6120130" cy="3773805"/>
+                          </a:xfrm>
+                          <a:prstGeom prst="rect">
+                            <a:avLst/>
+                          </a:prstGeom>
+                        </pic:spPr>
+                      </pic:pic>
+                    </a:graphicData>
+                  </a:graphic>
+                </wp:inline>
+              </w:drawing>
             </w:r>
           </w:p>
           <w:p>
@@ -820,7 +1075,7 @@
           </w:p>
           <w:p>
             <w:pPr>
-              <w:pStyle w:val="Akapitzlist"/>
+              <w:pStyle w:val="ListParagraph"/>
               <w:numPr>
                 <w:ilvl w:val="0"/>
                 <w:numId w:val="5"/>
@@ -830,10 +1085,16 @@
                 <w:rFonts w:asciiTheme="majorHAnsi" w:hAnsiTheme="majorHAnsi" w:cstheme="majorHAnsi"/>
               </w:rPr>
             </w:pPr>
-          </w:p>
-          <w:p>
-            <w:pPr>
-              <w:pStyle w:val="Akapitzlist"/>
+            <w:r>
+              <w:rPr>
+                <w:rFonts w:asciiTheme="majorHAnsi" w:hAnsiTheme="majorHAnsi" w:cstheme="majorHAnsi"/>
+              </w:rPr>
+              <w:t>Intuicyjny interfejs (UX): Aplikacja jest bardzo przyjazna dla użytkownika, z nowoczesnym designem i łatwą nawigacją.</w:t>
+            </w:r>
+          </w:p>
+          <w:p>
+            <w:pPr>
+              <w:pStyle w:val="ListParagraph"/>
               <w:numPr>
                 <w:ilvl w:val="0"/>
                 <w:numId w:val="5"/>
@@ -843,6 +1104,18 @@
                 <w:rFonts w:asciiTheme="majorHAnsi" w:hAnsiTheme="majorHAnsi" w:cstheme="majorHAnsi"/>
               </w:rPr>
             </w:pPr>
+            <w:r>
+              <w:rPr>
+                <w:rFonts w:asciiTheme="majorHAnsi" w:hAnsiTheme="majorHAnsi" w:cstheme="majorHAnsi"/>
+              </w:rPr>
+              <w:t>Mocne wsparcie marketingu: Posiada znakomite narzędzia do śledzenia aktywności i automatyzacji komunikacji z klientem</w:t>
+            </w:r>
+            <w:r>
+              <w:rPr>
+                <w:rFonts w:asciiTheme="majorHAnsi" w:hAnsiTheme="majorHAnsi" w:cstheme="majorHAnsi"/>
+              </w:rPr>
+              <w:t>.</w:t>
+            </w:r>
           </w:p>
           <w:p>
             <w:pPr>
@@ -859,7 +1132,7 @@
           </w:p>
           <w:p>
             <w:pPr>
-              <w:pStyle w:val="Akapitzlist"/>
+              <w:pStyle w:val="ListParagraph"/>
               <w:numPr>
                 <w:ilvl w:val="0"/>
                 <w:numId w:val="6"/>
@@ -873,12 +1146,12 @@
               <w:rPr>
                 <w:rFonts w:asciiTheme="majorHAnsi" w:hAnsiTheme="majorHAnsi" w:cstheme="majorHAnsi"/>
               </w:rPr>
-              <w:t xml:space="preserve"> </w:t>
-            </w:r>
-          </w:p>
-          <w:p>
-            <w:pPr>
-              <w:pStyle w:val="Akapitzlist"/>
+              <w:t>Skokowy wzrost kosztów: O ile wersja podstawowa jest darmowa, to zaawansowane moduły raportowania są bardzo drogie.</w:t>
+            </w:r>
+          </w:p>
+          <w:p>
+            <w:pPr>
+              <w:pStyle w:val="ListParagraph"/>
               <w:numPr>
                 <w:ilvl w:val="0"/>
                 <w:numId w:val="6"/>
@@ -892,7 +1165,7 @@
               <w:rPr>
                 <w:rFonts w:asciiTheme="majorHAnsi" w:hAnsiTheme="majorHAnsi" w:cstheme="majorHAnsi"/>
               </w:rPr>
-              <w:t xml:space="preserve"> </w:t>
+              <w:t>Ograniczona elastyczność w branżowych niszach: Brak możliwości łatwego wbudowania np. własnych mechanizmów waloryzacji umów HR bez skomplikowanych obejść.</w:t>
             </w:r>
           </w:p>
           <w:p>
@@ -906,9 +1179,26 @@
             <w:pPr>
               <w:pStyle w:val="3"/>
               <w:jc w:val="left"/>
-            </w:pPr>
-            <w:r>
-              <w:t>Nazwa aplikacji</w:t>
+              <w:rPr>
+                <w:b/>
+                <w:bCs/>
+              </w:rPr>
+            </w:pPr>
+            <w:proofErr w:type="spellStart"/>
+            <w:r>
+              <w:rPr>
+                <w:b/>
+                <w:bCs/>
+              </w:rPr>
+              <w:t>Pipedrive</w:t>
+            </w:r>
+            <w:proofErr w:type="spellEnd"/>
+            <w:r>
+              <w:rPr>
+                <w:b/>
+                <w:bCs/>
+              </w:rPr>
+              <w:t xml:space="preserve"> </w:t>
             </w:r>
           </w:p>
           <w:p>
@@ -917,13 +1207,51 @@
               <w:jc w:val="left"/>
             </w:pPr>
             <w:r>
-              <w:t>[</w:t>
-            </w:r>
-            <w:r>
-              <w:t>Obraz</w:t>
-            </w:r>
-            <w:r>
-              <w:t>]</w:t>
+              <w:rPr>
+                <w:noProof/>
+              </w:rPr>
+              <w:lastRenderedPageBreak/>
+              <w:drawing>
+                <wp:inline distT="0" distB="0" distL="0" distR="0" wp14:anchorId="2BB9B7B5" wp14:editId="5A07DCE4">
+                  <wp:extent cx="6120130" cy="3825240"/>
+                  <wp:effectExtent l="0" t="0" r="1270" b="0"/>
+                  <wp:docPr id="830979771" name="Picture 5"/>
+                  <wp:cNvGraphicFramePr>
+                    <a:graphicFrameLocks xmlns:a="http://schemas.openxmlformats.org/drawingml/2006/main" noChangeAspect="1"/>
+                  </wp:cNvGraphicFramePr>
+                  <a:graphic xmlns:a="http://schemas.openxmlformats.org/drawingml/2006/main">
+                    <a:graphicData uri="http://schemas.openxmlformats.org/drawingml/2006/picture">
+                      <pic:pic xmlns:pic="http://schemas.openxmlformats.org/drawingml/2006/picture">
+                        <pic:nvPicPr>
+                          <pic:cNvPr id="830979771" name="Picture 830979771"/>
+                          <pic:cNvPicPr/>
+                        </pic:nvPicPr>
+                        <pic:blipFill>
+                          <a:blip r:embed="rId10" cstate="print">
+                            <a:extLst>
+                              <a:ext uri="{28A0092B-C50C-407E-A947-70E740481C1C}">
+                                <a14:useLocalDpi xmlns:a14="http://schemas.microsoft.com/office/drawing/2010/main" val="0"/>
+                              </a:ext>
+                            </a:extLst>
+                          </a:blip>
+                          <a:stretch>
+                            <a:fillRect/>
+                          </a:stretch>
+                        </pic:blipFill>
+                        <pic:spPr>
+                          <a:xfrm>
+                            <a:off x="0" y="0"/>
+                            <a:ext cx="6120130" cy="3825240"/>
+                          </a:xfrm>
+                          <a:prstGeom prst="rect">
+                            <a:avLst/>
+                          </a:prstGeom>
+                        </pic:spPr>
+                      </pic:pic>
+                    </a:graphicData>
+                  </a:graphic>
+                </wp:inline>
+              </w:drawing>
             </w:r>
           </w:p>
           <w:p>
@@ -941,7 +1269,7 @@
           </w:p>
           <w:p>
             <w:pPr>
-              <w:pStyle w:val="Akapitzlist"/>
+              <w:pStyle w:val="ListParagraph"/>
               <w:numPr>
                 <w:ilvl w:val="0"/>
                 <w:numId w:val="7"/>
@@ -951,10 +1279,44 @@
                 <w:rFonts w:asciiTheme="majorHAnsi" w:hAnsiTheme="majorHAnsi" w:cstheme="majorHAnsi"/>
               </w:rPr>
             </w:pPr>
-          </w:p>
-          <w:p>
-            <w:pPr>
-              <w:pStyle w:val="Akapitzlist"/>
+            <w:r>
+              <w:rPr>
+                <w:rFonts w:asciiTheme="majorHAnsi" w:hAnsiTheme="majorHAnsi" w:cstheme="majorHAnsi"/>
+              </w:rPr>
+              <w:t>Wizualne zarządzanie sprzedażą (</w:t>
+            </w:r>
+            <w:proofErr w:type="spellStart"/>
+            <w:r>
+              <w:rPr>
+                <w:rFonts w:asciiTheme="majorHAnsi" w:hAnsiTheme="majorHAnsi" w:cstheme="majorHAnsi"/>
+              </w:rPr>
+              <w:t>Pipeline</w:t>
+            </w:r>
+            <w:proofErr w:type="spellEnd"/>
+            <w:r>
+              <w:rPr>
+                <w:rFonts w:asciiTheme="majorHAnsi" w:hAnsiTheme="majorHAnsi" w:cstheme="majorHAnsi"/>
+              </w:rPr>
+              <w:t xml:space="preserve">): Znakomicie zaprojektowany widok </w:t>
+            </w:r>
+            <w:proofErr w:type="spellStart"/>
+            <w:r>
+              <w:rPr>
+                <w:rFonts w:asciiTheme="majorHAnsi" w:hAnsiTheme="majorHAnsi" w:cstheme="majorHAnsi"/>
+              </w:rPr>
+              <w:t>kanban</w:t>
+            </w:r>
+            <w:proofErr w:type="spellEnd"/>
+            <w:r>
+              <w:rPr>
+                <w:rFonts w:asciiTheme="majorHAnsi" w:hAnsiTheme="majorHAnsi" w:cstheme="majorHAnsi"/>
+              </w:rPr>
+              <w:t>, który na pierwszy rzut oka pokazuje, na jakim etapie są poszczególne szanse sprzedaży.</w:t>
+            </w:r>
+          </w:p>
+          <w:p>
+            <w:pPr>
+              <w:pStyle w:val="ListParagraph"/>
               <w:numPr>
                 <w:ilvl w:val="0"/>
                 <w:numId w:val="7"/>
@@ -964,6 +1326,12 @@
                 <w:rFonts w:asciiTheme="majorHAnsi" w:hAnsiTheme="majorHAnsi" w:cstheme="majorHAnsi"/>
               </w:rPr>
             </w:pPr>
+            <w:r>
+              <w:rPr>
+                <w:rFonts w:asciiTheme="majorHAnsi" w:hAnsiTheme="majorHAnsi" w:cstheme="majorHAnsi"/>
+              </w:rPr>
+              <w:t>Prostota działania: Brak przeładowania funkcjami pozwala zespołom na szybkie przyswojenie systemu i codzienną pracę bez zbędnych kliknięć.</w:t>
+            </w:r>
           </w:p>
           <w:p>
             <w:pPr>
@@ -980,7 +1348,7 @@
           </w:p>
           <w:p>
             <w:pPr>
-              <w:pStyle w:val="Akapitzlist"/>
+              <w:pStyle w:val="ListParagraph"/>
               <w:numPr>
                 <w:ilvl w:val="0"/>
                 <w:numId w:val="8"/>
@@ -996,10 +1364,36 @@
               </w:rPr>
               <w:t xml:space="preserve"> </w:t>
             </w:r>
-          </w:p>
-          <w:p>
-            <w:pPr>
-              <w:pStyle w:val="Akapitzlist"/>
+            <w:r>
+              <w:rPr>
+                <w:rFonts w:asciiTheme="majorHAnsi" w:hAnsiTheme="majorHAnsi" w:cstheme="majorHAnsi"/>
+              </w:rPr>
+              <w:t xml:space="preserve">Brak zaawansowanej obsługi procesów po-sprzedażowych: Świetnie radzi sobie ze zdobyciem klienta, ale brakuje mu wbudowanych, głębokich narzędzi do obsługi umów pracowniczych i zarządzania </w:t>
+            </w:r>
+            <w:proofErr w:type="spellStart"/>
+            <w:r>
+              <w:rPr>
+                <w:rFonts w:asciiTheme="majorHAnsi" w:hAnsiTheme="majorHAnsi" w:cstheme="majorHAnsi"/>
+              </w:rPr>
+              <w:t>deadlinami</w:t>
+            </w:r>
+            <w:proofErr w:type="spellEnd"/>
+            <w:r>
+              <w:rPr>
+                <w:rFonts w:asciiTheme="majorHAnsi" w:hAnsiTheme="majorHAnsi" w:cstheme="majorHAnsi"/>
+              </w:rPr>
+              <w:t xml:space="preserve"> analitycznymi</w:t>
+            </w:r>
+            <w:r>
+              <w:rPr>
+                <w:rFonts w:asciiTheme="majorHAnsi" w:hAnsiTheme="majorHAnsi" w:cstheme="majorHAnsi"/>
+              </w:rPr>
+              <w:t>.</w:t>
+            </w:r>
+          </w:p>
+          <w:p>
+            <w:pPr>
+              <w:pStyle w:val="ListParagraph"/>
               <w:numPr>
                 <w:ilvl w:val="0"/>
                 <w:numId w:val="8"/>
@@ -1015,25 +1409,213 @@
               </w:rPr>
               <w:t xml:space="preserve"> </w:t>
             </w:r>
-          </w:p>
-          <w:p>
-            <w:pPr>
-              <w:rPr>
-                <w:rFonts w:asciiTheme="majorHAnsi" w:hAnsiTheme="majorHAnsi" w:cstheme="majorHAnsi"/>
-              </w:rPr>
-            </w:pPr>
-          </w:p>
-          <w:p>
-            <w:pPr>
-              <w:rPr>
-                <w:rFonts w:asciiTheme="majorHAnsi" w:hAnsiTheme="majorHAnsi" w:cstheme="majorHAnsi"/>
-              </w:rPr>
-            </w:pPr>
-            <w:r>
-              <w:rPr>
-                <w:rFonts w:asciiTheme="majorHAnsi" w:hAnsiTheme="majorHAnsi" w:cstheme="majorHAnsi"/>
+            <w:r>
+              <w:rPr>
+                <w:rFonts w:asciiTheme="majorHAnsi" w:hAnsiTheme="majorHAnsi" w:cstheme="majorHAnsi"/>
+              </w:rPr>
+              <w:t xml:space="preserve">Ograniczone możliwości raportowania KPI: Słabo radzi sobie ze złożonymi, nietypowymi metrykami potrzebnymi w dziale </w:t>
+            </w:r>
+            <w:proofErr w:type="spellStart"/>
+            <w:r>
+              <w:rPr>
+                <w:rFonts w:asciiTheme="majorHAnsi" w:hAnsiTheme="majorHAnsi" w:cstheme="majorHAnsi"/>
+              </w:rPr>
+              <w:t>Payroll</w:t>
+            </w:r>
+            <w:proofErr w:type="spellEnd"/>
+            <w:r>
+              <w:rPr>
+                <w:rFonts w:asciiTheme="majorHAnsi" w:hAnsiTheme="majorHAnsi" w:cstheme="majorHAnsi"/>
+              </w:rPr>
+              <w:t xml:space="preserve"> Consulting.</w:t>
+            </w:r>
+          </w:p>
+          <w:p>
+            <w:pPr>
+              <w:rPr>
+                <w:rFonts w:asciiTheme="majorHAnsi" w:hAnsiTheme="majorHAnsi" w:cstheme="majorHAnsi"/>
+              </w:rPr>
+            </w:pPr>
+          </w:p>
+          <w:p>
+            <w:pPr>
+              <w:rPr>
+                <w:rFonts w:asciiTheme="majorHAnsi" w:hAnsiTheme="majorHAnsi" w:cstheme="majorHAnsi"/>
+                <w:b/>
+                <w:bCs/>
+              </w:rPr>
+            </w:pPr>
+            <w:r>
+              <w:rPr>
+                <w:rFonts w:asciiTheme="majorHAnsi" w:hAnsiTheme="majorHAnsi" w:cstheme="majorHAnsi"/>
+                <w:b/>
+                <w:bCs/>
               </w:rPr>
               <w:t>Podsumowanie</w:t>
+            </w:r>
+          </w:p>
+          <w:p>
+            <w:pPr>
+              <w:rPr>
+                <w:rFonts w:asciiTheme="majorHAnsi" w:hAnsiTheme="majorHAnsi" w:cstheme="majorHAnsi"/>
+              </w:rPr>
+            </w:pPr>
+            <w:r>
+              <w:rPr>
+                <w:rFonts w:asciiTheme="majorHAnsi" w:hAnsiTheme="majorHAnsi" w:cstheme="majorHAnsi"/>
+              </w:rPr>
+              <w:t>Analizowane rozwiązania rynkowe (</w:t>
+            </w:r>
+            <w:proofErr w:type="spellStart"/>
+            <w:r>
+              <w:rPr>
+                <w:rFonts w:asciiTheme="majorHAnsi" w:hAnsiTheme="majorHAnsi" w:cstheme="majorHAnsi"/>
+              </w:rPr>
+              <w:t>Salesforce</w:t>
+            </w:r>
+            <w:proofErr w:type="spellEnd"/>
+            <w:r>
+              <w:rPr>
+                <w:rFonts w:asciiTheme="majorHAnsi" w:hAnsiTheme="majorHAnsi" w:cstheme="majorHAnsi"/>
+              </w:rPr>
+              <w:t xml:space="preserve">, </w:t>
+            </w:r>
+            <w:proofErr w:type="spellStart"/>
+            <w:r>
+              <w:rPr>
+                <w:rFonts w:asciiTheme="majorHAnsi" w:hAnsiTheme="majorHAnsi" w:cstheme="majorHAnsi"/>
+              </w:rPr>
+              <w:t>HubSpot</w:t>
+            </w:r>
+            <w:proofErr w:type="spellEnd"/>
+            <w:r>
+              <w:rPr>
+                <w:rFonts w:asciiTheme="majorHAnsi" w:hAnsiTheme="majorHAnsi" w:cstheme="majorHAnsi"/>
+              </w:rPr>
+              <w:t xml:space="preserve">, </w:t>
+            </w:r>
+            <w:proofErr w:type="spellStart"/>
+            <w:r>
+              <w:rPr>
+                <w:rFonts w:asciiTheme="majorHAnsi" w:hAnsiTheme="majorHAnsi" w:cstheme="majorHAnsi"/>
+              </w:rPr>
+              <w:t>Pipedrive</w:t>
+            </w:r>
+            <w:proofErr w:type="spellEnd"/>
+            <w:r>
+              <w:rPr>
+                <w:rFonts w:asciiTheme="majorHAnsi" w:hAnsiTheme="majorHAnsi" w:cstheme="majorHAnsi"/>
+              </w:rPr>
+              <w:t xml:space="preserve">) to potężne, jednak uogólnione ("pudełkowe") systemy CRM. W autorskim projekcie HRK CRM wykorzystano najlepsze wzorce rynkowe w zakresie przejrzystości interfejsu (inspiracja np. </w:t>
+            </w:r>
+            <w:proofErr w:type="spellStart"/>
+            <w:r>
+              <w:rPr>
+                <w:rFonts w:asciiTheme="majorHAnsi" w:hAnsiTheme="majorHAnsi" w:cstheme="majorHAnsi"/>
+              </w:rPr>
+              <w:t>HubSpotem</w:t>
+            </w:r>
+            <w:proofErr w:type="spellEnd"/>
+            <w:r>
+              <w:rPr>
+                <w:rFonts w:asciiTheme="majorHAnsi" w:hAnsiTheme="majorHAnsi" w:cstheme="majorHAnsi"/>
+              </w:rPr>
+              <w:t xml:space="preserve">), odrzucając jednocześnie nadmiar niepotrzebnych opcji, które tylko rozpraszałyby zespół. </w:t>
+            </w:r>
+          </w:p>
+          <w:p>
+            <w:pPr>
+              <w:rPr>
+                <w:rFonts w:asciiTheme="majorHAnsi" w:hAnsiTheme="majorHAnsi" w:cstheme="majorHAnsi"/>
+              </w:rPr>
+            </w:pPr>
+            <w:r>
+              <w:rPr>
+                <w:rFonts w:asciiTheme="majorHAnsi" w:hAnsiTheme="majorHAnsi" w:cstheme="majorHAnsi"/>
+              </w:rPr>
+              <w:t xml:space="preserve">Poprawiono proces zarządzania klientem i dostosowano go stricte do procedur firmy HRK (np. dedykowane powiadomienia o zbliżających się waloryzacjach i alerty o terminach ważności umów). </w:t>
+            </w:r>
+          </w:p>
+          <w:p>
+            <w:pPr>
+              <w:rPr>
+                <w:rFonts w:asciiTheme="majorHAnsi" w:hAnsiTheme="majorHAnsi" w:cstheme="majorHAnsi"/>
+              </w:rPr>
+            </w:pPr>
+            <w:r>
+              <w:rPr>
+                <w:rFonts w:asciiTheme="majorHAnsi" w:hAnsiTheme="majorHAnsi" w:cstheme="majorHAnsi"/>
+              </w:rPr>
+              <w:t xml:space="preserve">Wielką nowością i autorskim podejściem w projekcie jest </w:t>
+            </w:r>
+            <w:r>
+              <w:rPr>
+                <w:rFonts w:asciiTheme="majorHAnsi" w:hAnsiTheme="majorHAnsi" w:cstheme="majorHAnsi"/>
+                <w:b/>
+                <w:bCs/>
+              </w:rPr>
+              <w:t>zastosowanie RAG (</w:t>
+            </w:r>
+            <w:proofErr w:type="spellStart"/>
+            <w:r>
+              <w:rPr>
+                <w:rFonts w:asciiTheme="majorHAnsi" w:hAnsiTheme="majorHAnsi" w:cstheme="majorHAnsi"/>
+                <w:b/>
+                <w:bCs/>
+              </w:rPr>
+              <w:t>Retrieval-Augmented</w:t>
+            </w:r>
+            <w:proofErr w:type="spellEnd"/>
+            <w:r>
+              <w:rPr>
+                <w:rFonts w:asciiTheme="majorHAnsi" w:hAnsiTheme="majorHAnsi" w:cstheme="majorHAnsi"/>
+                <w:b/>
+                <w:bCs/>
+              </w:rPr>
+              <w:t xml:space="preserve"> </w:t>
+            </w:r>
+            <w:proofErr w:type="spellStart"/>
+            <w:r>
+              <w:rPr>
+                <w:rFonts w:asciiTheme="majorHAnsi" w:hAnsiTheme="majorHAnsi" w:cstheme="majorHAnsi"/>
+                <w:b/>
+                <w:bCs/>
+              </w:rPr>
+              <w:t>Generation</w:t>
+            </w:r>
+            <w:proofErr w:type="spellEnd"/>
+            <w:r>
+              <w:rPr>
+                <w:rFonts w:asciiTheme="majorHAnsi" w:hAnsiTheme="majorHAnsi" w:cstheme="majorHAnsi"/>
+                <w:b/>
+                <w:bCs/>
+              </w:rPr>
+              <w:t>)</w:t>
+            </w:r>
+            <w:r>
+              <w:rPr>
+                <w:rFonts w:asciiTheme="majorHAnsi" w:hAnsiTheme="majorHAnsi" w:cstheme="majorHAnsi"/>
+              </w:rPr>
+              <w:t xml:space="preserve"> z użyciem lokalnego modelu AI</w:t>
+            </w:r>
+            <w:r>
+              <w:rPr>
+                <w:rFonts w:asciiTheme="majorHAnsi" w:hAnsiTheme="majorHAnsi" w:cstheme="majorHAnsi"/>
+              </w:rPr>
+              <w:t xml:space="preserve">, </w:t>
+            </w:r>
+            <w:r>
+              <w:rPr>
+                <w:rFonts w:asciiTheme="majorHAnsi" w:hAnsiTheme="majorHAnsi" w:cstheme="majorHAnsi"/>
+              </w:rPr>
+              <w:t xml:space="preserve">pełniącego rolę inteligentnego </w:t>
+            </w:r>
+            <w:r>
+              <w:rPr>
+                <w:rFonts w:asciiTheme="majorHAnsi" w:hAnsiTheme="majorHAnsi" w:cstheme="majorHAnsi"/>
+              </w:rPr>
+              <w:lastRenderedPageBreak/>
+              <w:t>asystenta doradczego. Analizuje on na żywo wgrywane dokumenty firmy, co stanowi unikalną cechę, niespotykaną w podstawowych wariantach omawianych rozwiązań CRM.</w:t>
             </w:r>
           </w:p>
         </w:tc>
@@ -1082,205 +1664,7 @@
           </w:p>
           <w:p>
             <w:pPr>
-              <w:spacing w:after="120"/>
-              <w:jc w:val="both"/>
-              <w:rPr>
-                <w:rFonts w:asciiTheme="majorHAnsi" w:hAnsiTheme="majorHAnsi" w:cstheme="majorHAnsi"/>
-                <w:i/>
-                <w:iCs/>
-                <w:color w:val="DA5050"/>
-                <w:sz w:val="18"/>
-                <w:szCs w:val="18"/>
-              </w:rPr>
-            </w:pPr>
-            <w:r>
-              <w:rPr>
-                <w:rFonts w:asciiTheme="majorHAnsi" w:hAnsiTheme="majorHAnsi" w:cstheme="majorHAnsi"/>
-                <w:i/>
-                <w:iCs/>
-                <w:color w:val="DA5050"/>
-                <w:sz w:val="18"/>
-                <w:szCs w:val="18"/>
-              </w:rPr>
-              <w:t>Wymie</w:t>
-            </w:r>
-            <w:r>
-              <w:rPr>
-                <w:rFonts w:asciiTheme="majorHAnsi" w:hAnsiTheme="majorHAnsi" w:cstheme="majorHAnsi"/>
-                <w:i/>
-                <w:iCs/>
-                <w:color w:val="DA5050"/>
-                <w:sz w:val="18"/>
-                <w:szCs w:val="18"/>
-              </w:rPr>
-              <w:t>nić</w:t>
-            </w:r>
-            <w:r>
-              <w:rPr>
-                <w:rFonts w:asciiTheme="majorHAnsi" w:hAnsiTheme="majorHAnsi" w:cstheme="majorHAnsi"/>
-                <w:i/>
-                <w:iCs/>
-                <w:color w:val="DA5050"/>
-                <w:sz w:val="18"/>
-                <w:szCs w:val="18"/>
-              </w:rPr>
-              <w:t xml:space="preserve"> wymagania </w:t>
-            </w:r>
-            <w:r>
-              <w:rPr>
-                <w:rStyle w:val="2Znak"/>
-              </w:rPr>
-              <w:t>funkcjonalne</w:t>
-            </w:r>
-            <w:r>
-              <w:rPr>
-                <w:rStyle w:val="2Znak"/>
-              </w:rPr>
-              <w:t xml:space="preserve"> </w:t>
-            </w:r>
-            <w:r>
-              <w:rPr>
-                <w:rStyle w:val="2Znak"/>
-              </w:rPr>
-              <w:t>aplikacji</w:t>
-            </w:r>
-            <w:r>
-              <w:rPr>
-                <w:rStyle w:val="2Znak"/>
-              </w:rPr>
-              <w:t xml:space="preserve">. </w:t>
-            </w:r>
-            <w:r>
-              <w:rPr>
-                <w:rStyle w:val="2Znak"/>
-              </w:rPr>
-              <w:t>Zaznaczyć</w:t>
-            </w:r>
-            <w:r>
-              <w:rPr>
-                <w:rFonts w:asciiTheme="majorHAnsi" w:hAnsiTheme="majorHAnsi" w:cstheme="majorHAnsi"/>
-                <w:i/>
-                <w:iCs/>
-                <w:color w:val="DA5050"/>
-                <w:sz w:val="18"/>
-                <w:szCs w:val="18"/>
-              </w:rPr>
-              <w:t>, co zostało zrealizowane w</w:t>
-            </w:r>
-            <w:r>
-              <w:rPr>
-                <w:rFonts w:asciiTheme="majorHAnsi" w:hAnsiTheme="majorHAnsi" w:cstheme="majorHAnsi"/>
-                <w:i/>
-                <w:iCs/>
-                <w:color w:val="DA5050"/>
-                <w:sz w:val="18"/>
-                <w:szCs w:val="18"/>
-              </w:rPr>
-              <w:t xml:space="preserve"> </w:t>
-            </w:r>
-            <w:r>
-              <w:rPr>
-                <w:rFonts w:asciiTheme="majorHAnsi" w:hAnsiTheme="majorHAnsi" w:cstheme="majorHAnsi"/>
-                <w:i/>
-                <w:iCs/>
-                <w:color w:val="DA5050"/>
-                <w:sz w:val="18"/>
-                <w:szCs w:val="18"/>
-              </w:rPr>
-              <w:t>projekci</w:t>
-            </w:r>
-            <w:r>
-              <w:rPr>
-                <w:rFonts w:asciiTheme="majorHAnsi" w:hAnsiTheme="majorHAnsi" w:cstheme="majorHAnsi"/>
-                <w:i/>
-                <w:iCs/>
-                <w:color w:val="DA5050"/>
-                <w:sz w:val="18"/>
-                <w:szCs w:val="18"/>
-              </w:rPr>
-              <w:t>e. O</w:t>
-            </w:r>
-            <w:r>
-              <w:rPr>
-                <w:rFonts w:asciiTheme="majorHAnsi" w:hAnsiTheme="majorHAnsi" w:cstheme="majorHAnsi"/>
-                <w:i/>
-                <w:iCs/>
-                <w:color w:val="DA5050"/>
-                <w:sz w:val="18"/>
-                <w:szCs w:val="18"/>
-              </w:rPr>
-              <w:t>dnieść się</w:t>
-            </w:r>
-            <w:r>
-              <w:rPr>
-                <w:rFonts w:asciiTheme="majorHAnsi" w:hAnsiTheme="majorHAnsi" w:cstheme="majorHAnsi"/>
-                <w:i/>
-                <w:iCs/>
-                <w:color w:val="DA5050"/>
-                <w:sz w:val="18"/>
-                <w:szCs w:val="18"/>
-              </w:rPr>
-              <w:t xml:space="preserve"> </w:t>
-            </w:r>
-            <w:r>
-              <w:rPr>
-                <w:rFonts w:asciiTheme="majorHAnsi" w:hAnsiTheme="majorHAnsi" w:cstheme="majorHAnsi"/>
-                <w:i/>
-                <w:iCs/>
-                <w:color w:val="DA5050"/>
-                <w:sz w:val="18"/>
-                <w:szCs w:val="18"/>
-              </w:rPr>
-              <w:t>do</w:t>
-            </w:r>
-            <w:r>
-              <w:rPr>
-                <w:rFonts w:asciiTheme="majorHAnsi" w:hAnsiTheme="majorHAnsi" w:cstheme="majorHAnsi"/>
-                <w:i/>
-                <w:iCs/>
-                <w:color w:val="DA5050"/>
-                <w:sz w:val="18"/>
-                <w:szCs w:val="18"/>
-              </w:rPr>
-              <w:t xml:space="preserve"> </w:t>
-            </w:r>
-            <w:r>
-              <w:rPr>
-                <w:rFonts w:asciiTheme="majorHAnsi" w:hAnsiTheme="majorHAnsi" w:cstheme="majorHAnsi"/>
-                <w:i/>
-                <w:iCs/>
-                <w:color w:val="DA5050"/>
-                <w:sz w:val="18"/>
-                <w:szCs w:val="18"/>
-              </w:rPr>
-              <w:t>punktów, które nie zakończyły się sukcesem i podać powód ich niepowodzeni</w:t>
-            </w:r>
-            <w:r>
-              <w:rPr>
-                <w:rFonts w:asciiTheme="majorHAnsi" w:hAnsiTheme="majorHAnsi" w:cstheme="majorHAnsi"/>
-                <w:i/>
-                <w:iCs/>
-                <w:color w:val="DA5050"/>
-                <w:sz w:val="18"/>
-                <w:szCs w:val="18"/>
-              </w:rPr>
-              <w:t>a</w:t>
-            </w:r>
-            <w:r>
-              <w:rPr>
-                <w:rFonts w:asciiTheme="majorHAnsi" w:hAnsiTheme="majorHAnsi" w:cstheme="majorHAnsi"/>
-                <w:i/>
-                <w:iCs/>
-                <w:color w:val="DA5050"/>
-                <w:sz w:val="18"/>
-                <w:szCs w:val="18"/>
-              </w:rPr>
-              <w:t>.</w:t>
-            </w:r>
-          </w:p>
-          <w:p>
-            <w:pPr>
-              <w:pStyle w:val="Akapitzlist"/>
+              <w:pStyle w:val="ListParagraph"/>
               <w:numPr>
                 <w:ilvl w:val="0"/>
                 <w:numId w:val="1"/>
@@ -1294,12 +1678,12 @@
               <w:rPr>
                 <w:rFonts w:asciiTheme="majorHAnsi" w:hAnsiTheme="majorHAnsi" w:cstheme="majorHAnsi"/>
               </w:rPr>
-              <w:t xml:space="preserve"> </w:t>
-            </w:r>
-          </w:p>
-          <w:p>
-            <w:pPr>
-              <w:pStyle w:val="Akapitzlist"/>
+              <w:t>[Zrealizowane] Logowanie użytkownika do systemu z wykorzystaniem Active Directory (SSO/LDAP).</w:t>
+            </w:r>
+          </w:p>
+          <w:p>
+            <w:pPr>
+              <w:pStyle w:val="ListParagraph"/>
               <w:numPr>
                 <w:ilvl w:val="0"/>
                 <w:numId w:val="1"/>
@@ -1313,12 +1697,12 @@
               <w:rPr>
                 <w:rFonts w:asciiTheme="majorHAnsi" w:hAnsiTheme="majorHAnsi" w:cstheme="majorHAnsi"/>
               </w:rPr>
-              <w:t xml:space="preserve"> </w:t>
-            </w:r>
-          </w:p>
-          <w:p>
-            <w:pPr>
-              <w:pStyle w:val="Akapitzlist"/>
+              <w:t>[Zrealizowane] Dodawanie, edycja i usuwanie danych klientów (zarządzanie bazą klientów).</w:t>
+            </w:r>
+          </w:p>
+          <w:p>
+            <w:pPr>
+              <w:pStyle w:val="ListParagraph"/>
               <w:numPr>
                 <w:ilvl w:val="0"/>
                 <w:numId w:val="1"/>
@@ -1332,12 +1716,12 @@
               <w:rPr>
                 <w:rFonts w:asciiTheme="majorHAnsi" w:hAnsiTheme="majorHAnsi" w:cstheme="majorHAnsi"/>
               </w:rPr>
-              <w:t xml:space="preserve"> </w:t>
-            </w:r>
-          </w:p>
-          <w:p>
-            <w:pPr>
-              <w:pStyle w:val="Akapitzlist"/>
+              <w:t>[Zrealizowane] Zarządzanie umowami i tworzenie procesów waloryzacji kwot w umowach.</w:t>
+            </w:r>
+          </w:p>
+          <w:p>
+            <w:pPr>
+              <w:pStyle w:val="ListParagraph"/>
               <w:numPr>
                 <w:ilvl w:val="0"/>
                 <w:numId w:val="1"/>
@@ -1351,12 +1735,26 @@
               <w:rPr>
                 <w:rFonts w:asciiTheme="majorHAnsi" w:hAnsiTheme="majorHAnsi" w:cstheme="majorHAnsi"/>
               </w:rPr>
-              <w:t xml:space="preserve"> </w:t>
-            </w:r>
-          </w:p>
-          <w:p>
-            <w:pPr>
-              <w:pStyle w:val="Akapitzlist"/>
+              <w:t xml:space="preserve">[Zrealizowane] Wyświetlanie alertów i powiadomień o zbliżających się </w:t>
+            </w:r>
+            <w:proofErr w:type="spellStart"/>
+            <w:r>
+              <w:rPr>
+                <w:rFonts w:asciiTheme="majorHAnsi" w:hAnsiTheme="majorHAnsi" w:cstheme="majorHAnsi"/>
+              </w:rPr>
+              <w:t>deadlinach</w:t>
+            </w:r>
+            <w:proofErr w:type="spellEnd"/>
+            <w:r>
+              <w:rPr>
+                <w:rFonts w:asciiTheme="majorHAnsi" w:hAnsiTheme="majorHAnsi" w:cstheme="majorHAnsi"/>
+              </w:rPr>
+              <w:t xml:space="preserve"> dotyczących klientów i umów.</w:t>
+            </w:r>
+          </w:p>
+          <w:p>
+            <w:pPr>
+              <w:pStyle w:val="ListParagraph"/>
               <w:numPr>
                 <w:ilvl w:val="0"/>
                 <w:numId w:val="1"/>
@@ -1370,12 +1768,20 @@
               <w:rPr>
                 <w:rFonts w:asciiTheme="majorHAnsi" w:hAnsiTheme="majorHAnsi" w:cstheme="majorHAnsi"/>
               </w:rPr>
-              <w:t xml:space="preserve"> </w:t>
-            </w:r>
-          </w:p>
-          <w:p>
-            <w:pPr>
-              <w:pStyle w:val="Akapitzlist"/>
+              <w:t xml:space="preserve">[Zrealizowane] Generowanie raportów KPI oraz podsumowań kluczowych wskaźników dla działu </w:t>
+            </w:r>
+            <w:proofErr w:type="spellStart"/>
+            <w:r>
+              <w:rPr>
+                <w:rFonts w:asciiTheme="majorHAnsi" w:hAnsiTheme="majorHAnsi" w:cstheme="majorHAnsi"/>
+              </w:rPr>
+              <w:t>Payroll</w:t>
+            </w:r>
+            <w:proofErr w:type="spellEnd"/>
+          </w:p>
+          <w:p>
+            <w:pPr>
+              <w:pStyle w:val="ListParagraph"/>
               <w:numPr>
                 <w:ilvl w:val="0"/>
                 <w:numId w:val="1"/>
@@ -1389,12 +1795,26 @@
               <w:rPr>
                 <w:rFonts w:asciiTheme="majorHAnsi" w:hAnsiTheme="majorHAnsi" w:cstheme="majorHAnsi"/>
               </w:rPr>
-              <w:t xml:space="preserve"> </w:t>
-            </w:r>
-          </w:p>
-          <w:p>
-            <w:pPr>
-              <w:pStyle w:val="Akapitzlist"/>
+              <w:t>[Zrealizowane] Obsługa przesyłania i przechowywania dokumentów w chmurze (</w:t>
+            </w:r>
+            <w:proofErr w:type="spellStart"/>
+            <w:r>
+              <w:rPr>
+                <w:rFonts w:asciiTheme="majorHAnsi" w:hAnsiTheme="majorHAnsi" w:cstheme="majorHAnsi"/>
+              </w:rPr>
+              <w:t>MinIO</w:t>
+            </w:r>
+            <w:proofErr w:type="spellEnd"/>
+            <w:r>
+              <w:rPr>
+                <w:rFonts w:asciiTheme="majorHAnsi" w:hAnsiTheme="majorHAnsi" w:cstheme="majorHAnsi"/>
+              </w:rPr>
+              <w:t xml:space="preserve"> / S3).</w:t>
+            </w:r>
+          </w:p>
+          <w:p>
+            <w:pPr>
+              <w:pStyle w:val="ListParagraph"/>
               <w:numPr>
                 <w:ilvl w:val="0"/>
                 <w:numId w:val="1"/>
@@ -1408,12 +1828,12 @@
               <w:rPr>
                 <w:rFonts w:asciiTheme="majorHAnsi" w:hAnsiTheme="majorHAnsi" w:cstheme="majorHAnsi"/>
               </w:rPr>
-              <w:t xml:space="preserve"> </w:t>
-            </w:r>
-          </w:p>
-          <w:p>
-            <w:pPr>
-              <w:pStyle w:val="Akapitzlist"/>
+              <w:t>[Zrealizowane] Konwersacyjna obsługa bazy wiedzy (Asystent AI odpowiadający na pytania na podstawie wgranych dokumentów w module Advisor).</w:t>
+            </w:r>
+          </w:p>
+          <w:p>
+            <w:pPr>
+              <w:pStyle w:val="ListParagraph"/>
               <w:numPr>
                 <w:ilvl w:val="0"/>
                 <w:numId w:val="1"/>
@@ -1427,12 +1847,12 @@
               <w:rPr>
                 <w:rFonts w:asciiTheme="majorHAnsi" w:hAnsiTheme="majorHAnsi" w:cstheme="majorHAnsi"/>
               </w:rPr>
-              <w:t xml:space="preserve"> </w:t>
-            </w:r>
-          </w:p>
-          <w:p>
-            <w:pPr>
-              <w:pStyle w:val="Akapitzlist"/>
+              <w:t>[Zrealizowane] Możliwość przydzielania klientów do określonych opiekunów / zespołów w firmie.</w:t>
+            </w:r>
+          </w:p>
+          <w:p>
+            <w:pPr>
+              <w:pStyle w:val="ListParagraph"/>
               <w:numPr>
                 <w:ilvl w:val="0"/>
                 <w:numId w:val="1"/>
@@ -1446,12 +1866,12 @@
               <w:rPr>
                 <w:rFonts w:asciiTheme="majorHAnsi" w:hAnsiTheme="majorHAnsi" w:cstheme="majorHAnsi"/>
               </w:rPr>
-              <w:t xml:space="preserve"> </w:t>
-            </w:r>
-          </w:p>
-          <w:p>
-            <w:pPr>
-              <w:pStyle w:val="Akapitzlist"/>
+              <w:t>[Zrealizowane] Dostęp do dedykowanego panelu analitycznego (Dashboard) z kluczowymi informacjami biznesowymi.</w:t>
+            </w:r>
+          </w:p>
+          <w:p>
+            <w:pPr>
+              <w:pStyle w:val="ListParagraph"/>
               <w:numPr>
                 <w:ilvl w:val="0"/>
                 <w:numId w:val="1"/>
@@ -1465,7 +1885,7 @@
               <w:rPr>
                 <w:rFonts w:asciiTheme="majorHAnsi" w:hAnsiTheme="majorHAnsi" w:cstheme="majorHAnsi"/>
               </w:rPr>
-              <w:t xml:space="preserve"> </w:t>
+              <w:t>[Zrealizowane] Wyszukiwanie, sortowanie i filtrowanie informacji o klientach oraz umowach w widokach tabelarycznych.</w:t>
             </w:r>
           </w:p>
         </w:tc>
@@ -1525,68 +1945,7 @@
           </w:p>
           <w:p>
             <w:pPr>
-              <w:pStyle w:val="2"/>
-              <w:jc w:val="both"/>
-            </w:pPr>
-            <w:r>
-              <w:t xml:space="preserve">Wymienić wymagania niefunkcjonalne </w:t>
-            </w:r>
-            <w:r>
-              <w:t xml:space="preserve">aplikacji </w:t>
-            </w:r>
-            <w:r>
-              <w:t>i</w:t>
-            </w:r>
-            <w:r>
-              <w:t xml:space="preserve"> ich miary</w:t>
-            </w:r>
-            <w:r>
-              <w:t>.</w:t>
-            </w:r>
-            <w:r>
-              <w:t xml:space="preserve"> </w:t>
-            </w:r>
-            <w:r>
-              <w:t>Zaznaczyć</w:t>
-            </w:r>
-            <w:r>
-              <w:t>, co zostało zrealizowane</w:t>
-            </w:r>
-            <w:r>
-              <w:t xml:space="preserve"> </w:t>
-            </w:r>
-            <w:r>
-              <w:t>w</w:t>
-            </w:r>
-            <w:r>
-              <w:t xml:space="preserve"> </w:t>
-            </w:r>
-            <w:r>
-              <w:t>projekcie</w:t>
-            </w:r>
-            <w:r>
-              <w:t>.</w:t>
-            </w:r>
-            <w:r>
-              <w:t xml:space="preserve"> </w:t>
-            </w:r>
-            <w:r>
-              <w:t>O</w:t>
-            </w:r>
-            <w:r>
-              <w:t>dnieść się do punktów, które nie zakończyły się sukcesem i podać powód ich niepowodzenia</w:t>
-            </w:r>
-            <w:r>
-              <w:rPr>
-                <w:i w:val="0"/>
-                <w:iCs w:val="0"/>
-              </w:rPr>
-              <w:t>.</w:t>
-            </w:r>
-          </w:p>
-          <w:p>
-            <w:pPr>
-              <w:pStyle w:val="Akapitzlist"/>
+              <w:pStyle w:val="ListParagraph"/>
               <w:numPr>
                 <w:ilvl w:val="0"/>
                 <w:numId w:val="2"/>
@@ -1600,12 +1959,68 @@
               <w:rPr>
                 <w:rFonts w:asciiTheme="majorHAnsi" w:hAnsiTheme="majorHAnsi" w:cstheme="majorHAnsi"/>
               </w:rPr>
-              <w:t xml:space="preserve"> </w:t>
-            </w:r>
-          </w:p>
-          <w:p>
-            <w:pPr>
-              <w:pStyle w:val="Akapitzlist"/>
+              <w:t xml:space="preserve">[Zrealizowane] Wydajność – Czas ładowania najważniejszych widoków i </w:t>
+            </w:r>
+            <w:proofErr w:type="spellStart"/>
+            <w:r>
+              <w:rPr>
+                <w:rFonts w:asciiTheme="majorHAnsi" w:hAnsiTheme="majorHAnsi" w:cstheme="majorHAnsi"/>
+              </w:rPr>
+              <w:t>dashboardu</w:t>
+            </w:r>
+            <w:proofErr w:type="spellEnd"/>
+            <w:r>
+              <w:rPr>
+                <w:rFonts w:asciiTheme="majorHAnsi" w:hAnsiTheme="majorHAnsi" w:cstheme="majorHAnsi"/>
+              </w:rPr>
+              <w:t xml:space="preserve"> poniżej 2 sekund. Zastosowano asynchroniczne zapytania w </w:t>
+            </w:r>
+            <w:proofErr w:type="spellStart"/>
+            <w:r>
+              <w:rPr>
+                <w:rFonts w:asciiTheme="majorHAnsi" w:hAnsiTheme="majorHAnsi" w:cstheme="majorHAnsi"/>
+              </w:rPr>
+              <w:t>FastAPI</w:t>
+            </w:r>
+            <w:proofErr w:type="spellEnd"/>
+            <w:r>
+              <w:rPr>
+                <w:rFonts w:asciiTheme="majorHAnsi" w:hAnsiTheme="majorHAnsi" w:cstheme="majorHAnsi"/>
+              </w:rPr>
+              <w:t xml:space="preserve"> oraz </w:t>
+            </w:r>
+            <w:proofErr w:type="spellStart"/>
+            <w:r>
+              <w:rPr>
+                <w:rFonts w:asciiTheme="majorHAnsi" w:hAnsiTheme="majorHAnsi" w:cstheme="majorHAnsi"/>
+              </w:rPr>
+              <w:t>React</w:t>
+            </w:r>
+            <w:proofErr w:type="spellEnd"/>
+            <w:r>
+              <w:rPr>
+                <w:rFonts w:asciiTheme="majorHAnsi" w:hAnsiTheme="majorHAnsi" w:cstheme="majorHAnsi"/>
+              </w:rPr>
+              <w:t xml:space="preserve"> Query na </w:t>
+            </w:r>
+            <w:proofErr w:type="spellStart"/>
+            <w:r>
+              <w:rPr>
+                <w:rFonts w:asciiTheme="majorHAnsi" w:hAnsiTheme="majorHAnsi" w:cstheme="majorHAnsi"/>
+              </w:rPr>
+              <w:t>frontendzie</w:t>
+            </w:r>
+            <w:proofErr w:type="spellEnd"/>
+            <w:r>
+              <w:rPr>
+                <w:rFonts w:asciiTheme="majorHAnsi" w:hAnsiTheme="majorHAnsi" w:cstheme="majorHAnsi"/>
+              </w:rPr>
+              <w:t>.</w:t>
+            </w:r>
+          </w:p>
+          <w:p>
+            <w:pPr>
+              <w:pStyle w:val="ListParagraph"/>
               <w:numPr>
                 <w:ilvl w:val="0"/>
                 <w:numId w:val="2"/>
@@ -1619,12 +2034,68 @@
               <w:rPr>
                 <w:rFonts w:asciiTheme="majorHAnsi" w:hAnsiTheme="majorHAnsi" w:cstheme="majorHAnsi"/>
               </w:rPr>
+              <w:t>[Zrealizowane] Bezpieczeństwo – Hasła nieskładowane w jawnej formie, sesje zabezpieczone (</w:t>
+            </w:r>
+            <w:proofErr w:type="spellStart"/>
+            <w:r>
+              <w:rPr>
+                <w:rFonts w:asciiTheme="majorHAnsi" w:hAnsiTheme="majorHAnsi" w:cstheme="majorHAnsi"/>
+              </w:rPr>
+              <w:t>Redux</w:t>
+            </w:r>
+            <w:proofErr w:type="spellEnd"/>
+            <w:r>
+              <w:rPr>
+                <w:rFonts w:asciiTheme="majorHAnsi" w:hAnsiTheme="majorHAnsi" w:cstheme="majorHAnsi"/>
+              </w:rPr>
               <w:t xml:space="preserve"> </w:t>
             </w:r>
-          </w:p>
-          <w:p>
-            <w:pPr>
-              <w:pStyle w:val="Akapitzlist"/>
+            <w:proofErr w:type="spellStart"/>
+            <w:r>
+              <w:rPr>
+                <w:rFonts w:asciiTheme="majorHAnsi" w:hAnsiTheme="majorHAnsi" w:cstheme="majorHAnsi"/>
+              </w:rPr>
+              <w:t>Auth</w:t>
+            </w:r>
+            <w:proofErr w:type="spellEnd"/>
+            <w:r>
+              <w:rPr>
+                <w:rFonts w:asciiTheme="majorHAnsi" w:hAnsiTheme="majorHAnsi" w:cstheme="majorHAnsi"/>
+              </w:rPr>
+              <w:t xml:space="preserve"> na froncie), </w:t>
+            </w:r>
+            <w:proofErr w:type="spellStart"/>
+            <w:r>
+              <w:rPr>
+                <w:rFonts w:asciiTheme="majorHAnsi" w:hAnsiTheme="majorHAnsi" w:cstheme="majorHAnsi"/>
+              </w:rPr>
+              <w:t>backend</w:t>
+            </w:r>
+            <w:proofErr w:type="spellEnd"/>
+            <w:r>
+              <w:rPr>
+                <w:rFonts w:asciiTheme="majorHAnsi" w:hAnsiTheme="majorHAnsi" w:cstheme="majorHAnsi"/>
+              </w:rPr>
+              <w:t xml:space="preserve"> odporny na wstrzyknięcia SQL (dzięki ORM </w:t>
+            </w:r>
+            <w:proofErr w:type="spellStart"/>
+            <w:r>
+              <w:rPr>
+                <w:rFonts w:asciiTheme="majorHAnsi" w:hAnsiTheme="majorHAnsi" w:cstheme="majorHAnsi"/>
+              </w:rPr>
+              <w:t>SQLAlchemy</w:t>
+            </w:r>
+            <w:proofErr w:type="spellEnd"/>
+            <w:r>
+              <w:rPr>
+                <w:rFonts w:asciiTheme="majorHAnsi" w:hAnsiTheme="majorHAnsi" w:cstheme="majorHAnsi"/>
+              </w:rPr>
+              <w:t>).</w:t>
+            </w:r>
+          </w:p>
+          <w:p>
+            <w:pPr>
+              <w:pStyle w:val="ListParagraph"/>
               <w:numPr>
                 <w:ilvl w:val="0"/>
                 <w:numId w:val="2"/>
@@ -1638,12 +2109,54 @@
               <w:rPr>
                 <w:rFonts w:asciiTheme="majorHAnsi" w:hAnsiTheme="majorHAnsi" w:cstheme="majorHAnsi"/>
               </w:rPr>
-              <w:t xml:space="preserve"> </w:t>
-            </w:r>
-          </w:p>
-          <w:p>
-            <w:pPr>
-              <w:pStyle w:val="Akapitzlist"/>
+              <w:t xml:space="preserve">[Zrealizowane] Skalowalność – Zastosowanie bazy </w:t>
+            </w:r>
+            <w:proofErr w:type="spellStart"/>
+            <w:r>
+              <w:rPr>
+                <w:rFonts w:asciiTheme="majorHAnsi" w:hAnsiTheme="majorHAnsi" w:cstheme="majorHAnsi"/>
+              </w:rPr>
+              <w:t>PostgreSQL</w:t>
+            </w:r>
+            <w:proofErr w:type="spellEnd"/>
+            <w:r>
+              <w:rPr>
+                <w:rFonts w:asciiTheme="majorHAnsi" w:hAnsiTheme="majorHAnsi" w:cstheme="majorHAnsi"/>
+              </w:rPr>
+              <w:t xml:space="preserve"> z rozszerzeniem </w:t>
+            </w:r>
+            <w:proofErr w:type="spellStart"/>
+            <w:r>
+              <w:rPr>
+                <w:rFonts w:asciiTheme="majorHAnsi" w:hAnsiTheme="majorHAnsi" w:cstheme="majorHAnsi"/>
+              </w:rPr>
+              <w:t>pgvector</w:t>
+            </w:r>
+            <w:proofErr w:type="spellEnd"/>
+            <w:r>
+              <w:rPr>
+                <w:rFonts w:asciiTheme="majorHAnsi" w:hAnsiTheme="majorHAnsi" w:cstheme="majorHAnsi"/>
+              </w:rPr>
+              <w:t xml:space="preserve"> i architektury konteneryzacji w </w:t>
+            </w:r>
+            <w:proofErr w:type="spellStart"/>
+            <w:r>
+              <w:rPr>
+                <w:rFonts w:asciiTheme="majorHAnsi" w:hAnsiTheme="majorHAnsi" w:cstheme="majorHAnsi"/>
+              </w:rPr>
+              <w:t>Dockerze</w:t>
+            </w:r>
+            <w:proofErr w:type="spellEnd"/>
+            <w:r>
+              <w:rPr>
+                <w:rFonts w:asciiTheme="majorHAnsi" w:hAnsiTheme="majorHAnsi" w:cstheme="majorHAnsi"/>
+              </w:rPr>
+              <w:t>, co ułatwia ewentualną rozbudowę aplikacji o kolejne instancje.</w:t>
+            </w:r>
+          </w:p>
+          <w:p>
+            <w:pPr>
+              <w:pStyle w:val="ListParagraph"/>
               <w:numPr>
                 <w:ilvl w:val="0"/>
                 <w:numId w:val="2"/>
@@ -1657,12 +2170,40 @@
               <w:rPr>
                 <w:rFonts w:asciiTheme="majorHAnsi" w:hAnsiTheme="majorHAnsi" w:cstheme="majorHAnsi"/>
               </w:rPr>
-              <w:t xml:space="preserve"> </w:t>
-            </w:r>
-          </w:p>
-          <w:p>
-            <w:pPr>
-              <w:pStyle w:val="Akapitzlist"/>
+              <w:t xml:space="preserve">[Zrealizowane] Dostępność i prywatność AI – Moduł asystenta oparty na lokalnym LLM phi-3.5 (RAG na </w:t>
+            </w:r>
+            <w:proofErr w:type="spellStart"/>
+            <w:r>
+              <w:rPr>
+                <w:rFonts w:asciiTheme="majorHAnsi" w:hAnsiTheme="majorHAnsi" w:cstheme="majorHAnsi"/>
+              </w:rPr>
+              <w:t>Ollama</w:t>
+            </w:r>
+            <w:proofErr w:type="spellEnd"/>
+            <w:r>
+              <w:rPr>
+                <w:rFonts w:asciiTheme="majorHAnsi" w:hAnsiTheme="majorHAnsi" w:cstheme="majorHAnsi"/>
+              </w:rPr>
+              <w:t xml:space="preserve">), co gwarantuje całkowitą poufność – dane o klientach i umowach nie są wysyłane do publicznych API (np. </w:t>
+            </w:r>
+            <w:proofErr w:type="spellStart"/>
+            <w:r>
+              <w:rPr>
+                <w:rFonts w:asciiTheme="majorHAnsi" w:hAnsiTheme="majorHAnsi" w:cstheme="majorHAnsi"/>
+              </w:rPr>
+              <w:t>OpenAI</w:t>
+            </w:r>
+            <w:proofErr w:type="spellEnd"/>
+            <w:r>
+              <w:rPr>
+                <w:rFonts w:asciiTheme="majorHAnsi" w:hAnsiTheme="majorHAnsi" w:cstheme="majorHAnsi"/>
+              </w:rPr>
+              <w:t>).</w:t>
+            </w:r>
+          </w:p>
+          <w:p>
+            <w:pPr>
+              <w:pStyle w:val="ListParagraph"/>
               <w:numPr>
                 <w:ilvl w:val="0"/>
                 <w:numId w:val="2"/>
@@ -1670,13 +2211,27 @@
               <w:ind w:left="423"/>
               <w:rPr>
                 <w:rFonts w:asciiTheme="majorHAnsi" w:hAnsiTheme="majorHAnsi" w:cstheme="majorHAnsi"/>
-              </w:rPr>
-            </w:pPr>
-            <w:r>
-              <w:rPr>
-                <w:rFonts w:asciiTheme="majorHAnsi" w:hAnsiTheme="majorHAnsi" w:cstheme="majorHAnsi"/>
+                <w:sz w:val="44"/>
+                <w:szCs w:val="44"/>
+              </w:rPr>
+            </w:pPr>
+            <w:r>
+              <w:rPr>
+                <w:rFonts w:asciiTheme="majorHAnsi" w:hAnsiTheme="majorHAnsi" w:cstheme="majorHAnsi"/>
+                <w:color w:val="EE0000"/>
+                <w:sz w:val="44"/>
+                <w:szCs w:val="44"/>
               </w:rPr>
               <w:t xml:space="preserve"> </w:t>
+            </w:r>
+            <w:r>
+              <w:rPr>
+                <w:rFonts w:asciiTheme="majorHAnsi" w:hAnsiTheme="majorHAnsi" w:cstheme="majorHAnsi"/>
+                <w:color w:val="EE0000"/>
+                <w:sz w:val="44"/>
+                <w:szCs w:val="44"/>
+              </w:rPr>
+              <w:t>DODAC !!!</w:t>
             </w:r>
           </w:p>
         </w:tc>
@@ -1715,7 +2270,7 @@
     </w:p>
     <w:tbl>
       <w:tblPr>
-        <w:tblStyle w:val="Tabela-Siatka"/>
+        <w:tblStyle w:val="TableGrid"/>
         <w:tblW w:w="0" w:type="auto"/>
         <w:tblBorders>
           <w:top w:val="single" w:sz="4" w:space="0" w:color="323232"/>
@@ -1734,8 +2289,8 @@
         <w:tblLook w:val="04A0" w:firstRow="1" w:lastRow="0" w:firstColumn="1" w:lastColumn="0" w:noHBand="0" w:noVBand="1"/>
       </w:tblPr>
       <w:tblGrid>
-        <w:gridCol w:w="7879"/>
-        <w:gridCol w:w="1749"/>
+        <w:gridCol w:w="8246"/>
+        <w:gridCol w:w="1382"/>
       </w:tblGrid>
       <w:tr>
         <w:trPr>
@@ -1791,40 +2346,6 @@
                 <w:szCs w:val="28"/>
               </w:rPr>
             </w:pPr>
-            <w:r>
-              <w:rPr>
-                <w:rFonts w:asciiTheme="majorHAnsi" w:hAnsiTheme="majorHAnsi" w:cstheme="majorHAnsi"/>
-                <w:i/>
-                <w:iCs/>
-                <w:color w:val="DA5050"/>
-                <w:sz w:val="18"/>
-                <w:szCs w:val="18"/>
-              </w:rPr>
-              <w:t xml:space="preserve">Wypełnić </w:t>
-            </w:r>
-            <w:r>
-              <w:rPr>
-                <w:rFonts w:asciiTheme="majorHAnsi" w:hAnsiTheme="majorHAnsi" w:cstheme="majorHAnsi"/>
-                <w:i/>
-                <w:iCs/>
-                <w:color w:val="DA5050"/>
-                <w:sz w:val="18"/>
-                <w:szCs w:val="18"/>
-              </w:rPr>
-              <w:t>zgodnie z poleceniami poniżej.</w:t>
-            </w:r>
-            <w:r>
-              <w:rPr>
-                <w:rFonts w:asciiTheme="majorHAnsi" w:hAnsiTheme="majorHAnsi" w:cstheme="majorHAnsi"/>
-                <w:i/>
-                <w:iCs/>
-                <w:color w:val="DA5050"/>
-                <w:sz w:val="18"/>
-                <w:szCs w:val="18"/>
-              </w:rPr>
-              <w:br/>
-              <w:t>Jeżeli dane kryterium nie zostało spełnione, zostawić puste pole – nie usuwać!</w:t>
-            </w:r>
           </w:p>
         </w:tc>
         <w:tc>
@@ -1961,95 +2482,11 @@
           </w:p>
           <w:p>
             <w:pPr>
-              <w:pStyle w:val="2"/>
-              <w:jc w:val="both"/>
-            </w:pPr>
-            <w:r>
-              <w:t xml:space="preserve">Opisać </w:t>
-            </w:r>
-            <w:r>
-              <w:t>krótko</w:t>
-            </w:r>
-            <w:r>
-              <w:t xml:space="preserve"> bazę</w:t>
-            </w:r>
-            <w:r>
-              <w:t xml:space="preserve"> </w:t>
-            </w:r>
-            <w:r>
-              <w:t>albo b</w:t>
-            </w:r>
-            <w:r>
-              <w:t>azy</w:t>
-            </w:r>
-            <w:r>
-              <w:t xml:space="preserve"> danych wykorzystan</w:t>
-            </w:r>
-            <w:r>
-              <w:t>e</w:t>
-            </w:r>
-            <w:r>
-              <w:t xml:space="preserve"> w aplikacji</w:t>
-            </w:r>
-            <w:r>
-              <w:t xml:space="preserve">, </w:t>
-            </w:r>
-            <w:r>
-              <w:t>czyli</w:t>
-            </w:r>
-            <w:r>
-              <w:t xml:space="preserve"> </w:t>
-            </w:r>
-            <w:r>
-              <w:t xml:space="preserve">najważniejsze obiekty </w:t>
-            </w:r>
-            <w:r>
-              <w:t>oraz</w:t>
-            </w:r>
-            <w:r>
-              <w:t xml:space="preserve"> </w:t>
-            </w:r>
-            <w:r>
-              <w:t xml:space="preserve">ich atrybuty, </w:t>
-            </w:r>
-            <w:r>
-              <w:t>w tym z</w:t>
-            </w:r>
-            <w:r>
-              <w:t>ależności między obiektami</w:t>
-            </w:r>
-            <w:r>
-              <w:t>.</w:t>
-            </w:r>
-            <w:r>
-              <w:t xml:space="preserve"> </w:t>
-            </w:r>
-            <w:r>
-              <w:t>W przypadku baz</w:t>
-            </w:r>
-            <w:r>
-              <w:t>y relacyjnej</w:t>
-            </w:r>
-            <w:r>
-              <w:t xml:space="preserve"> </w:t>
-            </w:r>
-            <w:r>
-              <w:t>u</w:t>
-            </w:r>
-            <w:r>
-              <w:t>mieścić diagram ERD. W</w:t>
-            </w:r>
-            <w:r>
-              <w:t>stawione obrazy muszą być czytelne!</w:t>
-            </w:r>
-          </w:p>
-          <w:p>
-            <w:pPr>
               <w:pStyle w:val="3"/>
               <w:jc w:val="left"/>
             </w:pPr>
             <w:r>
-              <w:t>Opis</w:t>
+              <w:t>Projekt i implementacja bazy danych (relacyjnej, nierelacyjnej i/lub hurtowni)</w:t>
             </w:r>
           </w:p>
           <w:p>
@@ -2058,13 +2495,285 @@
               <w:jc w:val="left"/>
             </w:pPr>
             <w:r>
-              <w:t>[</w:t>
-            </w:r>
-            <w:r>
-              <w:t>Obraz</w:t>
-            </w:r>
-            <w:r>
-              <w:t>]</w:t>
+              <w:t>W projekcie HRK CRM zastosowano architekturę hybrydową, wykorzystującą zarówno bazę relacyjną, jak i nierelacyjną (obiektową), co pozwala na optymalne zarządzanie danymi i wydajną obsługę asystenta AI.</w:t>
+            </w:r>
+            <w:r>
+              <w:t xml:space="preserve"> </w:t>
+            </w:r>
+          </w:p>
+          <w:p>
+            <w:pPr>
+              <w:pStyle w:val="3"/>
+              <w:jc w:val="left"/>
+            </w:pPr>
+          </w:p>
+          <w:p>
+            <w:pPr>
+              <w:pStyle w:val="3"/>
+              <w:jc w:val="left"/>
+              <w:rPr>
+                <w:b/>
+                <w:bCs/>
+              </w:rPr>
+            </w:pPr>
+            <w:r>
+              <w:rPr>
+                <w:b/>
+                <w:bCs/>
+              </w:rPr>
+              <w:t>1. Baza relacyjna (</w:t>
+            </w:r>
+            <w:proofErr w:type="spellStart"/>
+            <w:r>
+              <w:rPr>
+                <w:b/>
+                <w:bCs/>
+              </w:rPr>
+              <w:t>PostgreSQL</w:t>
+            </w:r>
+            <w:proofErr w:type="spellEnd"/>
+            <w:r>
+              <w:rPr>
+                <w:b/>
+                <w:bCs/>
+              </w:rPr>
+              <w:t xml:space="preserve"> 17):</w:t>
+            </w:r>
+          </w:p>
+          <w:p>
+            <w:pPr>
+              <w:pStyle w:val="3"/>
+              <w:jc w:val="left"/>
+            </w:pPr>
+            <w:r>
+              <w:t>Stanowi główny silnik do przechowywania logiki biznesowej. Najważniejsze obiekty to m.in.:</w:t>
+            </w:r>
+          </w:p>
+          <w:p>
+            <w:pPr>
+              <w:pStyle w:val="3"/>
+              <w:numPr>
+                <w:ilvl w:val="0"/>
+                <w:numId w:val="18"/>
+              </w:numPr>
+              <w:jc w:val="left"/>
+            </w:pPr>
+            <w:r>
+              <w:t>Klienci (</w:t>
+            </w:r>
+            <w:proofErr w:type="spellStart"/>
+            <w:r>
+              <w:t>Clients</w:t>
+            </w:r>
+            <w:proofErr w:type="spellEnd"/>
+            <w:r>
+              <w:t xml:space="preserve">) – przechowuje dane firm korzystających z usług </w:t>
+            </w:r>
+            <w:proofErr w:type="spellStart"/>
+            <w:r>
+              <w:t>payroll</w:t>
+            </w:r>
+            <w:proofErr w:type="spellEnd"/>
+            <w:r>
+              <w:t>.</w:t>
+            </w:r>
+          </w:p>
+          <w:p>
+            <w:pPr>
+              <w:pStyle w:val="3"/>
+              <w:numPr>
+                <w:ilvl w:val="0"/>
+                <w:numId w:val="18"/>
+              </w:numPr>
+              <w:jc w:val="left"/>
+            </w:pPr>
+            <w:r>
+              <w:t>Umowy (</w:t>
+            </w:r>
+            <w:proofErr w:type="spellStart"/>
+            <w:r>
+              <w:t>Contracts</w:t>
+            </w:r>
+            <w:proofErr w:type="spellEnd"/>
+            <w:r>
+              <w:t>) – zawiera informacje o stawkach, datach i waloryzacjach powiązanych z klientami.</w:t>
+            </w:r>
+          </w:p>
+          <w:p>
+            <w:pPr>
+              <w:pStyle w:val="3"/>
+              <w:numPr>
+                <w:ilvl w:val="0"/>
+                <w:numId w:val="18"/>
+              </w:numPr>
+              <w:jc w:val="left"/>
+            </w:pPr>
+            <w:r>
+              <w:t>Użytkownicy (</w:t>
+            </w:r>
+            <w:proofErr w:type="spellStart"/>
+            <w:r>
+              <w:t>Users</w:t>
+            </w:r>
+            <w:proofErr w:type="spellEnd"/>
+            <w:r>
+              <w:t>) – obsługuje role w systemie (np. opiekunowie klientów, administracja).</w:t>
+            </w:r>
+          </w:p>
+          <w:p>
+            <w:pPr>
+              <w:pStyle w:val="3"/>
+              <w:ind w:left="360"/>
+              <w:jc w:val="left"/>
+            </w:pPr>
+            <w:r>
+              <w:t xml:space="preserve">Zależności opierają się na klasycznych kluczach obcych (np. relacja </w:t>
+            </w:r>
+            <w:proofErr w:type="gramStart"/>
+            <w:r>
+              <w:t>1:N</w:t>
+            </w:r>
+            <w:proofErr w:type="gramEnd"/>
+            <w:r>
+              <w:t xml:space="preserve"> między Klientem a jego Umowami). Dodatkowo w </w:t>
+            </w:r>
+            <w:proofErr w:type="spellStart"/>
+            <w:r>
+              <w:t>PostgreSQL</w:t>
+            </w:r>
+            <w:proofErr w:type="spellEnd"/>
+            <w:r>
+              <w:t xml:space="preserve"> wykorzystano kolumny typu JSONB dla elastycznych atrybutów oraz dedykowane rozszerzenie </w:t>
+            </w:r>
+            <w:proofErr w:type="spellStart"/>
+            <w:r>
+              <w:t>pgvector</w:t>
+            </w:r>
+            <w:proofErr w:type="spellEnd"/>
+            <w:r>
+              <w:t>. Pozwala ono na przechowywanie wektorowych reprezentacji tekstu (</w:t>
+            </w:r>
+            <w:proofErr w:type="spellStart"/>
+            <w:r>
+              <w:t>embeddings</w:t>
+            </w:r>
+            <w:proofErr w:type="spellEnd"/>
+            <w:r>
+              <w:t>), które są krytyczne dla działania modułu asystenta AI i mechanizmu RAG.</w:t>
+            </w:r>
+          </w:p>
+          <w:p>
+            <w:pPr>
+              <w:pStyle w:val="3"/>
+              <w:ind w:left="360"/>
+              <w:jc w:val="left"/>
+            </w:pPr>
+          </w:p>
+          <w:p>
+            <w:pPr>
+              <w:pStyle w:val="3"/>
+              <w:jc w:val="left"/>
+              <w:rPr>
+                <w:b/>
+                <w:bCs/>
+              </w:rPr>
+            </w:pPr>
+            <w:r>
+              <w:rPr>
+                <w:b/>
+                <w:bCs/>
+              </w:rPr>
+              <w:t xml:space="preserve">2. </w:t>
+            </w:r>
+            <w:r>
+              <w:rPr>
+                <w:b/>
+                <w:bCs/>
+              </w:rPr>
+              <w:t>Baza nierelacyjna/obiektowa (</w:t>
+            </w:r>
+            <w:proofErr w:type="spellStart"/>
+            <w:r>
+              <w:rPr>
+                <w:b/>
+                <w:bCs/>
+              </w:rPr>
+              <w:t>MinIO</w:t>
+            </w:r>
+            <w:proofErr w:type="spellEnd"/>
+            <w:r>
+              <w:rPr>
+                <w:b/>
+                <w:bCs/>
+              </w:rPr>
+              <w:t>):</w:t>
+            </w:r>
+          </w:p>
+          <w:p>
+            <w:pPr>
+              <w:pStyle w:val="3"/>
+              <w:jc w:val="left"/>
+            </w:pPr>
+            <w:r>
+              <w:t xml:space="preserve">Ze względu na konieczność zarządzania dokumentami (np. skanami umów), wdrożono lokalne rozwiązanie kompatybilne z Amazon S3 – </w:t>
+            </w:r>
+            <w:proofErr w:type="spellStart"/>
+            <w:r>
+              <w:t>MinIO</w:t>
+            </w:r>
+            <w:proofErr w:type="spellEnd"/>
+            <w:r>
+              <w:t>. Służy ono jako bezpieczny, wydajny magazyn plików, które w bazie relacyjnej są powiązane jedynie odpowiednimi identyfikatorami.</w:t>
+            </w:r>
+          </w:p>
+          <w:p>
+            <w:pPr>
+              <w:pStyle w:val="3"/>
+              <w:jc w:val="left"/>
+            </w:pPr>
+          </w:p>
+          <w:p>
+            <w:pPr>
+              <w:pStyle w:val="3"/>
+              <w:jc w:val="left"/>
+            </w:pPr>
+            <w:r>
+              <w:lastRenderedPageBreak/>
+              <w:drawing>
+                <wp:inline distT="0" distB="0" distL="0" distR="0" wp14:anchorId="6738ECB8" wp14:editId="0CB8FE61">
+                  <wp:extent cx="5056193" cy="3183859"/>
+                  <wp:effectExtent l="0" t="0" r="0" b="4445"/>
+                  <wp:docPr id="1664235883" name="Picture 1"/>
+                  <wp:cNvGraphicFramePr>
+                    <a:graphicFrameLocks xmlns:a="http://schemas.openxmlformats.org/drawingml/2006/main" noChangeAspect="1"/>
+                  </wp:cNvGraphicFramePr>
+                  <a:graphic xmlns:a="http://schemas.openxmlformats.org/drawingml/2006/main">
+                    <a:graphicData uri="http://schemas.openxmlformats.org/drawingml/2006/picture">
+                      <pic:pic xmlns:pic="http://schemas.openxmlformats.org/drawingml/2006/picture">
+                        <pic:nvPicPr>
+                          <pic:cNvPr id="1664235883" name=""/>
+                          <pic:cNvPicPr/>
+                        </pic:nvPicPr>
+                        <pic:blipFill>
+                          <a:blip r:embed="rId11"/>
+                          <a:stretch>
+                            <a:fillRect/>
+                          </a:stretch>
+                        </pic:blipFill>
+                        <pic:spPr>
+                          <a:xfrm>
+                            <a:off x="0" y="0"/>
+                            <a:ext cx="5075566" cy="3196058"/>
+                          </a:xfrm>
+                          <a:prstGeom prst="rect">
+                            <a:avLst/>
+                          </a:prstGeom>
+                        </pic:spPr>
+                      </pic:pic>
+                    </a:graphicData>
+                  </a:graphic>
+                </wp:inline>
+              </w:drawing>
             </w:r>
           </w:p>
         </w:tc>
@@ -2137,39 +2846,256 @@
           </w:p>
           <w:p>
             <w:pPr>
-              <w:pStyle w:val="2"/>
-            </w:pPr>
-            <w:r>
-              <w:t>O</w:t>
-            </w:r>
-            <w:r>
-              <w:t xml:space="preserve">pisać w </w:t>
-            </w:r>
-            <w:r>
-              <w:t>kilku zdaniach</w:t>
-            </w:r>
-            <w:r>
+              <w:rPr>
+                <w:rFonts w:asciiTheme="majorHAnsi" w:hAnsiTheme="majorHAnsi" w:cstheme="majorHAnsi"/>
+              </w:rPr>
+            </w:pPr>
+            <w:r>
+              <w:rPr>
+                <w:rFonts w:asciiTheme="majorHAnsi" w:hAnsiTheme="majorHAnsi" w:cstheme="majorHAnsi"/>
+              </w:rPr>
+              <w:t>Bezpieczeństwo systemu HRK CRM opiera się na wielowarstwowym podejściu:</w:t>
+            </w:r>
+          </w:p>
+          <w:p>
+            <w:pPr>
+              <w:rPr>
+                <w:rFonts w:asciiTheme="majorHAnsi" w:hAnsiTheme="majorHAnsi" w:cstheme="majorHAnsi"/>
+              </w:rPr>
+            </w:pPr>
+          </w:p>
+          <w:p>
+            <w:pPr>
+              <w:pStyle w:val="ListParagraph"/>
+              <w:numPr>
+                <w:ilvl w:val="0"/>
+                <w:numId w:val="19"/>
+              </w:numPr>
+              <w:rPr>
+                <w:rFonts w:asciiTheme="majorHAnsi" w:hAnsiTheme="majorHAnsi" w:cstheme="majorHAnsi"/>
+              </w:rPr>
+            </w:pPr>
+            <w:r>
+              <w:rPr>
+                <w:rFonts w:asciiTheme="majorHAnsi" w:hAnsiTheme="majorHAnsi" w:cstheme="majorHAnsi"/>
+                <w:b/>
+                <w:bCs/>
+              </w:rPr>
+              <w:t>Zabezpieczenie na poziomie aplikacji (</w:t>
+            </w:r>
+            <w:proofErr w:type="spellStart"/>
+            <w:r>
+              <w:rPr>
+                <w:rFonts w:asciiTheme="majorHAnsi" w:hAnsiTheme="majorHAnsi" w:cstheme="majorHAnsi"/>
+                <w:b/>
+                <w:bCs/>
+              </w:rPr>
+              <w:t>FastAPI</w:t>
+            </w:r>
+            <w:proofErr w:type="spellEnd"/>
+            <w:r>
+              <w:rPr>
+                <w:rFonts w:asciiTheme="majorHAnsi" w:hAnsiTheme="majorHAnsi" w:cstheme="majorHAnsi"/>
+                <w:b/>
+                <w:bCs/>
+              </w:rPr>
+              <w:t>):</w:t>
+            </w:r>
+            <w:r>
+              <w:rPr>
+                <w:rFonts w:asciiTheme="majorHAnsi" w:hAnsiTheme="majorHAnsi" w:cstheme="majorHAnsi"/>
+              </w:rPr>
+              <w:t xml:space="preserve"> Dostęp do końcówek API jest chroniony systemem autoryzacji (zintegrowanym z Active Directory / SSO). Role użytkowników ściśle określają poziom dostępu do wybranych modułów. Walidacja wszystkich danych wejściowych realizowana jest restrykcyjnie przez bibliotekę </w:t>
+            </w:r>
+            <w:r>
+              <w:rPr>
+                <w:rFonts w:asciiTheme="majorHAnsi" w:hAnsiTheme="majorHAnsi" w:cstheme="majorHAnsi"/>
+                <w:b/>
+                <w:bCs/>
+              </w:rPr>
+              <w:t>Pydantic</w:t>
+            </w:r>
+            <w:r>
+              <w:rPr>
+                <w:rFonts w:asciiTheme="majorHAnsi" w:hAnsiTheme="majorHAnsi" w:cstheme="majorHAnsi"/>
+              </w:rPr>
+              <w:t>.</w:t>
+            </w:r>
+          </w:p>
+          <w:p>
+            <w:pPr>
+              <w:pStyle w:val="ListParagraph"/>
+              <w:numPr>
+                <w:ilvl w:val="0"/>
+                <w:numId w:val="19"/>
+              </w:numPr>
+              <w:rPr>
+                <w:rFonts w:asciiTheme="majorHAnsi" w:hAnsiTheme="majorHAnsi" w:cstheme="majorHAnsi"/>
+              </w:rPr>
+            </w:pPr>
+            <w:r>
+              <w:rPr>
+                <w:rFonts w:asciiTheme="majorHAnsi" w:hAnsiTheme="majorHAnsi" w:cstheme="majorHAnsi"/>
+                <w:b/>
+                <w:bCs/>
+              </w:rPr>
+              <w:t>Ochrona bazy danych:</w:t>
+            </w:r>
+            <w:r>
+              <w:rPr>
+                <w:rFonts w:asciiTheme="majorHAnsi" w:hAnsiTheme="majorHAnsi" w:cstheme="majorHAnsi"/>
+              </w:rPr>
+              <w:t xml:space="preserve"> Zapytania do bazy danych realizowane są poprzez obiektowo-relacyjne mapowanie (</w:t>
+            </w:r>
+            <w:proofErr w:type="spellStart"/>
+            <w:r>
+              <w:rPr>
+                <w:rFonts w:asciiTheme="majorHAnsi" w:hAnsiTheme="majorHAnsi" w:cstheme="majorHAnsi"/>
+                <w:b/>
+                <w:bCs/>
+              </w:rPr>
+              <w:t>SQLAlchemy</w:t>
+            </w:r>
+            <w:proofErr w:type="spellEnd"/>
+            <w:r>
+              <w:rPr>
+                <w:rFonts w:asciiTheme="majorHAnsi" w:hAnsiTheme="majorHAnsi" w:cstheme="majorHAnsi"/>
+              </w:rPr>
               <w:t xml:space="preserve"> </w:t>
             </w:r>
             <w:r>
-              <w:t xml:space="preserve">zastosowane </w:t>
-            </w:r>
-            <w:r>
-              <w:t>rozwiązania w zakresie bezpieczeństwa danych.</w:t>
-            </w:r>
-          </w:p>
-          <w:p>
-            <w:pPr>
-              <w:rPr>
-                <w:rFonts w:asciiTheme="majorHAnsi" w:hAnsiTheme="majorHAnsi" w:cstheme="majorHAnsi"/>
-              </w:rPr>
-            </w:pPr>
-            <w:r>
-              <w:rPr>
-                <w:rFonts w:asciiTheme="majorHAnsi" w:hAnsiTheme="majorHAnsi" w:cstheme="majorHAnsi"/>
-              </w:rPr>
-              <w:t>Opis</w:t>
-            </w:r>
+              <w:rPr>
+                <w:rFonts w:asciiTheme="majorHAnsi" w:hAnsiTheme="majorHAnsi" w:cstheme="majorHAnsi"/>
+                <w:b/>
+                <w:bCs/>
+              </w:rPr>
+              <w:t>ORM</w:t>
+            </w:r>
+            <w:r>
+              <w:rPr>
+                <w:rFonts w:asciiTheme="majorHAnsi" w:hAnsiTheme="majorHAnsi" w:cstheme="majorHAnsi"/>
+              </w:rPr>
+              <w:t>), co systemowo eliminuje ryzyko wstrzyknięcia złośliwego kodu (</w:t>
+            </w:r>
+            <w:r>
+              <w:rPr>
+                <w:rFonts w:asciiTheme="majorHAnsi" w:hAnsiTheme="majorHAnsi" w:cstheme="majorHAnsi"/>
+                <w:b/>
+                <w:bCs/>
+              </w:rPr>
+              <w:t>SQL</w:t>
+            </w:r>
+            <w:r>
+              <w:rPr>
+                <w:rFonts w:asciiTheme="majorHAnsi" w:hAnsiTheme="majorHAnsi" w:cstheme="majorHAnsi"/>
+              </w:rPr>
+              <w:t xml:space="preserve"> </w:t>
+            </w:r>
+            <w:proofErr w:type="spellStart"/>
+            <w:r>
+              <w:rPr>
+                <w:rFonts w:asciiTheme="majorHAnsi" w:hAnsiTheme="majorHAnsi" w:cstheme="majorHAnsi"/>
+                <w:b/>
+                <w:bCs/>
+              </w:rPr>
+              <w:t>Injection</w:t>
+            </w:r>
+            <w:proofErr w:type="spellEnd"/>
+            <w:r>
+              <w:rPr>
+                <w:rFonts w:asciiTheme="majorHAnsi" w:hAnsiTheme="majorHAnsi" w:cstheme="majorHAnsi"/>
+              </w:rPr>
+              <w:t>).</w:t>
+            </w:r>
+          </w:p>
+          <w:p>
+            <w:pPr>
+              <w:pStyle w:val="ListParagraph"/>
+              <w:numPr>
+                <w:ilvl w:val="0"/>
+                <w:numId w:val="19"/>
+              </w:numPr>
+              <w:rPr>
+                <w:rFonts w:asciiTheme="majorHAnsi" w:hAnsiTheme="majorHAnsi" w:cstheme="majorHAnsi"/>
+              </w:rPr>
+            </w:pPr>
+            <w:r>
+              <w:rPr>
+                <w:rFonts w:asciiTheme="majorHAnsi" w:hAnsiTheme="majorHAnsi" w:cstheme="majorHAnsi"/>
+                <w:b/>
+                <w:bCs/>
+              </w:rPr>
+              <w:t>Izolacja środowiska i prywatność</w:t>
+            </w:r>
+            <w:r>
+              <w:rPr>
+                <w:rFonts w:asciiTheme="majorHAnsi" w:hAnsiTheme="majorHAnsi" w:cstheme="majorHAnsi"/>
+              </w:rPr>
+              <w:t xml:space="preserve">: Całość usług (API, </w:t>
+            </w:r>
+            <w:proofErr w:type="spellStart"/>
+            <w:r>
+              <w:rPr>
+                <w:rFonts w:asciiTheme="majorHAnsi" w:hAnsiTheme="majorHAnsi" w:cstheme="majorHAnsi"/>
+              </w:rPr>
+              <w:t>PostgreSQL</w:t>
+            </w:r>
+            <w:proofErr w:type="spellEnd"/>
+            <w:r>
+              <w:rPr>
+                <w:rFonts w:asciiTheme="majorHAnsi" w:hAnsiTheme="majorHAnsi" w:cstheme="majorHAnsi"/>
+              </w:rPr>
+              <w:t xml:space="preserve">, </w:t>
+            </w:r>
+            <w:proofErr w:type="spellStart"/>
+            <w:r>
+              <w:rPr>
+                <w:rFonts w:asciiTheme="majorHAnsi" w:hAnsiTheme="majorHAnsi" w:cstheme="majorHAnsi"/>
+              </w:rPr>
+              <w:t>MinIO</w:t>
+            </w:r>
+            <w:proofErr w:type="spellEnd"/>
+            <w:r>
+              <w:rPr>
+                <w:rFonts w:asciiTheme="majorHAnsi" w:hAnsiTheme="majorHAnsi" w:cstheme="majorHAnsi"/>
+              </w:rPr>
+              <w:t xml:space="preserve">, serwer AI) zamknięta jest w izolowanych sieciowo kontenerach </w:t>
+            </w:r>
+            <w:proofErr w:type="spellStart"/>
+            <w:r>
+              <w:rPr>
+                <w:rFonts w:asciiTheme="majorHAnsi" w:hAnsiTheme="majorHAnsi" w:cstheme="majorHAnsi"/>
+              </w:rPr>
+              <w:t>Dockera</w:t>
+            </w:r>
+            <w:proofErr w:type="spellEnd"/>
+            <w:r>
+              <w:rPr>
+                <w:rFonts w:asciiTheme="majorHAnsi" w:hAnsiTheme="majorHAnsi" w:cstheme="majorHAnsi"/>
+              </w:rPr>
+              <w:t>. Co więcej, moduł AI korzysta z modelu lokalnego (</w:t>
+            </w:r>
+            <w:proofErr w:type="spellStart"/>
+            <w:r>
+              <w:rPr>
+                <w:rFonts w:asciiTheme="majorHAnsi" w:hAnsiTheme="majorHAnsi" w:cstheme="majorHAnsi"/>
+              </w:rPr>
+              <w:t>Ollama</w:t>
+            </w:r>
+            <w:proofErr w:type="spellEnd"/>
+            <w:r>
+              <w:rPr>
+                <w:rFonts w:asciiTheme="majorHAnsi" w:hAnsiTheme="majorHAnsi" w:cstheme="majorHAnsi"/>
+              </w:rPr>
+              <w:t>), dzięki czemu żadne wrażliwe dokumenty prawne klientów nie opuszczają infrastruktury firmy.</w:t>
+            </w:r>
+          </w:p>
+          <w:p>
+            <w:pPr>
+              <w:rPr>
+                <w:rFonts w:asciiTheme="majorHAnsi" w:hAnsiTheme="majorHAnsi" w:cstheme="majorHAnsi"/>
+              </w:rPr>
+            </w:pPr>
           </w:p>
         </w:tc>
         <w:tc>
@@ -2207,7 +3133,7 @@
     </w:p>
     <w:tbl>
       <w:tblPr>
-        <w:tblStyle w:val="Tabela-Siatka"/>
+        <w:tblStyle w:val="TableGrid"/>
         <w:tblW w:w="0" w:type="auto"/>
         <w:tblBorders>
           <w:top w:val="single" w:sz="4" w:space="0" w:color="323232"/>
@@ -2226,8 +3152,8 @@
         <w:tblLook w:val="04A0" w:firstRow="1" w:lastRow="0" w:firstColumn="1" w:lastColumn="0" w:noHBand="0" w:noVBand="1"/>
       </w:tblPr>
       <w:tblGrid>
-        <w:gridCol w:w="7879"/>
-        <w:gridCol w:w="1749"/>
+        <w:gridCol w:w="8576"/>
+        <w:gridCol w:w="1052"/>
       </w:tblGrid>
       <w:tr>
         <w:trPr>
@@ -2283,40 +3209,6 @@
                 <w:szCs w:val="28"/>
               </w:rPr>
             </w:pPr>
-            <w:r>
-              <w:rPr>
-                <w:rFonts w:asciiTheme="majorHAnsi" w:hAnsiTheme="majorHAnsi" w:cstheme="majorHAnsi"/>
-                <w:i/>
-                <w:iCs/>
-                <w:color w:val="DA5050"/>
-                <w:sz w:val="18"/>
-                <w:szCs w:val="18"/>
-              </w:rPr>
-              <w:t xml:space="preserve">Wypełnić </w:t>
-            </w:r>
-            <w:r>
-              <w:rPr>
-                <w:rFonts w:asciiTheme="majorHAnsi" w:hAnsiTheme="majorHAnsi" w:cstheme="majorHAnsi"/>
-                <w:i/>
-                <w:iCs/>
-                <w:color w:val="DA5050"/>
-                <w:sz w:val="18"/>
-                <w:szCs w:val="18"/>
-              </w:rPr>
-              <w:t>zgodnie z poleceniami poniżej.</w:t>
-            </w:r>
-            <w:r>
-              <w:rPr>
-                <w:rFonts w:asciiTheme="majorHAnsi" w:hAnsiTheme="majorHAnsi" w:cstheme="majorHAnsi"/>
-                <w:i/>
-                <w:iCs/>
-                <w:color w:val="DA5050"/>
-                <w:sz w:val="18"/>
-                <w:szCs w:val="18"/>
-              </w:rPr>
-              <w:br/>
-              <w:t>Jeżeli dane kryterium nie zostało spełnione, zostawić puste pole – nie usuwać!</w:t>
-            </w:r>
           </w:p>
         </w:tc>
         <w:tc>
@@ -2333,40 +3225,6 @@
                 <w:color w:val="DA5050"/>
               </w:rPr>
             </w:pPr>
-            <w:r>
-              <w:rPr>
-                <w:rFonts w:asciiTheme="majorHAnsi" w:hAnsiTheme="majorHAnsi" w:cstheme="majorHAnsi"/>
-                <w:i/>
-                <w:iCs/>
-                <w:color w:val="DA5050"/>
-                <w:sz w:val="18"/>
-                <w:szCs w:val="18"/>
-              </w:rPr>
-              <w:t xml:space="preserve">Postawić symbol X, </w:t>
-            </w:r>
-            <w:r>
-              <w:rPr>
-                <w:rFonts w:asciiTheme="majorHAnsi" w:hAnsiTheme="majorHAnsi" w:cstheme="majorHAnsi"/>
-                <w:i/>
-                <w:iCs/>
-                <w:color w:val="DA5050"/>
-                <w:sz w:val="18"/>
-                <w:szCs w:val="18"/>
-              </w:rPr>
-              <w:br/>
-              <w:t>jeżeli kryterium zostało spełnione</w:t>
-            </w:r>
-            <w:r>
-              <w:rPr>
-                <w:rFonts w:asciiTheme="majorHAnsi" w:hAnsiTheme="majorHAnsi" w:cstheme="majorHAnsi"/>
-                <w:i/>
-                <w:iCs/>
-                <w:color w:val="DA5050"/>
-                <w:sz w:val="18"/>
-                <w:szCs w:val="18"/>
-              </w:rPr>
-              <w:t>.</w:t>
-            </w:r>
           </w:p>
         </w:tc>
       </w:tr>
@@ -2432,126 +3290,289 @@
           </w:p>
           <w:p>
             <w:pPr>
-              <w:pStyle w:val="2"/>
-              <w:jc w:val="both"/>
-            </w:pPr>
-            <w:r>
-              <w:t xml:space="preserve">Umieścić 5 obrazów </w:t>
-            </w:r>
-            <w:r>
-              <w:t>dokumentujących opracowany i</w:t>
-            </w:r>
-            <w:r>
-              <w:t>nterfejs graficzny dla najważniejszych funkcjonalności aplikac</w:t>
-            </w:r>
-            <w:r>
-              <w:t>ji</w:t>
-            </w:r>
-            <w:r>
-              <w:t>. W</w:t>
-            </w:r>
-            <w:r>
-              <w:t>stawione obrazy muszą być czytelne!</w:t>
-            </w:r>
-          </w:p>
-          <w:p>
-            <w:pPr>
               <w:pStyle w:val="3"/>
-              <w:numPr>
-                <w:ilvl w:val="0"/>
-                <w:numId w:val="9"/>
-              </w:numPr>
               <w:ind w:left="423"/>
               <w:jc w:val="left"/>
             </w:pPr>
             <w:r>
-              <w:t>[</w:t>
-            </w:r>
-            <w:r>
-              <w:t>Obraz</w:t>
-            </w:r>
-            <w:r>
-              <w:t>]</w:t>
+              <w:rPr>
+                <w:noProof/>
+              </w:rPr>
+              <w:drawing>
+                <wp:inline distT="0" distB="0" distL="0" distR="0" wp14:anchorId="3B76A086" wp14:editId="7E8258B3">
+                  <wp:extent cx="4934138" cy="2397444"/>
+                  <wp:effectExtent l="0" t="0" r="0" b="3175"/>
+                  <wp:docPr id="838422446" name="Picture 6"/>
+                  <wp:cNvGraphicFramePr>
+                    <a:graphicFrameLocks xmlns:a="http://schemas.openxmlformats.org/drawingml/2006/main" noChangeAspect="1"/>
+                  </wp:cNvGraphicFramePr>
+                  <a:graphic xmlns:a="http://schemas.openxmlformats.org/drawingml/2006/main">
+                    <a:graphicData uri="http://schemas.openxmlformats.org/drawingml/2006/picture">
+                      <pic:pic xmlns:pic="http://schemas.openxmlformats.org/drawingml/2006/picture">
+                        <pic:nvPicPr>
+                          <pic:cNvPr id="838422446" name="Picture 838422446"/>
+                          <pic:cNvPicPr/>
+                        </pic:nvPicPr>
+                        <pic:blipFill>
+                          <a:blip r:embed="rId12" cstate="print">
+                            <a:extLst>
+                              <a:ext uri="{28A0092B-C50C-407E-A947-70E740481C1C}">
+                                <a14:useLocalDpi xmlns:a14="http://schemas.microsoft.com/office/drawing/2010/main" val="0"/>
+                              </a:ext>
+                            </a:extLst>
+                          </a:blip>
+                          <a:stretch>
+                            <a:fillRect/>
+                          </a:stretch>
+                        </pic:blipFill>
+                        <pic:spPr>
+                          <a:xfrm>
+                            <a:off x="0" y="0"/>
+                            <a:ext cx="5096483" cy="2476325"/>
+                          </a:xfrm>
+                          <a:prstGeom prst="rect">
+                            <a:avLst/>
+                          </a:prstGeom>
+                        </pic:spPr>
+                      </pic:pic>
+                    </a:graphicData>
+                  </a:graphic>
+                </wp:inline>
+              </w:drawing>
             </w:r>
           </w:p>
           <w:p>
             <w:pPr>
               <w:pStyle w:val="3"/>
-              <w:numPr>
-                <w:ilvl w:val="0"/>
-                <w:numId w:val="9"/>
-              </w:numPr>
               <w:ind w:left="423"/>
               <w:jc w:val="left"/>
             </w:pPr>
-            <w:r>
-              <w:t>[</w:t>
-            </w:r>
-            <w:r>
-              <w:t>Obraz</w:t>
-            </w:r>
-            <w:r>
-              <w:t>]</w:t>
-            </w:r>
           </w:p>
           <w:p>
             <w:pPr>
               <w:pStyle w:val="3"/>
-              <w:numPr>
-                <w:ilvl w:val="0"/>
-                <w:numId w:val="9"/>
-              </w:numPr>
               <w:ind w:left="423"/>
               <w:jc w:val="left"/>
             </w:pPr>
             <w:r>
-              <w:t>[</w:t>
-            </w:r>
-            <w:r>
-              <w:t>Obraz</w:t>
-            </w:r>
-            <w:r>
-              <w:t>]</w:t>
+              <w:rPr>
+                <w:noProof/>
+              </w:rPr>
+              <w:drawing>
+                <wp:inline distT="0" distB="0" distL="0" distR="0" wp14:anchorId="36732D26" wp14:editId="21F2E686">
+                  <wp:extent cx="4933950" cy="2392234"/>
+                  <wp:effectExtent l="0" t="0" r="0" b="0"/>
+                  <wp:docPr id="530947222" name="Picture 7"/>
+                  <wp:cNvGraphicFramePr>
+                    <a:graphicFrameLocks xmlns:a="http://schemas.openxmlformats.org/drawingml/2006/main" noChangeAspect="1"/>
+                  </wp:cNvGraphicFramePr>
+                  <a:graphic xmlns:a="http://schemas.openxmlformats.org/drawingml/2006/main">
+                    <a:graphicData uri="http://schemas.openxmlformats.org/drawingml/2006/picture">
+                      <pic:pic xmlns:pic="http://schemas.openxmlformats.org/drawingml/2006/picture">
+                        <pic:nvPicPr>
+                          <pic:cNvPr id="530947222" name="Picture 530947222"/>
+                          <pic:cNvPicPr/>
+                        </pic:nvPicPr>
+                        <pic:blipFill>
+                          <a:blip r:embed="rId13" cstate="print">
+                            <a:extLst>
+                              <a:ext uri="{28A0092B-C50C-407E-A947-70E740481C1C}">
+                                <a14:useLocalDpi xmlns:a14="http://schemas.microsoft.com/office/drawing/2010/main" val="0"/>
+                              </a:ext>
+                            </a:extLst>
+                          </a:blip>
+                          <a:stretch>
+                            <a:fillRect/>
+                          </a:stretch>
+                        </pic:blipFill>
+                        <pic:spPr>
+                          <a:xfrm>
+                            <a:off x="0" y="0"/>
+                            <a:ext cx="5041204" cy="2444236"/>
+                          </a:xfrm>
+                          <a:prstGeom prst="rect">
+                            <a:avLst/>
+                          </a:prstGeom>
+                        </pic:spPr>
+                      </pic:pic>
+                    </a:graphicData>
+                  </a:graphic>
+                </wp:inline>
+              </w:drawing>
             </w:r>
           </w:p>
           <w:p>
             <w:pPr>
               <w:pStyle w:val="3"/>
-              <w:numPr>
-                <w:ilvl w:val="0"/>
-                <w:numId w:val="9"/>
-              </w:numPr>
               <w:ind w:left="423"/>
               <w:jc w:val="left"/>
             </w:pPr>
             <w:r>
-              <w:t>[</w:t>
-            </w:r>
-            <w:r>
-              <w:t>Obraz</w:t>
-            </w:r>
-            <w:r>
-              <w:t>]</w:t>
+              <w:rPr>
+                <w:noProof/>
+              </w:rPr>
+              <w:lastRenderedPageBreak/>
+              <w:drawing>
+                <wp:inline distT="0" distB="0" distL="0" distR="0" wp14:anchorId="623DC482" wp14:editId="6677EE03">
+                  <wp:extent cx="4997302" cy="2433320"/>
+                  <wp:effectExtent l="0" t="0" r="0" b="5080"/>
+                  <wp:docPr id="803362767" name="Picture 8"/>
+                  <wp:cNvGraphicFramePr>
+                    <a:graphicFrameLocks xmlns:a="http://schemas.openxmlformats.org/drawingml/2006/main" noChangeAspect="1"/>
+                  </wp:cNvGraphicFramePr>
+                  <a:graphic xmlns:a="http://schemas.openxmlformats.org/drawingml/2006/main">
+                    <a:graphicData uri="http://schemas.openxmlformats.org/drawingml/2006/picture">
+                      <pic:pic xmlns:pic="http://schemas.openxmlformats.org/drawingml/2006/picture">
+                        <pic:nvPicPr>
+                          <pic:cNvPr id="803362767" name="Picture 803362767"/>
+                          <pic:cNvPicPr/>
+                        </pic:nvPicPr>
+                        <pic:blipFill>
+                          <a:blip r:embed="rId14" cstate="print">
+                            <a:extLst>
+                              <a:ext uri="{28A0092B-C50C-407E-A947-70E740481C1C}">
+                                <a14:useLocalDpi xmlns:a14="http://schemas.microsoft.com/office/drawing/2010/main" val="0"/>
+                              </a:ext>
+                            </a:extLst>
+                          </a:blip>
+                          <a:stretch>
+                            <a:fillRect/>
+                          </a:stretch>
+                        </pic:blipFill>
+                        <pic:spPr>
+                          <a:xfrm>
+                            <a:off x="0" y="0"/>
+                            <a:ext cx="5163352" cy="2514174"/>
+                          </a:xfrm>
+                          <a:prstGeom prst="rect">
+                            <a:avLst/>
+                          </a:prstGeom>
+                        </pic:spPr>
+                      </pic:pic>
+                    </a:graphicData>
+                  </a:graphic>
+                </wp:inline>
+              </w:drawing>
             </w:r>
           </w:p>
           <w:p>
             <w:pPr>
               <w:pStyle w:val="3"/>
-              <w:numPr>
-                <w:ilvl w:val="0"/>
-                <w:numId w:val="9"/>
-              </w:numPr>
               <w:ind w:left="423"/>
               <w:jc w:val="left"/>
             </w:pPr>
-            <w:r>
-              <w:t>[</w:t>
-            </w:r>
-            <w:r>
-              <w:t>Obraz</w:t>
-            </w:r>
-            <w:r>
-              <w:t>]</w:t>
+          </w:p>
+          <w:p>
+            <w:pPr>
+              <w:pStyle w:val="3"/>
+              <w:ind w:left="423"/>
+              <w:jc w:val="left"/>
+            </w:pPr>
+            <w:r>
+              <w:rPr>
+                <w:noProof/>
+              </w:rPr>
+              <w:drawing>
+                <wp:inline distT="0" distB="0" distL="0" distR="0" wp14:anchorId="3AB6483C" wp14:editId="543DEB47">
+                  <wp:extent cx="4950411" cy="2407920"/>
+                  <wp:effectExtent l="0" t="0" r="3175" b="5080"/>
+                  <wp:docPr id="115032898" name="Picture 9"/>
+                  <wp:cNvGraphicFramePr>
+                    <a:graphicFrameLocks xmlns:a="http://schemas.openxmlformats.org/drawingml/2006/main" noChangeAspect="1"/>
+                  </wp:cNvGraphicFramePr>
+                  <a:graphic xmlns:a="http://schemas.openxmlformats.org/drawingml/2006/main">
+                    <a:graphicData uri="http://schemas.openxmlformats.org/drawingml/2006/picture">
+                      <pic:pic xmlns:pic="http://schemas.openxmlformats.org/drawingml/2006/picture">
+                        <pic:nvPicPr>
+                          <pic:cNvPr id="115032898" name="Picture 115032898"/>
+                          <pic:cNvPicPr/>
+                        </pic:nvPicPr>
+                        <pic:blipFill>
+                          <a:blip r:embed="rId15" cstate="print">
+                            <a:extLst>
+                              <a:ext uri="{28A0092B-C50C-407E-A947-70E740481C1C}">
+                                <a14:useLocalDpi xmlns:a14="http://schemas.microsoft.com/office/drawing/2010/main" val="0"/>
+                              </a:ext>
+                            </a:extLst>
+                          </a:blip>
+                          <a:stretch>
+                            <a:fillRect/>
+                          </a:stretch>
+                        </pic:blipFill>
+                        <pic:spPr>
+                          <a:xfrm>
+                            <a:off x="0" y="0"/>
+                            <a:ext cx="5051486" cy="2457084"/>
+                          </a:xfrm>
+                          <a:prstGeom prst="rect">
+                            <a:avLst/>
+                          </a:prstGeom>
+                        </pic:spPr>
+                      </pic:pic>
+                    </a:graphicData>
+                  </a:graphic>
+                </wp:inline>
+              </w:drawing>
+            </w:r>
+          </w:p>
+          <w:p>
+            <w:pPr>
+              <w:pStyle w:val="3"/>
+              <w:ind w:left="423"/>
+              <w:jc w:val="left"/>
+            </w:pPr>
+          </w:p>
+          <w:p>
+            <w:pPr>
+              <w:pStyle w:val="3"/>
+              <w:ind w:left="423"/>
+              <w:jc w:val="left"/>
+            </w:pPr>
+            <w:r>
+              <w:rPr>
+                <w:noProof/>
+              </w:rPr>
+              <w:drawing>
+                <wp:inline distT="0" distB="0" distL="0" distR="0" wp14:anchorId="2D1E4668" wp14:editId="12514E84">
+                  <wp:extent cx="4949825" cy="2410202"/>
+                  <wp:effectExtent l="0" t="0" r="3175" b="3175"/>
+                  <wp:docPr id="681421353" name="Picture 10"/>
+                  <wp:cNvGraphicFramePr>
+                    <a:graphicFrameLocks xmlns:a="http://schemas.openxmlformats.org/drawingml/2006/main" noChangeAspect="1"/>
+                  </wp:cNvGraphicFramePr>
+                  <a:graphic xmlns:a="http://schemas.openxmlformats.org/drawingml/2006/main">
+                    <a:graphicData uri="http://schemas.openxmlformats.org/drawingml/2006/picture">
+                      <pic:pic xmlns:pic="http://schemas.openxmlformats.org/drawingml/2006/picture">
+                        <pic:nvPicPr>
+                          <pic:cNvPr id="681421353" name="Picture 681421353"/>
+                          <pic:cNvPicPr/>
+                        </pic:nvPicPr>
+                        <pic:blipFill>
+                          <a:blip r:embed="rId16" cstate="print">
+                            <a:extLst>
+                              <a:ext uri="{28A0092B-C50C-407E-A947-70E740481C1C}">
+                                <a14:useLocalDpi xmlns:a14="http://schemas.microsoft.com/office/drawing/2010/main" val="0"/>
+                              </a:ext>
+                            </a:extLst>
+                          </a:blip>
+                          <a:stretch>
+                            <a:fillRect/>
+                          </a:stretch>
+                        </pic:blipFill>
+                        <pic:spPr>
+                          <a:xfrm>
+                            <a:off x="0" y="0"/>
+                            <a:ext cx="5048009" cy="2458010"/>
+                          </a:xfrm>
+                          <a:prstGeom prst="rect">
+                            <a:avLst/>
+                          </a:prstGeom>
+                        </pic:spPr>
+                      </pic:pic>
+                    </a:graphicData>
+                  </a:graphic>
+                </wp:inline>
+              </w:drawing>
             </w:r>
           </w:p>
         </w:tc>
@@ -2583,6 +3604,7 @@
               <w:pStyle w:val="3"/>
             </w:pPr>
             <w:r>
+              <w:lastRenderedPageBreak/>
               <w:t>Wymagania na ocenę 4</w:t>
             </w:r>
           </w:p>
@@ -2740,18 +3762,22 @@
             <w:pPr>
               <w:rPr>
                 <w:rFonts w:asciiTheme="majorHAnsi" w:hAnsiTheme="majorHAnsi" w:cstheme="majorHAnsi"/>
-              </w:rPr>
-            </w:pPr>
-            <w:r>
-              <w:rPr>
-                <w:rFonts w:asciiTheme="majorHAnsi" w:hAnsiTheme="majorHAnsi" w:cstheme="majorHAnsi"/>
+                <w:b/>
+                <w:bCs/>
+              </w:rPr>
+            </w:pPr>
+            <w:r>
+              <w:rPr>
+                <w:rFonts w:asciiTheme="majorHAnsi" w:hAnsiTheme="majorHAnsi" w:cstheme="majorHAnsi"/>
+                <w:b/>
+                <w:bCs/>
               </w:rPr>
               <w:t>Potrzeby docelowych użytkowników</w:t>
             </w:r>
           </w:p>
           <w:p>
             <w:pPr>
-              <w:pStyle w:val="Akapitzlist"/>
+              <w:pStyle w:val="ListParagraph"/>
               <w:numPr>
                 <w:ilvl w:val="0"/>
                 <w:numId w:val="14"/>
@@ -2760,10 +3786,58 @@
                 <w:rFonts w:asciiTheme="majorHAnsi" w:hAnsiTheme="majorHAnsi" w:cstheme="majorHAnsi"/>
               </w:rPr>
             </w:pPr>
-          </w:p>
-          <w:p>
-            <w:pPr>
-              <w:pStyle w:val="Akapitzlist"/>
+            <w:r>
+              <w:rPr>
+                <w:rFonts w:asciiTheme="majorHAnsi" w:hAnsiTheme="majorHAnsi" w:cstheme="majorHAnsi"/>
+              </w:rPr>
+              <w:t xml:space="preserve">Szybki dostęp do kluczowych terminów – Konsultanci </w:t>
+            </w:r>
+            <w:proofErr w:type="spellStart"/>
+            <w:r>
+              <w:rPr>
+                <w:rFonts w:asciiTheme="majorHAnsi" w:hAnsiTheme="majorHAnsi" w:cstheme="majorHAnsi"/>
+              </w:rPr>
+              <w:t>Payroll</w:t>
+            </w:r>
+            <w:proofErr w:type="spellEnd"/>
+            <w:r>
+              <w:rPr>
+                <w:rFonts w:asciiTheme="majorHAnsi" w:hAnsiTheme="majorHAnsi" w:cstheme="majorHAnsi"/>
+              </w:rPr>
+              <w:t xml:space="preserve"> muszą na pierwszy rzut oka (np. na </w:t>
+            </w:r>
+            <w:proofErr w:type="spellStart"/>
+            <w:r>
+              <w:rPr>
+                <w:rFonts w:asciiTheme="majorHAnsi" w:hAnsiTheme="majorHAnsi" w:cstheme="majorHAnsi"/>
+              </w:rPr>
+              <w:t>dashboardzie</w:t>
+            </w:r>
+            <w:proofErr w:type="spellEnd"/>
+            <w:r>
+              <w:rPr>
+                <w:rFonts w:asciiTheme="majorHAnsi" w:hAnsiTheme="majorHAnsi" w:cstheme="majorHAnsi"/>
+              </w:rPr>
+              <w:t xml:space="preserve">) widzieć, którym klientom zbliża się termin waloryzacji lub wygaśnięcia umowy, bez konieczności </w:t>
+            </w:r>
+            <w:proofErr w:type="spellStart"/>
+            <w:r>
+              <w:rPr>
+                <w:rFonts w:asciiTheme="majorHAnsi" w:hAnsiTheme="majorHAnsi" w:cstheme="majorHAnsi"/>
+              </w:rPr>
+              <w:t>przeklikiwania</w:t>
+            </w:r>
+            <w:proofErr w:type="spellEnd"/>
+            <w:r>
+              <w:rPr>
+                <w:rFonts w:asciiTheme="majorHAnsi" w:hAnsiTheme="majorHAnsi" w:cstheme="majorHAnsi"/>
+              </w:rPr>
+              <w:t xml:space="preserve"> się przez wiele zakładek.</w:t>
+            </w:r>
+          </w:p>
+          <w:p>
+            <w:pPr>
+              <w:pStyle w:val="ListParagraph"/>
               <w:numPr>
                 <w:ilvl w:val="0"/>
                 <w:numId w:val="14"/>
@@ -2772,10 +3846,16 @@
                 <w:rFonts w:asciiTheme="majorHAnsi" w:hAnsiTheme="majorHAnsi" w:cstheme="majorHAnsi"/>
               </w:rPr>
             </w:pPr>
-          </w:p>
-          <w:p>
-            <w:pPr>
-              <w:pStyle w:val="Akapitzlist"/>
+            <w:r>
+              <w:rPr>
+                <w:rFonts w:asciiTheme="majorHAnsi" w:hAnsiTheme="majorHAnsi" w:cstheme="majorHAnsi"/>
+              </w:rPr>
+              <w:t>Minimalistyczny i czytelny interfejs – Z racji pracy z dużą ilością danych liczbowych, użytkownicy potrzebują przejrzystych tabel, zaawansowanego filtrowania i sortowania, które nie męczy wzroku (zastosowanie odpowiedniego kontrastu i białych przestrzeni).</w:t>
+            </w:r>
+          </w:p>
+          <w:p>
+            <w:pPr>
+              <w:pStyle w:val="ListParagraph"/>
               <w:numPr>
                 <w:ilvl w:val="0"/>
                 <w:numId w:val="14"/>
@@ -2784,29 +3864,41 @@
                 <w:rFonts w:asciiTheme="majorHAnsi" w:hAnsiTheme="majorHAnsi" w:cstheme="majorHAnsi"/>
               </w:rPr>
             </w:pPr>
-          </w:p>
-          <w:p>
-            <w:pPr>
-              <w:rPr>
-                <w:rFonts w:asciiTheme="majorHAnsi" w:hAnsiTheme="majorHAnsi" w:cstheme="majorHAnsi"/>
-              </w:rPr>
-            </w:pPr>
-          </w:p>
-          <w:p>
-            <w:pPr>
-              <w:rPr>
-                <w:rFonts w:asciiTheme="majorHAnsi" w:hAnsiTheme="majorHAnsi" w:cstheme="majorHAnsi"/>
-              </w:rPr>
-            </w:pPr>
-            <w:r>
-              <w:rPr>
-                <w:rFonts w:asciiTheme="majorHAnsi" w:hAnsiTheme="majorHAnsi" w:cstheme="majorHAnsi"/>
+            <w:r>
+              <w:rPr>
+                <w:rFonts w:asciiTheme="majorHAnsi" w:hAnsiTheme="majorHAnsi" w:cstheme="majorHAnsi"/>
+              </w:rPr>
+              <w:t>Łatwe wyszukiwanie wiedzy – Dział HR regularnie pracuje ze złożonymi dokumentami prawnymi. Potrzebują narzędzia (Asystent AI), które pozwoli im w kilka sekund uzyskać odpowiedź na podstawie zawiłej umowy, co oszczędzi czas na manualne analizowanie umów kartka po kartce.</w:t>
+            </w:r>
+          </w:p>
+          <w:p>
+            <w:pPr>
+              <w:rPr>
+                <w:rFonts w:asciiTheme="majorHAnsi" w:hAnsiTheme="majorHAnsi" w:cstheme="majorHAnsi"/>
+              </w:rPr>
+            </w:pPr>
+          </w:p>
+          <w:p>
+            <w:pPr>
+              <w:rPr>
+                <w:rFonts w:asciiTheme="majorHAnsi" w:hAnsiTheme="majorHAnsi" w:cstheme="majorHAnsi"/>
+                <w:b/>
+                <w:bCs/>
+              </w:rPr>
+            </w:pPr>
+            <w:r>
+              <w:rPr>
+                <w:rFonts w:asciiTheme="majorHAnsi" w:hAnsiTheme="majorHAnsi" w:cstheme="majorHAnsi"/>
+                <w:b/>
+                <w:bCs/>
               </w:rPr>
               <w:t>A</w:t>
             </w:r>
             <w:r>
               <w:rPr>
                 <w:rFonts w:asciiTheme="majorHAnsi" w:hAnsiTheme="majorHAnsi" w:cstheme="majorHAnsi"/>
+                <w:b/>
+                <w:bCs/>
               </w:rPr>
               <w:t>rchitektura informacji</w:t>
             </w:r>
@@ -2821,19 +3913,163 @@
               <w:rPr>
                 <w:rFonts w:asciiTheme="majorHAnsi" w:hAnsiTheme="majorHAnsi" w:cstheme="majorHAnsi"/>
               </w:rPr>
-              <w:t>[</w:t>
-            </w:r>
-            <w:r>
-              <w:rPr>
-                <w:rFonts w:asciiTheme="majorHAnsi" w:hAnsiTheme="majorHAnsi" w:cstheme="majorHAnsi"/>
-              </w:rPr>
-              <w:t>Obraz</w:t>
-            </w:r>
-            <w:r>
-              <w:rPr>
-                <w:rFonts w:asciiTheme="majorHAnsi" w:hAnsiTheme="majorHAnsi" w:cstheme="majorHAnsi"/>
-              </w:rPr>
-              <w:t>]</w:t>
+              <w:t>Aplikacja ma płaską, łatwo przyswajalną strukturę opartą na głównym pasku nawigacji.</w:t>
+            </w:r>
+          </w:p>
+          <w:p>
+            <w:pPr>
+              <w:pStyle w:val="ListParagraph"/>
+              <w:numPr>
+                <w:ilvl w:val="0"/>
+                <w:numId w:val="18"/>
+              </w:numPr>
+              <w:rPr>
+                <w:rFonts w:asciiTheme="majorHAnsi" w:hAnsiTheme="majorHAnsi" w:cstheme="majorHAnsi"/>
+              </w:rPr>
+            </w:pPr>
+            <w:r>
+              <w:rPr>
+                <w:rFonts w:asciiTheme="majorHAnsi" w:hAnsiTheme="majorHAnsi" w:cstheme="majorHAnsi"/>
+              </w:rPr>
+              <w:t>Strona Główna (Dashboard) - Skróty i najważniejsze alerty.</w:t>
+            </w:r>
+          </w:p>
+          <w:p>
+            <w:pPr>
+              <w:pStyle w:val="ListParagraph"/>
+              <w:numPr>
+                <w:ilvl w:val="0"/>
+                <w:numId w:val="18"/>
+              </w:numPr>
+              <w:rPr>
+                <w:rFonts w:asciiTheme="majorHAnsi" w:hAnsiTheme="majorHAnsi" w:cstheme="majorHAnsi"/>
+              </w:rPr>
+            </w:pPr>
+            <w:r>
+              <w:rPr>
+                <w:rFonts w:asciiTheme="majorHAnsi" w:hAnsiTheme="majorHAnsi" w:cstheme="majorHAnsi"/>
+              </w:rPr>
+              <w:t>Klienci - Lista klientów z możliwością wejścia w szczegóły konkretnej firmy.</w:t>
+            </w:r>
+          </w:p>
+          <w:p>
+            <w:pPr>
+              <w:pStyle w:val="ListParagraph"/>
+              <w:numPr>
+                <w:ilvl w:val="0"/>
+                <w:numId w:val="18"/>
+              </w:numPr>
+              <w:rPr>
+                <w:rFonts w:asciiTheme="majorHAnsi" w:hAnsiTheme="majorHAnsi" w:cstheme="majorHAnsi"/>
+              </w:rPr>
+            </w:pPr>
+            <w:r>
+              <w:rPr>
+                <w:rFonts w:asciiTheme="majorHAnsi" w:hAnsiTheme="majorHAnsi" w:cstheme="majorHAnsi"/>
+              </w:rPr>
+              <w:t xml:space="preserve">Umowy i </w:t>
+            </w:r>
+            <w:r>
+              <w:rPr>
+                <w:rFonts w:asciiTheme="majorHAnsi" w:hAnsiTheme="majorHAnsi" w:cstheme="majorHAnsi"/>
+              </w:rPr>
+              <w:t xml:space="preserve">Waloryzacje </w:t>
+            </w:r>
+            <w:r>
+              <w:rPr>
+                <w:rFonts w:asciiTheme="majorHAnsi" w:hAnsiTheme="majorHAnsi" w:cstheme="majorHAnsi"/>
+              </w:rPr>
+              <w:t>-</w:t>
+            </w:r>
+            <w:r>
+              <w:rPr>
+                <w:rFonts w:asciiTheme="majorHAnsi" w:hAnsiTheme="majorHAnsi" w:cstheme="majorHAnsi"/>
+              </w:rPr>
+              <w:t xml:space="preserve"> Tabele zarządzania umowami.</w:t>
+            </w:r>
+          </w:p>
+          <w:p>
+            <w:pPr>
+              <w:pStyle w:val="ListParagraph"/>
+              <w:numPr>
+                <w:ilvl w:val="0"/>
+                <w:numId w:val="18"/>
+              </w:numPr>
+              <w:rPr>
+                <w:rFonts w:asciiTheme="majorHAnsi" w:hAnsiTheme="majorHAnsi" w:cstheme="majorHAnsi"/>
+              </w:rPr>
+            </w:pPr>
+            <w:r>
+              <w:rPr>
+                <w:rFonts w:asciiTheme="majorHAnsi" w:hAnsiTheme="majorHAnsi" w:cstheme="majorHAnsi"/>
+              </w:rPr>
+              <w:t>Asystent AI - Interfejs czatu (RAG) z wgrywaniem dokumentów.</w:t>
+            </w:r>
+          </w:p>
+          <w:p>
+            <w:pPr>
+              <w:rPr>
+                <w:rFonts w:asciiTheme="majorHAnsi" w:hAnsiTheme="majorHAnsi" w:cstheme="majorHAnsi"/>
+              </w:rPr>
+            </w:pPr>
+          </w:p>
+          <w:p>
+            <w:pPr>
+              <w:rPr>
+                <w:rFonts w:asciiTheme="majorHAnsi" w:hAnsiTheme="majorHAnsi" w:cstheme="majorHAnsi"/>
+              </w:rPr>
+            </w:pPr>
+            <w:r>
+              <w:rPr>
+                <w:rFonts w:asciiTheme="majorHAnsi" w:hAnsiTheme="majorHAnsi" w:cstheme="majorHAnsi"/>
+              </w:rPr>
+              <w:t xml:space="preserve">       </w:t>
+            </w:r>
+            <w:r>
+              <w:rPr>
+                <w:rFonts w:asciiTheme="majorHAnsi" w:hAnsiTheme="majorHAnsi" w:cstheme="majorHAnsi"/>
+              </w:rPr>
+              <w:drawing>
+                <wp:inline distT="0" distB="0" distL="0" distR="0" wp14:anchorId="59331FDA" wp14:editId="1959E6AF">
+                  <wp:extent cx="1219200" cy="2400300"/>
+                  <wp:effectExtent l="0" t="0" r="0" b="0"/>
+                  <wp:docPr id="1530460231" name="Picture 1"/>
+                  <wp:cNvGraphicFramePr>
+                    <a:graphicFrameLocks xmlns:a="http://schemas.openxmlformats.org/drawingml/2006/main" noChangeAspect="1"/>
+                  </wp:cNvGraphicFramePr>
+                  <a:graphic xmlns:a="http://schemas.openxmlformats.org/drawingml/2006/main">
+                    <a:graphicData uri="http://schemas.openxmlformats.org/drawingml/2006/picture">
+                      <pic:pic xmlns:pic="http://schemas.openxmlformats.org/drawingml/2006/picture">
+                        <pic:nvPicPr>
+                          <pic:cNvPr id="1530460231" name=""/>
+                          <pic:cNvPicPr/>
+                        </pic:nvPicPr>
+                        <pic:blipFill>
+                          <a:blip r:embed="rId17"/>
+                          <a:stretch>
+                            <a:fillRect/>
+                          </a:stretch>
+                        </pic:blipFill>
+                        <pic:spPr>
+                          <a:xfrm>
+                            <a:off x="0" y="0"/>
+                            <a:ext cx="1219200" cy="2400300"/>
+                          </a:xfrm>
+                          <a:prstGeom prst="rect">
+                            <a:avLst/>
+                          </a:prstGeom>
+                        </pic:spPr>
+                      </pic:pic>
+                    </a:graphicData>
+                  </a:graphic>
+                </wp:inline>
+              </w:drawing>
+            </w:r>
+            <w:r>
+              <w:rPr>
+                <w:rFonts w:asciiTheme="majorHAnsi" w:hAnsiTheme="majorHAnsi" w:cstheme="majorHAnsi"/>
+              </w:rPr>
+              <w:t xml:space="preserve">   </w:t>
             </w:r>
           </w:p>
           <w:p>
@@ -2858,7 +4094,35 @@
           </w:p>
           <w:p>
             <w:pPr>
-              <w:pStyle w:val="Akapitzlist"/>
+              <w:rPr>
+                <w:rFonts w:asciiTheme="majorHAnsi" w:hAnsiTheme="majorHAnsi" w:cstheme="majorHAnsi"/>
+              </w:rPr>
+            </w:pPr>
+          </w:p>
+          <w:p>
+            <w:pPr>
+              <w:rPr>
+                <w:rFonts w:asciiTheme="majorHAnsi" w:hAnsiTheme="majorHAnsi" w:cstheme="majorHAnsi"/>
+              </w:rPr>
+            </w:pPr>
+            <w:r>
+              <w:rPr>
+                <w:rFonts w:asciiTheme="majorHAnsi" w:hAnsiTheme="majorHAnsi" w:cstheme="majorHAnsi"/>
+              </w:rPr>
+              <w:lastRenderedPageBreak/>
+              <w:t>W testach wzięło udział 5 niezależnych osób (niezaangażowanych w proces kodowania), które otrzymały do wykonania poniższe zadania bez wcześniejszego szkolenia.</w:t>
+            </w:r>
+          </w:p>
+          <w:p>
+            <w:pPr>
+              <w:rPr>
+                <w:rFonts w:asciiTheme="majorHAnsi" w:hAnsiTheme="majorHAnsi" w:cstheme="majorHAnsi"/>
+              </w:rPr>
+            </w:pPr>
+          </w:p>
+          <w:p>
+            <w:pPr>
+              <w:pStyle w:val="ListParagraph"/>
               <w:numPr>
                 <w:ilvl w:val="0"/>
                 <w:numId w:val="15"/>
@@ -2870,14 +4134,10 @@
             <w:r>
               <w:rPr>
                 <w:rFonts w:asciiTheme="majorHAnsi" w:hAnsiTheme="majorHAnsi" w:cstheme="majorHAnsi"/>
-              </w:rPr>
-              <w:t xml:space="preserve">Opis </w:t>
-            </w:r>
-            <w:r>
-              <w:rPr>
-                <w:rFonts w:asciiTheme="majorHAnsi" w:hAnsiTheme="majorHAnsi" w:cstheme="majorHAnsi"/>
-              </w:rPr>
-              <w:t>zadania 1</w:t>
+                <w:b/>
+                <w:bCs/>
+              </w:rPr>
+              <w:t>Dodanie nowego klienta i przypisanie go do systemu.</w:t>
             </w:r>
             <w:r>
               <w:rPr>
@@ -2889,18 +4149,34 @@
               <w:rPr>
                 <w:rFonts w:asciiTheme="majorHAnsi" w:hAnsiTheme="majorHAnsi" w:cstheme="majorHAnsi"/>
               </w:rPr>
-              <w:t>Dokumentacja/w</w:t>
-            </w:r>
-            <w:r>
-              <w:rPr>
-                <w:rFonts w:asciiTheme="majorHAnsi" w:hAnsiTheme="majorHAnsi" w:cstheme="majorHAnsi"/>
-              </w:rPr>
-              <w:t>izualizacja wyników</w:t>
-            </w:r>
-          </w:p>
-          <w:p>
-            <w:pPr>
-              <w:pStyle w:val="Akapitzlist"/>
+              <w:t xml:space="preserve">Wyniki: </w:t>
+            </w:r>
+            <w:r>
+              <w:rPr>
+                <w:rFonts w:asciiTheme="majorHAnsi" w:hAnsiTheme="majorHAnsi" w:cstheme="majorHAnsi"/>
+                <w:b/>
+                <w:bCs/>
+              </w:rPr>
+              <w:t>5/5</w:t>
+            </w:r>
+            <w:r>
+              <w:rPr>
+                <w:rFonts w:asciiTheme="majorHAnsi" w:hAnsiTheme="majorHAnsi" w:cstheme="majorHAnsi"/>
+              </w:rPr>
+              <w:t xml:space="preserve"> użytkowników pomyślnie dodało klienta w czasie poniżej 1 minuty. Intuicyjny formularz i dobrze oznaczone pola wymagane sprawiły, że zadanie było całkowicie bezproblemowe i nikt nie musiał prosić o pomoc.</w:t>
+            </w:r>
+          </w:p>
+          <w:p>
+            <w:pPr>
+              <w:pStyle w:val="ListParagraph"/>
+              <w:rPr>
+                <w:rFonts w:asciiTheme="majorHAnsi" w:hAnsiTheme="majorHAnsi" w:cstheme="majorHAnsi"/>
+              </w:rPr>
+            </w:pPr>
+          </w:p>
+          <w:p>
+            <w:pPr>
+              <w:pStyle w:val="ListParagraph"/>
               <w:numPr>
                 <w:ilvl w:val="0"/>
                 <w:numId w:val="15"/>
@@ -2912,8 +4188,10 @@
             <w:r>
               <w:rPr>
                 <w:rFonts w:asciiTheme="majorHAnsi" w:hAnsiTheme="majorHAnsi" w:cstheme="majorHAnsi"/>
-              </w:rPr>
-              <w:t>Opis zadania 2</w:t>
+                <w:b/>
+                <w:bCs/>
+              </w:rPr>
+              <w:t>Wyszukanie konkretnej umowy i sprawdzenie daty najbliższej waloryzacji.</w:t>
             </w:r>
             <w:r>
               <w:rPr>
@@ -2925,18 +4203,56 @@
               <w:rPr>
                 <w:rFonts w:asciiTheme="majorHAnsi" w:hAnsiTheme="majorHAnsi" w:cstheme="majorHAnsi"/>
               </w:rPr>
-              <w:t>Dokumentacja/w</w:t>
-            </w:r>
-            <w:r>
-              <w:rPr>
-                <w:rFonts w:asciiTheme="majorHAnsi" w:hAnsiTheme="majorHAnsi" w:cstheme="majorHAnsi"/>
-              </w:rPr>
-              <w:t>izualizacja wyników</w:t>
-            </w:r>
-          </w:p>
-          <w:p>
-            <w:pPr>
-              <w:pStyle w:val="Akapitzlist"/>
+              <w:t xml:space="preserve">Wyniki: </w:t>
+            </w:r>
+            <w:r>
+              <w:rPr>
+                <w:rFonts w:asciiTheme="majorHAnsi" w:hAnsiTheme="majorHAnsi" w:cstheme="majorHAnsi"/>
+                <w:b/>
+                <w:bCs/>
+              </w:rPr>
+              <w:t>4/5</w:t>
+            </w:r>
+            <w:r>
+              <w:rPr>
+                <w:rFonts w:asciiTheme="majorHAnsi" w:hAnsiTheme="majorHAnsi" w:cstheme="majorHAnsi"/>
+              </w:rPr>
+              <w:t xml:space="preserve"> użytkowników natychmiast znalazło odpowiednią kolumnę korzystając z filtrów w tabeli umów. Jedna osoba początkowo szukała tej informacji na głównym </w:t>
+            </w:r>
+            <w:proofErr w:type="spellStart"/>
+            <w:r>
+              <w:rPr>
+                <w:rFonts w:asciiTheme="majorHAnsi" w:hAnsiTheme="majorHAnsi" w:cstheme="majorHAnsi"/>
+              </w:rPr>
+              <w:t>Dashboardzie</w:t>
+            </w:r>
+            <w:proofErr w:type="spellEnd"/>
+            <w:r>
+              <w:rPr>
+                <w:rFonts w:asciiTheme="majorHAnsi" w:hAnsiTheme="majorHAnsi" w:cstheme="majorHAnsi"/>
+              </w:rPr>
+              <w:t>, zanim zorientowała się, że musi wejść w dedykowaną zakładkę. Średni czas ukończenia zadania: 1 minuta 15 sekund.</w:t>
+            </w:r>
+          </w:p>
+          <w:p>
+            <w:pPr>
+              <w:pStyle w:val="ListParagraph"/>
+              <w:rPr>
+                <w:rFonts w:asciiTheme="majorHAnsi" w:hAnsiTheme="majorHAnsi" w:cstheme="majorHAnsi"/>
+              </w:rPr>
+            </w:pPr>
+          </w:p>
+          <w:p>
+            <w:pPr>
+              <w:pStyle w:val="ListParagraph"/>
+              <w:rPr>
+                <w:rFonts w:asciiTheme="majorHAnsi" w:hAnsiTheme="majorHAnsi" w:cstheme="majorHAnsi"/>
+              </w:rPr>
+            </w:pPr>
+          </w:p>
+          <w:p>
+            <w:pPr>
+              <w:pStyle w:val="ListParagraph"/>
               <w:numPr>
                 <w:ilvl w:val="0"/>
                 <w:numId w:val="15"/>
@@ -2948,8 +4264,10 @@
             <w:r>
               <w:rPr>
                 <w:rFonts w:asciiTheme="majorHAnsi" w:hAnsiTheme="majorHAnsi" w:cstheme="majorHAnsi"/>
-              </w:rPr>
-              <w:t>Opis zadania 3</w:t>
+                <w:b/>
+                <w:bCs/>
+              </w:rPr>
+              <w:t>Wgranie dokumentu umownego w formacie PDF do modułu AI i zadanie pytania o stawkę wpisaną w umowie.</w:t>
             </w:r>
             <w:r>
               <w:rPr>
@@ -2961,28 +4279,76 @@
               <w:rPr>
                 <w:rFonts w:asciiTheme="majorHAnsi" w:hAnsiTheme="majorHAnsi" w:cstheme="majorHAnsi"/>
               </w:rPr>
-              <w:t>Dokumentacja/w</w:t>
-            </w:r>
-            <w:r>
-              <w:rPr>
-                <w:rFonts w:asciiTheme="majorHAnsi" w:hAnsiTheme="majorHAnsi" w:cstheme="majorHAnsi"/>
-              </w:rPr>
-              <w:t>izualizacja wyników</w:t>
-            </w:r>
-          </w:p>
-          <w:p>
-            <w:pPr>
-              <w:rPr>
-                <w:rFonts w:asciiTheme="majorHAnsi" w:hAnsiTheme="majorHAnsi" w:cstheme="majorHAnsi"/>
-              </w:rPr>
-            </w:pPr>
-          </w:p>
-          <w:p>
+              <w:t xml:space="preserve">Wyniki: </w:t>
+            </w:r>
+            <w:r>
+              <w:rPr>
+                <w:rFonts w:asciiTheme="majorHAnsi" w:hAnsiTheme="majorHAnsi" w:cstheme="majorHAnsi"/>
+                <w:b/>
+                <w:bCs/>
+              </w:rPr>
+              <w:t>5/5</w:t>
+            </w:r>
+            <w:r>
+              <w:rPr>
+                <w:rFonts w:asciiTheme="majorHAnsi" w:hAnsiTheme="majorHAnsi" w:cstheme="majorHAnsi"/>
+              </w:rPr>
+              <w:t xml:space="preserve"> użytkowników zadało pytanie poprawnie i otrzymało odpowiedź. Dwie osoby czuły jednak lekką niepewność zaraz po wgraniu pliku, ponieważ przetwarzanie wektorowe w tle trwało dłuższą chwilę, a system nie pokazywał wystarczająco dużego, wyraźnego wskaźnika ładowania (</w:t>
+            </w:r>
+            <w:proofErr w:type="spellStart"/>
+            <w:r>
+              <w:rPr>
+                <w:rFonts w:asciiTheme="majorHAnsi" w:hAnsiTheme="majorHAnsi" w:cstheme="majorHAnsi"/>
+              </w:rPr>
+              <w:t>loadera</w:t>
+            </w:r>
+            <w:proofErr w:type="spellEnd"/>
+            <w:r>
+              <w:rPr>
+                <w:rFonts w:asciiTheme="majorHAnsi" w:hAnsiTheme="majorHAnsi" w:cstheme="majorHAnsi"/>
+              </w:rPr>
+              <w:t>). Sprawiło to, że próbowali zadać pytanie, zanim dokument w pełni się przeanalizował.</w:t>
+            </w:r>
+          </w:p>
+          <w:p>
+            <w:pPr>
+              <w:rPr>
+                <w:rFonts w:asciiTheme="majorHAnsi" w:hAnsiTheme="majorHAnsi" w:cstheme="majorHAnsi"/>
+              </w:rPr>
+            </w:pPr>
+          </w:p>
+          <w:p>
+            <w:pPr>
+              <w:rPr>
+                <w:rFonts w:asciiTheme="majorHAnsi" w:hAnsiTheme="majorHAnsi" w:cstheme="majorHAnsi"/>
+              </w:rPr>
+            </w:pPr>
             <w:r>
               <w:rPr>
                 <w:rFonts w:asciiTheme="majorHAnsi" w:hAnsiTheme="majorHAnsi" w:cstheme="majorHAnsi"/>
               </w:rPr>
               <w:t>Wnioski</w:t>
+            </w:r>
+          </w:p>
+          <w:p>
+            <w:r>
+              <w:t xml:space="preserve">Zaprojektowany interfejs (oparty na </w:t>
+            </w:r>
+            <w:proofErr w:type="spellStart"/>
+            <w:r>
+              <w:t>React</w:t>
+            </w:r>
+            <w:proofErr w:type="spellEnd"/>
+            <w:r>
+              <w:t xml:space="preserve"> i </w:t>
+            </w:r>
+            <w:proofErr w:type="spellStart"/>
+            <w:r>
+              <w:t>Tailwind</w:t>
+            </w:r>
+            <w:proofErr w:type="spellEnd"/>
+            <w:r>
+              <w:t xml:space="preserve"> CSS) jest wysoce intuicyjny dla przeciętnego użytkownika biznesowego. Zakładki i nawigacja nie sprawiają trudności, a płaska architektura informacji ułatwia szybkie odnalezienie pożądanej funkcji. Najważniejszym i najbardziej konstruktywnym wnioskiem z testów jest konieczność wyraźniejszego informowania użytkownika o statusie "myślenia" Asystenta AI. Ze względu na asynchroniczne, kosztowne czasowo operacje (RAG i generowanie LLM), interfejs w takich miejscach powinien w przyszłości dawać mocniejszy wizualny feedback, aby użytkownik wiedział, że aplikacja cały czas pracuje.</w:t>
             </w:r>
           </w:p>
         </w:tc>
@@ -3021,7 +4387,7 @@
     </w:p>
     <w:tbl>
       <w:tblPr>
-        <w:tblStyle w:val="Tabela-Siatka"/>
+        <w:tblStyle w:val="TableGrid"/>
         <w:tblW w:w="0" w:type="auto"/>
         <w:tblBorders>
           <w:top w:val="single" w:sz="4" w:space="0" w:color="323232"/>
@@ -3040,8 +4406,8 @@
         <w:tblLook w:val="04A0" w:firstRow="1" w:lastRow="0" w:firstColumn="1" w:lastColumn="0" w:noHBand="0" w:noVBand="1"/>
       </w:tblPr>
       <w:tblGrid>
-        <w:gridCol w:w="7879"/>
-        <w:gridCol w:w="1749"/>
+        <w:gridCol w:w="9092"/>
+        <w:gridCol w:w="536"/>
       </w:tblGrid>
       <w:tr>
         <w:tc>
@@ -3090,150 +4456,293 @@
           </w:p>
           <w:p>
             <w:pPr>
-              <w:pStyle w:val="2"/>
-              <w:jc w:val="both"/>
-            </w:pPr>
-            <w:r>
-              <w:t xml:space="preserve">Umieścić 5 obrazów </w:t>
-            </w:r>
-            <w:r>
-              <w:t>dokumentujących</w:t>
-            </w:r>
-            <w:r>
-              <w:t xml:space="preserve"> u</w:t>
-            </w:r>
-            <w:r>
-              <w:t>kład interfejsu użytkownika dla ekranów o innej rozdzielczości</w:t>
-            </w:r>
-            <w:r>
-              <w:t xml:space="preserve">, na </w:t>
-            </w:r>
-            <w:r>
-              <w:t xml:space="preserve">których widoczne są </w:t>
-            </w:r>
-            <w:r>
-              <w:t xml:space="preserve">te same </w:t>
-            </w:r>
-            <w:r>
-              <w:t xml:space="preserve">funkcjonalności, które </w:t>
-            </w:r>
-            <w:r>
-              <w:t>zamieszczono</w:t>
-            </w:r>
-            <w:r>
-              <w:t xml:space="preserve"> </w:t>
-            </w:r>
-            <w:r>
-              <w:t>w wymaganiach na ocenę 3.</w:t>
-            </w:r>
-            <w:r>
-              <w:t xml:space="preserve"> W</w:t>
-            </w:r>
-            <w:r>
-              <w:t>stawione obrazy muszą być czytelne</w:t>
-            </w:r>
-            <w:r>
-              <w:t>!</w:t>
-            </w:r>
-          </w:p>
-          <w:p>
-            <w:pPr>
               <w:pStyle w:val="3"/>
-              <w:numPr>
-                <w:ilvl w:val="0"/>
-                <w:numId w:val="13"/>
-              </w:numPr>
-              <w:ind w:left="423"/>
+              <w:ind w:left="360"/>
               <w:jc w:val="left"/>
             </w:pPr>
             <w:r>
-              <w:t>[</w:t>
-            </w:r>
-            <w:r>
-              <w:t>Obraz</w:t>
-            </w:r>
-            <w:r>
-              <w:t>]</w:t>
+              <w:rPr>
+                <w:noProof/>
+              </w:rPr>
+              <w:drawing>
+                <wp:inline distT="0" distB="0" distL="0" distR="0" wp14:anchorId="028F69E1" wp14:editId="549CFA36">
+                  <wp:extent cx="5365034" cy="2091350"/>
+                  <wp:effectExtent l="0" t="0" r="0" b="4445"/>
+                  <wp:docPr id="826932389" name="Picture 11"/>
+                  <wp:cNvGraphicFramePr>
+                    <a:graphicFrameLocks xmlns:a="http://schemas.openxmlformats.org/drawingml/2006/main" noChangeAspect="1"/>
+                  </wp:cNvGraphicFramePr>
+                  <a:graphic xmlns:a="http://schemas.openxmlformats.org/drawingml/2006/main">
+                    <a:graphicData uri="http://schemas.openxmlformats.org/drawingml/2006/picture">
+                      <pic:pic xmlns:pic="http://schemas.openxmlformats.org/drawingml/2006/picture">
+                        <pic:nvPicPr>
+                          <pic:cNvPr id="826932389" name="Picture 826932389"/>
+                          <pic:cNvPicPr/>
+                        </pic:nvPicPr>
+                        <pic:blipFill>
+                          <a:blip r:embed="rId18" cstate="print">
+                            <a:extLst>
+                              <a:ext uri="{28A0092B-C50C-407E-A947-70E740481C1C}">
+                                <a14:useLocalDpi xmlns:a14="http://schemas.microsoft.com/office/drawing/2010/main" val="0"/>
+                              </a:ext>
+                            </a:extLst>
+                          </a:blip>
+                          <a:stretch>
+                            <a:fillRect/>
+                          </a:stretch>
+                        </pic:blipFill>
+                        <pic:spPr>
+                          <a:xfrm>
+                            <a:off x="0" y="0"/>
+                            <a:ext cx="5446857" cy="2123245"/>
+                          </a:xfrm>
+                          <a:prstGeom prst="rect">
+                            <a:avLst/>
+                          </a:prstGeom>
+                        </pic:spPr>
+                      </pic:pic>
+                    </a:graphicData>
+                  </a:graphic>
+                </wp:inline>
+              </w:drawing>
             </w:r>
           </w:p>
           <w:p>
             <w:pPr>
               <w:pStyle w:val="3"/>
-              <w:numPr>
-                <w:ilvl w:val="0"/>
-                <w:numId w:val="13"/>
-              </w:numPr>
-              <w:ind w:left="423"/>
+              <w:ind w:left="360"/>
               <w:jc w:val="left"/>
             </w:pPr>
-            <w:r>
-              <w:t>[</w:t>
-            </w:r>
-            <w:r>
-              <w:t>Obraz</w:t>
-            </w:r>
-            <w:r>
-              <w:t>]</w:t>
-            </w:r>
           </w:p>
           <w:p>
             <w:pPr>
               <w:pStyle w:val="3"/>
-              <w:numPr>
-                <w:ilvl w:val="0"/>
-                <w:numId w:val="13"/>
-              </w:numPr>
-              <w:ind w:left="423"/>
+              <w:ind w:left="360"/>
               <w:jc w:val="left"/>
             </w:pPr>
             <w:r>
-              <w:t>[</w:t>
-            </w:r>
-            <w:r>
-              <w:t>Obraz</w:t>
-            </w:r>
-            <w:r>
-              <w:t>]</w:t>
+              <w:rPr>
+                <w:noProof/>
+              </w:rPr>
+              <w:drawing>
+                <wp:inline distT="0" distB="0" distL="0" distR="0" wp14:anchorId="0FA98F45" wp14:editId="02320957">
+                  <wp:extent cx="5364480" cy="2091134"/>
+                  <wp:effectExtent l="0" t="0" r="0" b="4445"/>
+                  <wp:docPr id="82540486" name="Picture 12"/>
+                  <wp:cNvGraphicFramePr>
+                    <a:graphicFrameLocks xmlns:a="http://schemas.openxmlformats.org/drawingml/2006/main" noChangeAspect="1"/>
+                  </wp:cNvGraphicFramePr>
+                  <a:graphic xmlns:a="http://schemas.openxmlformats.org/drawingml/2006/main">
+                    <a:graphicData uri="http://schemas.openxmlformats.org/drawingml/2006/picture">
+                      <pic:pic xmlns:pic="http://schemas.openxmlformats.org/drawingml/2006/picture">
+                        <pic:nvPicPr>
+                          <pic:cNvPr id="82540486" name="Picture 82540486"/>
+                          <pic:cNvPicPr/>
+                        </pic:nvPicPr>
+                        <pic:blipFill>
+                          <a:blip r:embed="rId19" cstate="print">
+                            <a:extLst>
+                              <a:ext uri="{28A0092B-C50C-407E-A947-70E740481C1C}">
+                                <a14:useLocalDpi xmlns:a14="http://schemas.microsoft.com/office/drawing/2010/main" val="0"/>
+                              </a:ext>
+                            </a:extLst>
+                          </a:blip>
+                          <a:stretch>
+                            <a:fillRect/>
+                          </a:stretch>
+                        </pic:blipFill>
+                        <pic:spPr>
+                          <a:xfrm>
+                            <a:off x="0" y="0"/>
+                            <a:ext cx="5411294" cy="2109383"/>
+                          </a:xfrm>
+                          <a:prstGeom prst="rect">
+                            <a:avLst/>
+                          </a:prstGeom>
+                        </pic:spPr>
+                      </pic:pic>
+                    </a:graphicData>
+                  </a:graphic>
+                </wp:inline>
+              </w:drawing>
             </w:r>
           </w:p>
           <w:p>
             <w:pPr>
               <w:pStyle w:val="3"/>
-              <w:numPr>
-                <w:ilvl w:val="0"/>
-                <w:numId w:val="13"/>
-              </w:numPr>
-              <w:ind w:left="423"/>
+              <w:ind w:left="360"/>
               <w:jc w:val="left"/>
-            </w:pPr>
-            <w:r>
-              <w:t>[</w:t>
-            </w:r>
-            <w:r>
-              <w:t>Obraz</w:t>
-            </w:r>
-            <w:r>
-              <w:t>]</w:t>
-            </w:r>
+              <w:rPr>
+                <w:noProof/>
+              </w:rPr>
+            </w:pPr>
           </w:p>
           <w:p>
             <w:pPr>
               <w:pStyle w:val="3"/>
-              <w:numPr>
-                <w:ilvl w:val="0"/>
-                <w:numId w:val="13"/>
-              </w:numPr>
-              <w:ind w:left="423"/>
+              <w:ind w:left="360"/>
               <w:jc w:val="left"/>
-            </w:pPr>
-            <w:r>
-              <w:t>[</w:t>
-            </w:r>
-            <w:r>
-              <w:t>Obraz</w:t>
-            </w:r>
-            <w:r>
-              <w:t>]</w:t>
+              <w:rPr>
+                <w:noProof/>
+              </w:rPr>
+            </w:pPr>
+            <w:r>
+              <w:rPr>
+                <w:noProof/>
+              </w:rPr>
+              <w:drawing>
+                <wp:inline distT="0" distB="0" distL="0" distR="0" wp14:anchorId="7708261F" wp14:editId="48DDDB47">
+                  <wp:extent cx="5364480" cy="2091133"/>
+                  <wp:effectExtent l="0" t="0" r="0" b="4445"/>
+                  <wp:docPr id="760973081" name="Picture 13"/>
+                  <wp:cNvGraphicFramePr>
+                    <a:graphicFrameLocks xmlns:a="http://schemas.openxmlformats.org/drawingml/2006/main" noChangeAspect="1"/>
+                  </wp:cNvGraphicFramePr>
+                  <a:graphic xmlns:a="http://schemas.openxmlformats.org/drawingml/2006/main">
+                    <a:graphicData uri="http://schemas.openxmlformats.org/drawingml/2006/picture">
+                      <pic:pic xmlns:pic="http://schemas.openxmlformats.org/drawingml/2006/picture">
+                        <pic:nvPicPr>
+                          <pic:cNvPr id="760973081" name="Picture 760973081"/>
+                          <pic:cNvPicPr/>
+                        </pic:nvPicPr>
+                        <pic:blipFill>
+                          <a:blip r:embed="rId20" cstate="print">
+                            <a:extLst>
+                              <a:ext uri="{28A0092B-C50C-407E-A947-70E740481C1C}">
+                                <a14:useLocalDpi xmlns:a14="http://schemas.microsoft.com/office/drawing/2010/main" val="0"/>
+                              </a:ext>
+                            </a:extLst>
+                          </a:blip>
+                          <a:stretch>
+                            <a:fillRect/>
+                          </a:stretch>
+                        </pic:blipFill>
+                        <pic:spPr>
+                          <a:xfrm>
+                            <a:off x="0" y="0"/>
+                            <a:ext cx="5477249" cy="2135092"/>
+                          </a:xfrm>
+                          <a:prstGeom prst="rect">
+                            <a:avLst/>
+                          </a:prstGeom>
+                        </pic:spPr>
+                      </pic:pic>
+                    </a:graphicData>
+                  </a:graphic>
+                </wp:inline>
+              </w:drawing>
+            </w:r>
+          </w:p>
+          <w:p>
+            <w:pPr>
+              <w:pStyle w:val="3"/>
+              <w:ind w:left="360"/>
+              <w:jc w:val="left"/>
+            </w:pPr>
+            <w:r>
+              <w:rPr>
+                <w:noProof/>
+              </w:rPr>
+              <w:lastRenderedPageBreak/>
+              <w:t xml:space="preserve">    </w:t>
+            </w:r>
+            <w:r>
+              <w:rPr>
+                <w:noProof/>
+              </w:rPr>
+              <w:drawing>
+                <wp:inline distT="0" distB="0" distL="0" distR="0" wp14:anchorId="77DD0CBD" wp14:editId="485A3CDE">
+                  <wp:extent cx="2170897" cy="2806574"/>
+                  <wp:effectExtent l="0" t="0" r="1270" b="635"/>
+                  <wp:docPr id="244980720" name="Picture 14"/>
+                  <wp:cNvGraphicFramePr>
+                    <a:graphicFrameLocks xmlns:a="http://schemas.openxmlformats.org/drawingml/2006/main" noChangeAspect="1"/>
+                  </wp:cNvGraphicFramePr>
+                  <a:graphic xmlns:a="http://schemas.openxmlformats.org/drawingml/2006/main">
+                    <a:graphicData uri="http://schemas.openxmlformats.org/drawingml/2006/picture">
+                      <pic:pic xmlns:pic="http://schemas.openxmlformats.org/drawingml/2006/picture">
+                        <pic:nvPicPr>
+                          <pic:cNvPr id="244980720" name="Picture 244980720"/>
+                          <pic:cNvPicPr/>
+                        </pic:nvPicPr>
+                        <pic:blipFill>
+                          <a:blip r:embed="rId21" cstate="print">
+                            <a:extLst>
+                              <a:ext uri="{28A0092B-C50C-407E-A947-70E740481C1C}">
+                                <a14:useLocalDpi xmlns:a14="http://schemas.microsoft.com/office/drawing/2010/main" val="0"/>
+                              </a:ext>
+                            </a:extLst>
+                          </a:blip>
+                          <a:stretch>
+                            <a:fillRect/>
+                          </a:stretch>
+                        </pic:blipFill>
+                        <pic:spPr>
+                          <a:xfrm>
+                            <a:off x="0" y="0"/>
+                            <a:ext cx="2270262" cy="2935035"/>
+                          </a:xfrm>
+                          <a:prstGeom prst="rect">
+                            <a:avLst/>
+                          </a:prstGeom>
+                        </pic:spPr>
+                      </pic:pic>
+                    </a:graphicData>
+                  </a:graphic>
+                </wp:inline>
+              </w:drawing>
+            </w:r>
+            <w:r>
+              <w:rPr>
+                <w:noProof/>
+              </w:rPr>
+              <w:t xml:space="preserve">                     </w:t>
+            </w:r>
+            <w:r>
+              <w:rPr>
+                <w:noProof/>
+              </w:rPr>
+              <w:drawing>
+                <wp:inline distT="0" distB="0" distL="0" distR="0" wp14:anchorId="1DA2E1F9" wp14:editId="0E4D58F4">
+                  <wp:extent cx="2184903" cy="2824681"/>
+                  <wp:effectExtent l="0" t="0" r="0" b="0"/>
+                  <wp:docPr id="1580245208" name="Picture 15"/>
+                  <wp:cNvGraphicFramePr>
+                    <a:graphicFrameLocks xmlns:a="http://schemas.openxmlformats.org/drawingml/2006/main" noChangeAspect="1"/>
+                  </wp:cNvGraphicFramePr>
+                  <a:graphic xmlns:a="http://schemas.openxmlformats.org/drawingml/2006/main">
+                    <a:graphicData uri="http://schemas.openxmlformats.org/drawingml/2006/picture">
+                      <pic:pic xmlns:pic="http://schemas.openxmlformats.org/drawingml/2006/picture">
+                        <pic:nvPicPr>
+                          <pic:cNvPr id="1580245208" name="Picture 1580245208"/>
+                          <pic:cNvPicPr/>
+                        </pic:nvPicPr>
+                        <pic:blipFill>
+                          <a:blip r:embed="rId22" cstate="print">
+                            <a:extLst>
+                              <a:ext uri="{28A0092B-C50C-407E-A947-70E740481C1C}">
+                                <a14:useLocalDpi xmlns:a14="http://schemas.microsoft.com/office/drawing/2010/main" val="0"/>
+                              </a:ext>
+                            </a:extLst>
+                          </a:blip>
+                          <a:stretch>
+                            <a:fillRect/>
+                          </a:stretch>
+                        </pic:blipFill>
+                        <pic:spPr>
+                          <a:xfrm>
+                            <a:off x="0" y="0"/>
+                            <a:ext cx="2201198" cy="2845747"/>
+                          </a:xfrm>
+                          <a:prstGeom prst="rect">
+                            <a:avLst/>
+                          </a:prstGeom>
+                        </pic:spPr>
+                      </pic:pic>
+                    </a:graphicData>
+                  </a:graphic>
+                </wp:inline>
+              </w:drawing>
             </w:r>
           </w:p>
         </w:tc>
@@ -3272,7 +4781,7 @@
     </w:p>
     <w:tbl>
       <w:tblPr>
-        <w:tblStyle w:val="Tabela-Siatka"/>
+        <w:tblStyle w:val="TableGrid"/>
         <w:tblW w:w="0" w:type="auto"/>
         <w:tblBorders>
           <w:top w:val="single" w:sz="4" w:space="0" w:color="323232"/>
@@ -3505,63 +5014,6 @@
           </w:p>
           <w:p>
             <w:pPr>
-              <w:pStyle w:val="2"/>
-              <w:jc w:val="both"/>
-            </w:pPr>
-            <w:r>
-              <w:t xml:space="preserve">Opisać </w:t>
-            </w:r>
-            <w:r>
-              <w:t xml:space="preserve">zrealizowane </w:t>
-            </w:r>
-            <w:r>
-              <w:t xml:space="preserve">testy </w:t>
-            </w:r>
-            <w:r>
-              <w:t xml:space="preserve">i </w:t>
-            </w:r>
-            <w:r>
-              <w:t xml:space="preserve">przedstawić </w:t>
-            </w:r>
-            <w:r>
-              <w:t>ich wyniki w czytelny sposób</w:t>
-            </w:r>
-            <w:r>
-              <w:t>.</w:t>
-            </w:r>
-            <w:r>
-              <w:t xml:space="preserve"> </w:t>
-            </w:r>
-            <w:r>
-              <w:t xml:space="preserve">Jeżeli </w:t>
-            </w:r>
-            <w:r>
-              <w:t xml:space="preserve">wcześniej przeprowadzono </w:t>
-            </w:r>
-            <w:r>
-              <w:t>testy</w:t>
-            </w:r>
-            <w:r>
-              <w:t xml:space="preserve"> </w:t>
-            </w:r>
-            <w:r>
-              <w:t>użyteczności</w:t>
-            </w:r>
-            <w:r>
-              <w:t xml:space="preserve">, </w:t>
-            </w:r>
-            <w:r>
-              <w:t xml:space="preserve">to </w:t>
-            </w:r>
-            <w:r>
-              <w:t xml:space="preserve">tylko </w:t>
-            </w:r>
-            <w:r>
-              <w:t>wpisać ich nazwę. Nie opisywać ich ponownie!</w:t>
-            </w:r>
-          </w:p>
-          <w:p>
-            <w:pPr>
               <w:pStyle w:val="3"/>
               <w:numPr>
                 <w:ilvl w:val="0"/>
@@ -3570,29 +5022,25 @@
               <w:jc w:val="left"/>
             </w:pPr>
             <w:r>
-              <w:t>Nazwa testów</w:t>
+              <w:rPr>
+                <w:b/>
+                <w:bCs/>
+              </w:rPr>
+              <w:t>Testy użyteczności (UX)</w:t>
             </w:r>
             <w:r>
               <w:br/>
             </w:r>
             <w:r>
-              <w:t>Opis</w:t>
-            </w:r>
-            <w:r>
-              <w:t xml:space="preserve"> test</w:t>
-            </w:r>
-            <w:r>
-              <w:t>ów</w:t>
-            </w:r>
-            <w:r>
-              <w:br/>
-            </w:r>
-            <w:r>
-              <w:t>Dokumentacja/wizualiz</w:t>
-            </w:r>
-            <w:r>
-              <w:t>acja wyników</w:t>
-            </w:r>
+              <w:t>Opis testów: Szczegółowy opis tych testów i wizualizacja ich wyników zostały umieszczone w sekcji „Interfejs Użytkownika”. (Zgodnie z wymogami raportu, nie opisujemy ich tutaj ponownie).</w:t>
+            </w:r>
+          </w:p>
+          <w:p>
+            <w:pPr>
+              <w:pStyle w:val="3"/>
+              <w:ind w:left="720"/>
+              <w:jc w:val="left"/>
+            </w:pPr>
           </w:p>
           <w:p>
             <w:pPr>
@@ -3604,57 +5052,212 @@
               <w:jc w:val="left"/>
             </w:pPr>
             <w:r>
-              <w:t>Nazwa testów</w:t>
+              <w:rPr>
+                <w:b/>
+                <w:bCs/>
+              </w:rPr>
+              <w:t xml:space="preserve">Testy jednostkowe (Unit </w:t>
+            </w:r>
+            <w:proofErr w:type="spellStart"/>
+            <w:r>
+              <w:rPr>
+                <w:b/>
+                <w:bCs/>
+              </w:rPr>
+              <w:t>Tests</w:t>
+            </w:r>
+            <w:proofErr w:type="spellEnd"/>
+            <w:r>
+              <w:rPr>
+                <w:b/>
+                <w:bCs/>
+              </w:rPr>
+              <w:t>)</w:t>
             </w:r>
             <w:r>
               <w:br/>
             </w:r>
             <w:r>
-              <w:t>Opis test</w:t>
-            </w:r>
-            <w:r>
-              <w:t>ów</w:t>
-            </w:r>
-            <w:r>
-              <w:br/>
-            </w:r>
-            <w:r>
-              <w:t>Dokumentacja/wizualiz</w:t>
-            </w:r>
-            <w:r>
-              <w:t>acja wyników</w:t>
+              <w:t xml:space="preserve">Opis testów: Przeprowadzono na </w:t>
+            </w:r>
+            <w:proofErr w:type="spellStart"/>
+            <w:r>
+              <w:t>backendzie</w:t>
+            </w:r>
+            <w:proofErr w:type="spellEnd"/>
+            <w:r>
+              <w:t xml:space="preserve"> za pomocą </w:t>
+            </w:r>
+            <w:proofErr w:type="spellStart"/>
+            <w:r>
+              <w:t>frameworka</w:t>
+            </w:r>
+            <w:proofErr w:type="spellEnd"/>
+            <w:r>
+              <w:t xml:space="preserve"> </w:t>
+            </w:r>
+            <w:proofErr w:type="spellStart"/>
+            <w:r>
+              <w:t>pytest</w:t>
+            </w:r>
+            <w:proofErr w:type="spellEnd"/>
+            <w:r>
+              <w:t xml:space="preserve">. Ich celem było sprawdzenie </w:t>
+            </w:r>
+            <w:proofErr w:type="spellStart"/>
+            <w:r>
+              <w:t>zizolowanych</w:t>
+            </w:r>
+            <w:proofErr w:type="spellEnd"/>
+            <w:r>
+              <w:t xml:space="preserve"> funkcji biznesowych (np. w warstwie usługowej) bez odpytywania prawdziwej bazy danych. Testowano m.in. skomplikowaną logikę matematyczną wyliczania waloryzacji na podstawie podanych dat</w:t>
             </w:r>
           </w:p>
           <w:p>
             <w:pPr>
               <w:pStyle w:val="3"/>
+              <w:jc w:val="left"/>
+            </w:pPr>
+            <w:r>
+              <w:t xml:space="preserve"> </w:t>
+            </w:r>
+          </w:p>
+          <w:p>
+            <w:pPr>
+              <w:pStyle w:val="3"/>
+              <w:jc w:val="left"/>
+            </w:pPr>
+            <w:r>
+              <w:t xml:space="preserve">               </w:t>
+            </w:r>
+            <w:r>
+              <w:drawing>
+                <wp:inline distT="0" distB="0" distL="0" distR="0" wp14:anchorId="51502AC4" wp14:editId="03B0AD62">
+                  <wp:extent cx="3530851" cy="1675013"/>
+                  <wp:effectExtent l="0" t="0" r="0" b="1905"/>
+                  <wp:docPr id="946690791" name="Picture 1"/>
+                  <wp:cNvGraphicFramePr>
+                    <a:graphicFrameLocks xmlns:a="http://schemas.openxmlformats.org/drawingml/2006/main" noChangeAspect="1"/>
+                  </wp:cNvGraphicFramePr>
+                  <a:graphic xmlns:a="http://schemas.openxmlformats.org/drawingml/2006/main">
+                    <a:graphicData uri="http://schemas.openxmlformats.org/drawingml/2006/picture">
+                      <pic:pic xmlns:pic="http://schemas.openxmlformats.org/drawingml/2006/picture">
+                        <pic:nvPicPr>
+                          <pic:cNvPr id="946690791" name=""/>
+                          <pic:cNvPicPr/>
+                        </pic:nvPicPr>
+                        <pic:blipFill>
+                          <a:blip r:embed="rId23"/>
+                          <a:stretch>
+                            <a:fillRect/>
+                          </a:stretch>
+                        </pic:blipFill>
+                        <pic:spPr>
+                          <a:xfrm>
+                            <a:off x="0" y="0"/>
+                            <a:ext cx="3550484" cy="1684327"/>
+                          </a:xfrm>
+                          <a:prstGeom prst="rect">
+                            <a:avLst/>
+                          </a:prstGeom>
+                        </pic:spPr>
+                      </pic:pic>
+                    </a:graphicData>
+                  </a:graphic>
+                </wp:inline>
+              </w:drawing>
+            </w:r>
+          </w:p>
+          <w:p>
+            <w:pPr>
+              <w:pStyle w:val="ListParagraph"/>
               <w:numPr>
                 <w:ilvl w:val="0"/>
                 <w:numId w:val="16"/>
               </w:numPr>
+              <w:rPr>
+                <w:rFonts w:asciiTheme="majorHAnsi" w:hAnsiTheme="majorHAnsi" w:cstheme="majorHAnsi"/>
+              </w:rPr>
+            </w:pPr>
+            <w:r>
+              <w:rPr>
+                <w:b/>
+                <w:bCs/>
+              </w:rPr>
+              <w:t>Testy integracyjne</w:t>
+            </w:r>
+            <w:r>
+              <w:br/>
+            </w:r>
+            <w:r>
+              <w:rPr>
+                <w:rFonts w:asciiTheme="majorHAnsi" w:hAnsiTheme="majorHAnsi" w:cstheme="majorHAnsi"/>
+              </w:rPr>
+              <w:t xml:space="preserve">Opis testów: Zrealizowano z wykorzystaniem rozszerzenia </w:t>
+            </w:r>
+            <w:proofErr w:type="spellStart"/>
+            <w:r>
+              <w:rPr>
+                <w:rFonts w:asciiTheme="majorHAnsi" w:hAnsiTheme="majorHAnsi" w:cstheme="majorHAnsi"/>
+              </w:rPr>
+              <w:t>pytest-asyncio</w:t>
+            </w:r>
+            <w:proofErr w:type="spellEnd"/>
+            <w:r>
+              <w:rPr>
+                <w:rFonts w:asciiTheme="majorHAnsi" w:hAnsiTheme="majorHAnsi" w:cstheme="majorHAnsi"/>
+              </w:rPr>
+              <w:t xml:space="preserve"> w celu zweryfikowania poprawnej komunikacji aplikacji ze strukturami bazy danych (</w:t>
+            </w:r>
+            <w:proofErr w:type="spellStart"/>
+            <w:r>
+              <w:rPr>
+                <w:rFonts w:asciiTheme="majorHAnsi" w:hAnsiTheme="majorHAnsi" w:cstheme="majorHAnsi"/>
+              </w:rPr>
+              <w:t>PostgreSQL</w:t>
+            </w:r>
+            <w:proofErr w:type="spellEnd"/>
+            <w:r>
+              <w:rPr>
+                <w:rFonts w:asciiTheme="majorHAnsi" w:hAnsiTheme="majorHAnsi" w:cstheme="majorHAnsi"/>
+              </w:rPr>
+              <w:t xml:space="preserve">). Testy polegały na uruchomieniu cyklu życia zapytania w architekturze: </w:t>
+            </w:r>
+            <w:proofErr w:type="spellStart"/>
+            <w:r>
+              <w:rPr>
+                <w:rFonts w:asciiTheme="majorHAnsi" w:hAnsiTheme="majorHAnsi" w:cstheme="majorHAnsi"/>
+              </w:rPr>
+              <w:t>Route</w:t>
+            </w:r>
+            <w:proofErr w:type="spellEnd"/>
+            <w:r>
+              <w:rPr>
+                <w:rFonts w:asciiTheme="majorHAnsi" w:hAnsiTheme="majorHAnsi" w:cstheme="majorHAnsi"/>
+              </w:rPr>
+              <w:t xml:space="preserve"> -&gt; Service -&gt; </w:t>
+            </w:r>
+            <w:proofErr w:type="spellStart"/>
+            <w:r>
+              <w:rPr>
+                <w:rFonts w:asciiTheme="majorHAnsi" w:hAnsiTheme="majorHAnsi" w:cstheme="majorHAnsi"/>
+              </w:rPr>
+              <w:t>Repository</w:t>
+            </w:r>
+            <w:proofErr w:type="spellEnd"/>
+            <w:r>
+              <w:rPr>
+                <w:rFonts w:asciiTheme="majorHAnsi" w:hAnsiTheme="majorHAnsi" w:cstheme="majorHAnsi"/>
+              </w:rPr>
+              <w:t xml:space="preserve"> -&gt; testowa Baza Danych.</w:t>
+            </w:r>
+          </w:p>
+          <w:p>
+            <w:pPr>
+              <w:pStyle w:val="3"/>
+              <w:ind w:left="720"/>
               <w:jc w:val="left"/>
             </w:pPr>
-            <w:r>
-              <w:t>Nazwa testów</w:t>
-            </w:r>
-            <w:r>
-              <w:br/>
-            </w:r>
-            <w:r>
-              <w:t>Opis test</w:t>
-            </w:r>
-            <w:r>
-              <w:t>ów</w:t>
-            </w:r>
-            <w:r>
-              <w:br/>
-            </w:r>
-            <w:r>
-              <w:t>Dokumentacja/wizualiz</w:t>
-            </w:r>
-            <w:r>
-              <w:t>acja wyników</w:t>
-            </w:r>
           </w:p>
         </w:tc>
         <w:tc>
@@ -3687,9 +5290,6 @@
             <w:pPr>
               <w:pStyle w:val="3"/>
             </w:pPr>
-            <w:r>
-              <w:t>Wymagania na ocenę 4</w:t>
-            </w:r>
           </w:p>
         </w:tc>
         <w:tc>
@@ -3721,22 +5321,8 @@
               <w:pStyle w:val="1"/>
             </w:pPr>
             <w:r>
+              <w:lastRenderedPageBreak/>
               <w:t>Uwzględnienie czterech różnych rodzajów testów</w:t>
-            </w:r>
-          </w:p>
-          <w:p>
-            <w:pPr>
-              <w:pStyle w:val="2"/>
-              <w:jc w:val="both"/>
-            </w:pPr>
-            <w:r>
-              <w:t>Opisać zrealizowane testy i przedstawić ich wyniki w czytelny sposób. N</w:t>
-            </w:r>
-            <w:r>
-              <w:t xml:space="preserve">ie </w:t>
-            </w:r>
-            <w:r>
-              <w:t>opisywać ponownie poprzednich testów!</w:t>
             </w:r>
           </w:p>
           <w:p>
@@ -3749,18 +5335,167 @@
               <w:jc w:val="left"/>
             </w:pPr>
             <w:r>
-              <w:t>Nazwa testów</w:t>
+              <w:rPr>
+                <w:b/>
+                <w:bCs/>
+              </w:rPr>
+              <w:t>Testy statycznej analizy kodu i typowania</w:t>
             </w:r>
             <w:r>
               <w:br/>
-              <w:t>Opis testów</w:t>
-            </w:r>
-            <w:r>
-              <w:br/>
-              <w:t>Dokumentacja/wizualiz</w:t>
-            </w:r>
-            <w:r>
-              <w:t>acja wyników</w:t>
+            </w:r>
+            <w:r>
+              <w:t xml:space="preserve">Opis testów: Mają one na celu wyłapanie błędów deweloperskich i niezgodności typów przed samym uruchomieniem aplikacji. Skonfigurowano narzędzia: </w:t>
+            </w:r>
+            <w:proofErr w:type="spellStart"/>
+            <w:r>
+              <w:t>ruff</w:t>
+            </w:r>
+            <w:proofErr w:type="spellEnd"/>
+            <w:r>
+              <w:t xml:space="preserve"> (linter i </w:t>
+            </w:r>
+            <w:proofErr w:type="spellStart"/>
+            <w:r>
+              <w:t>formatter</w:t>
+            </w:r>
+            <w:proofErr w:type="spellEnd"/>
+            <w:r>
+              <w:t xml:space="preserve">) oraz </w:t>
+            </w:r>
+            <w:proofErr w:type="spellStart"/>
+            <w:r>
+              <w:t>mypy</w:t>
+            </w:r>
+            <w:proofErr w:type="spellEnd"/>
+            <w:r>
+              <w:t xml:space="preserve"> dla ścisłego typowania </w:t>
+            </w:r>
+            <w:proofErr w:type="spellStart"/>
+            <w:r>
+              <w:t>Pythona</w:t>
+            </w:r>
+            <w:proofErr w:type="spellEnd"/>
+            <w:r>
+              <w:t xml:space="preserve">, a dla </w:t>
+            </w:r>
+            <w:proofErr w:type="spellStart"/>
+            <w:r>
+              <w:t>frontendu</w:t>
+            </w:r>
+            <w:proofErr w:type="spellEnd"/>
+            <w:r>
+              <w:t xml:space="preserve"> </w:t>
+            </w:r>
+            <w:proofErr w:type="spellStart"/>
+            <w:r>
+              <w:t>ESLint</w:t>
+            </w:r>
+            <w:proofErr w:type="spellEnd"/>
+            <w:r>
+              <w:t xml:space="preserve"> dbający o jakość </w:t>
+            </w:r>
+            <w:proofErr w:type="spellStart"/>
+            <w:r>
+              <w:t>TypeScriptu</w:t>
+            </w:r>
+            <w:proofErr w:type="spellEnd"/>
+            <w:r>
+              <w:t xml:space="preserve"> w </w:t>
+            </w:r>
+            <w:proofErr w:type="spellStart"/>
+            <w:r>
+              <w:t>Reakcie</w:t>
+            </w:r>
+            <w:proofErr w:type="spellEnd"/>
+            <w:r>
+              <w:t xml:space="preserve">. Testy uruchamiano automatycznie komendą </w:t>
+            </w:r>
+            <w:proofErr w:type="spellStart"/>
+            <w:r>
+              <w:t>make</w:t>
+            </w:r>
+            <w:proofErr w:type="spellEnd"/>
+            <w:r>
+              <w:t xml:space="preserve"> </w:t>
+            </w:r>
+            <w:proofErr w:type="spellStart"/>
+            <w:r>
+              <w:t>check</w:t>
+            </w:r>
+            <w:proofErr w:type="spellEnd"/>
+            <w:r>
+              <w:t>.</w:t>
+            </w:r>
+          </w:p>
+          <w:p>
+            <w:pPr>
+              <w:pStyle w:val="3"/>
+              <w:jc w:val="left"/>
+            </w:pPr>
+          </w:p>
+          <w:p>
+            <w:pPr>
+              <w:pStyle w:val="3"/>
+              <w:jc w:val="left"/>
+            </w:pPr>
+            <w:r>
+              <w:t xml:space="preserve">                </w:t>
+            </w:r>
+            <w:r>
+              <w:drawing>
+                <wp:inline distT="0" distB="0" distL="0" distR="0" wp14:anchorId="2DF557DF" wp14:editId="3838D0F1">
+                  <wp:extent cx="2565400" cy="558800"/>
+                  <wp:effectExtent l="0" t="0" r="0" b="0"/>
+                  <wp:docPr id="1704576596" name="Picture 1"/>
+                  <wp:cNvGraphicFramePr>
+                    <a:graphicFrameLocks xmlns:a="http://schemas.openxmlformats.org/drawingml/2006/main" noChangeAspect="1"/>
+                  </wp:cNvGraphicFramePr>
+                  <a:graphic xmlns:a="http://schemas.openxmlformats.org/drawingml/2006/main">
+                    <a:graphicData uri="http://schemas.openxmlformats.org/drawingml/2006/picture">
+                      <pic:pic xmlns:pic="http://schemas.openxmlformats.org/drawingml/2006/picture">
+                        <pic:nvPicPr>
+                          <pic:cNvPr id="1704576596" name=""/>
+                          <pic:cNvPicPr/>
+                        </pic:nvPicPr>
+                        <pic:blipFill>
+                          <a:blip r:embed="rId24"/>
+                          <a:stretch>
+                            <a:fillRect/>
+                          </a:stretch>
+                        </pic:blipFill>
+                        <pic:spPr>
+                          <a:xfrm>
+                            <a:off x="0" y="0"/>
+                            <a:ext cx="2565400" cy="558800"/>
+                          </a:xfrm>
+                          <a:prstGeom prst="rect">
+                            <a:avLst/>
+                          </a:prstGeom>
+                        </pic:spPr>
+                      </pic:pic>
+                    </a:graphicData>
+                  </a:graphic>
+                </wp:inline>
+              </w:drawing>
+            </w:r>
+          </w:p>
+          <w:p>
+            <w:pPr>
+              <w:pStyle w:val="3"/>
+              <w:jc w:val="left"/>
+            </w:pPr>
+            <w:r>
+              <w:t xml:space="preserve">               </w:t>
+            </w:r>
+          </w:p>
+          <w:p>
+            <w:pPr>
+              <w:pStyle w:val="3"/>
+              <w:jc w:val="left"/>
+            </w:pPr>
+            <w:r>
+              <w:t xml:space="preserve">                </w:t>
             </w:r>
           </w:p>
         </w:tc>
@@ -3837,15 +5572,6 @@
           </w:p>
           <w:p>
             <w:pPr>
-              <w:pStyle w:val="2"/>
-              <w:jc w:val="both"/>
-            </w:pPr>
-            <w:r>
-              <w:t>Opisać zrealizowane testy i przedstawić ich wyniki w czytelny sposób. Nie opisywać ponownie poprzednich testów!</w:t>
-            </w:r>
-          </w:p>
-          <w:p>
-            <w:pPr>
               <w:pStyle w:val="3"/>
               <w:numPr>
                 <w:ilvl w:val="0"/>
@@ -3854,18 +5580,124 @@
               <w:jc w:val="left"/>
             </w:pPr>
             <w:r>
-              <w:t>Nazwa testów</w:t>
+              <w:rPr>
+                <w:b/>
+                <w:bCs/>
+              </w:rPr>
+              <w:t xml:space="preserve">Testy bezpieczeństwa kodu (Security </w:t>
+            </w:r>
+            <w:proofErr w:type="spellStart"/>
+            <w:r>
+              <w:rPr>
+                <w:b/>
+                <w:bCs/>
+              </w:rPr>
+              <w:t>Scans</w:t>
+            </w:r>
+            <w:proofErr w:type="spellEnd"/>
+            <w:r>
+              <w:rPr>
+                <w:b/>
+                <w:bCs/>
+              </w:rPr>
+              <w:t>)</w:t>
             </w:r>
             <w:r>
               <w:br/>
-              <w:t>Opis testów</w:t>
-            </w:r>
-            <w:r>
-              <w:br/>
-              <w:t>Dokumentacja/wizualiz</w:t>
-            </w:r>
-            <w:r>
-              <w:t>acja wyników</w:t>
+            </w:r>
+            <w:r>
+              <w:t xml:space="preserve">Opis testów: Wykorzystano dedykowane narzędzie audytorskie </w:t>
+            </w:r>
+            <w:proofErr w:type="spellStart"/>
+            <w:r>
+              <w:t>bandit</w:t>
+            </w:r>
+            <w:proofErr w:type="spellEnd"/>
+            <w:r>
+              <w:t xml:space="preserve"> zintegrowane w łańcuchu poleceń (komenda </w:t>
+            </w:r>
+            <w:proofErr w:type="spellStart"/>
+            <w:r>
+              <w:t>make</w:t>
+            </w:r>
+            <w:proofErr w:type="spellEnd"/>
+            <w:r>
+              <w:t xml:space="preserve"> </w:t>
+            </w:r>
+            <w:proofErr w:type="spellStart"/>
+            <w:r>
+              <w:t>security</w:t>
+            </w:r>
+            <w:proofErr w:type="spellEnd"/>
+            <w:r>
+              <w:t xml:space="preserve">). Jego zadaniem było zautomatyzowane skanowanie całego kodu napisanego w środowisku </w:t>
+            </w:r>
+            <w:proofErr w:type="spellStart"/>
+            <w:r>
+              <w:t>backendowym</w:t>
+            </w:r>
+            <w:proofErr w:type="spellEnd"/>
+            <w:r>
+              <w:t xml:space="preserve"> pod kątem znanych luk (np. ryzyko wstrzykiwania kodu przez </w:t>
+            </w:r>
+            <w:proofErr w:type="spellStart"/>
+            <w:r>
+              <w:t>eval</w:t>
+            </w:r>
+            <w:proofErr w:type="spellEnd"/>
+            <w:r>
+              <w:t xml:space="preserve"> czy pozostawionych w kodzie twardych haseł).</w:t>
+            </w:r>
+          </w:p>
+          <w:p>
+            <w:pPr>
+              <w:pStyle w:val="3"/>
+              <w:ind w:left="720"/>
+              <w:jc w:val="left"/>
+            </w:pPr>
+          </w:p>
+          <w:p>
+            <w:pPr>
+              <w:pStyle w:val="3"/>
+              <w:ind w:left="720"/>
+              <w:jc w:val="left"/>
+            </w:pPr>
+            <w:r>
+              <w:drawing>
+                <wp:inline distT="0" distB="0" distL="0" distR="0" wp14:anchorId="6E0B0335" wp14:editId="37870D7A">
+                  <wp:extent cx="2260600" cy="1968500"/>
+                  <wp:effectExtent l="0" t="0" r="0" b="0"/>
+                  <wp:docPr id="1694933059" name="Picture 1"/>
+                  <wp:cNvGraphicFramePr>
+                    <a:graphicFrameLocks xmlns:a="http://schemas.openxmlformats.org/drawingml/2006/main" noChangeAspect="1"/>
+                  </wp:cNvGraphicFramePr>
+                  <a:graphic xmlns:a="http://schemas.openxmlformats.org/drawingml/2006/main">
+                    <a:graphicData uri="http://schemas.openxmlformats.org/drawingml/2006/picture">
+                      <pic:pic xmlns:pic="http://schemas.openxmlformats.org/drawingml/2006/picture">
+                        <pic:nvPicPr>
+                          <pic:cNvPr id="1694933059" name=""/>
+                          <pic:cNvPicPr/>
+                        </pic:nvPicPr>
+                        <pic:blipFill>
+                          <a:blip r:embed="rId25"/>
+                          <a:stretch>
+                            <a:fillRect/>
+                          </a:stretch>
+                        </pic:blipFill>
+                        <pic:spPr>
+                          <a:xfrm>
+                            <a:off x="0" y="0"/>
+                            <a:ext cx="2260600" cy="1968500"/>
+                          </a:xfrm>
+                          <a:prstGeom prst="rect">
+                            <a:avLst/>
+                          </a:prstGeom>
+                        </pic:spPr>
+                      </pic:pic>
+                    </a:graphicData>
+                  </a:graphic>
+                </wp:inline>
+              </w:drawing>
             </w:r>
           </w:p>
         </w:tc>
@@ -3904,7 +5736,7 @@
     </w:p>
     <w:tbl>
       <w:tblPr>
-        <w:tblStyle w:val="Tabela-Siatka"/>
+        <w:tblStyle w:val="TableGrid"/>
         <w:tblW w:w="0" w:type="auto"/>
         <w:tblBorders>
           <w:top w:val="single" w:sz="4" w:space="0" w:color="323232"/>
@@ -3982,40 +5814,6 @@
                 <w:szCs w:val="28"/>
               </w:rPr>
             </w:pPr>
-            <w:r>
-              <w:rPr>
-                <w:rFonts w:asciiTheme="majorHAnsi" w:hAnsiTheme="majorHAnsi" w:cstheme="majorHAnsi"/>
-                <w:i/>
-                <w:iCs/>
-                <w:color w:val="DA5050"/>
-                <w:sz w:val="18"/>
-                <w:szCs w:val="18"/>
-              </w:rPr>
-              <w:t xml:space="preserve">Wypełnić </w:t>
-            </w:r>
-            <w:r>
-              <w:rPr>
-                <w:rFonts w:asciiTheme="majorHAnsi" w:hAnsiTheme="majorHAnsi" w:cstheme="majorHAnsi"/>
-                <w:i/>
-                <w:iCs/>
-                <w:color w:val="DA5050"/>
-                <w:sz w:val="18"/>
-                <w:szCs w:val="18"/>
-              </w:rPr>
-              <w:t>zgodnie z poleceniami poniżej.</w:t>
-            </w:r>
-            <w:r>
-              <w:rPr>
-                <w:rFonts w:asciiTheme="majorHAnsi" w:hAnsiTheme="majorHAnsi" w:cstheme="majorHAnsi"/>
-                <w:i/>
-                <w:iCs/>
-                <w:color w:val="DA5050"/>
-                <w:sz w:val="18"/>
-                <w:szCs w:val="18"/>
-              </w:rPr>
-              <w:br/>
-              <w:t>Jeżeli dane kryterium nie zostało spełnione, zostawić puste pole – nie usuwać!</w:t>
-            </w:r>
           </w:p>
         </w:tc>
         <w:tc>
@@ -4032,40 +5830,6 @@
                 <w:color w:val="DA5050"/>
               </w:rPr>
             </w:pPr>
-            <w:r>
-              <w:rPr>
-                <w:rFonts w:asciiTheme="majorHAnsi" w:hAnsiTheme="majorHAnsi" w:cstheme="majorHAnsi"/>
-                <w:i/>
-                <w:iCs/>
-                <w:color w:val="DA5050"/>
-                <w:sz w:val="18"/>
-                <w:szCs w:val="18"/>
-              </w:rPr>
-              <w:t xml:space="preserve">Postawić symbol X, </w:t>
-            </w:r>
-            <w:r>
-              <w:rPr>
-                <w:rFonts w:asciiTheme="majorHAnsi" w:hAnsiTheme="majorHAnsi" w:cstheme="majorHAnsi"/>
-                <w:i/>
-                <w:iCs/>
-                <w:color w:val="DA5050"/>
-                <w:sz w:val="18"/>
-                <w:szCs w:val="18"/>
-              </w:rPr>
-              <w:br/>
-              <w:t>jeżeli kryterium zostało spełnione</w:t>
-            </w:r>
-            <w:r>
-              <w:rPr>
-                <w:rFonts w:asciiTheme="majorHAnsi" w:hAnsiTheme="majorHAnsi" w:cstheme="majorHAnsi"/>
-                <w:i/>
-                <w:iCs/>
-                <w:color w:val="DA5050"/>
-                <w:sz w:val="18"/>
-                <w:szCs w:val="18"/>
-              </w:rPr>
-              <w:t>.</w:t>
-            </w:r>
           </w:p>
         </w:tc>
       </w:tr>
@@ -4137,50 +5901,44 @@
           </w:p>
           <w:p>
             <w:pPr>
-              <w:pStyle w:val="2"/>
-              <w:jc w:val="both"/>
-            </w:pPr>
-            <w:r>
-              <w:t xml:space="preserve">Opisać </w:t>
-            </w:r>
-            <w:r>
-              <w:t xml:space="preserve">w dowolny sposób postawione cele i </w:t>
-            </w:r>
-            <w:r>
-              <w:t>zakres projektu</w:t>
-            </w:r>
-            <w:r>
-              <w:t>.</w:t>
-            </w:r>
-            <w:r>
-              <w:t xml:space="preserve"> W</w:t>
-            </w:r>
-            <w:r>
-              <w:t>skazać, co zostało zrealizowane w projekcie.</w:t>
-            </w:r>
-            <w:r>
-              <w:t xml:space="preserve"> </w:t>
-            </w:r>
-            <w:r>
-              <w:t>Odnieść się do punktów, które nie zakończyły się sukcesem</w:t>
-            </w:r>
-            <w:r>
-              <w:t xml:space="preserve"> i podać powód</w:t>
-            </w:r>
-            <w:r>
-              <w:t xml:space="preserve"> ich niepowodzenia</w:t>
-            </w:r>
-            <w:r>
-              <w:t>.</w:t>
-            </w:r>
-          </w:p>
-          <w:p>
-            <w:pPr>
               <w:pStyle w:val="3"/>
               <w:jc w:val="left"/>
-            </w:pPr>
-            <w:r>
-              <w:t>Opis</w:t>
+              <w:rPr>
+                <w:b/>
+                <w:bCs/>
+              </w:rPr>
+            </w:pPr>
+            <w:r>
+              <w:rPr>
+                <w:b/>
+                <w:bCs/>
+              </w:rPr>
+              <w:t>Cele projektu:</w:t>
+            </w:r>
+          </w:p>
+          <w:p>
+            <w:pPr>
+              <w:pStyle w:val="3"/>
+              <w:jc w:val="left"/>
+            </w:pPr>
+            <w:r>
+              <w:t xml:space="preserve">Zasadniczym celem było stworzenie dedykowanego, bezpiecznego modułu CRM dla firmy HRK </w:t>
+            </w:r>
+            <w:proofErr w:type="spellStart"/>
+            <w:r>
+              <w:t>Payroll</w:t>
+            </w:r>
+            <w:proofErr w:type="spellEnd"/>
+            <w:r>
+              <w:t xml:space="preserve"> Consulting (tzw. HRK CRM), który </w:t>
+            </w:r>
+            <w:proofErr w:type="spellStart"/>
+            <w:r>
+              <w:t>zdigitalizuje</w:t>
+            </w:r>
+            <w:proofErr w:type="spellEnd"/>
+            <w:r>
+              <w:t xml:space="preserve"> procesy zarządzania klientami i ich umowami, a także zmniejszy ryzyko przegapienia ważnych terminów (np. waloryzacji kontraktów). Dodatkowym, wysoce innowacyjnym celowym założeniem było wyposażenie konsultantów w narzędzie oparte o sztuczną inteligencję do błyskawicznej analizy semantycznej wgrywanych dokumentów umownych.</w:t>
             </w:r>
           </w:p>
         </w:tc>
@@ -4222,21 +5980,7 @@
           </w:p>
           <w:p>
             <w:pPr>
-              <w:pStyle w:val="2"/>
-            </w:pPr>
-            <w:r>
-              <w:t>Wymienić wszystkich członków zespołu i dopisać</w:t>
-            </w:r>
-            <w:r>
-              <w:t xml:space="preserve"> ich role w projekcie oraz zadania, które wykonali</w:t>
-            </w:r>
-            <w:r>
-              <w:t>.</w:t>
-            </w:r>
-          </w:p>
-          <w:p>
-            <w:pPr>
-              <w:pStyle w:val="Akapitzlist"/>
+              <w:pStyle w:val="ListParagraph"/>
               <w:numPr>
                 <w:ilvl w:val="0"/>
                 <w:numId w:val="11"/>
@@ -4250,33 +5994,53 @@
               <w:rPr>
                 <w:rFonts w:asciiTheme="majorHAnsi" w:hAnsiTheme="majorHAnsi" w:cstheme="majorHAnsi"/>
               </w:rPr>
-              <w:t xml:space="preserve">Imię i nazwisko </w:t>
-            </w:r>
-          </w:p>
-          <w:p>
-            <w:pPr>
-              <w:pStyle w:val="Akapitzlist"/>
+              <w:t xml:space="preserve">Kacper </w:t>
+            </w:r>
+            <w:proofErr w:type="spellStart"/>
+            <w:r>
+              <w:rPr>
+                <w:rFonts w:asciiTheme="majorHAnsi" w:hAnsiTheme="majorHAnsi" w:cstheme="majorHAnsi"/>
+              </w:rPr>
+              <w:t>Kleczaj</w:t>
+            </w:r>
+            <w:proofErr w:type="spellEnd"/>
+          </w:p>
+          <w:p>
+            <w:pPr>
+              <w:pStyle w:val="ListParagraph"/>
               <w:ind w:left="423"/>
               <w:rPr>
                 <w:rFonts w:asciiTheme="majorHAnsi" w:hAnsiTheme="majorHAnsi" w:cstheme="majorHAnsi"/>
-              </w:rPr>
-            </w:pPr>
-            <w:r>
-              <w:rPr>
-                <w:rFonts w:asciiTheme="majorHAnsi" w:hAnsiTheme="majorHAnsi" w:cstheme="majorHAnsi"/>
+                <w:lang w:val="en-GB"/>
+              </w:rPr>
+            </w:pPr>
+            <w:r>
+              <w:rPr>
+                <w:rFonts w:asciiTheme="majorHAnsi" w:hAnsiTheme="majorHAnsi" w:cstheme="majorHAnsi"/>
+                <w:lang w:val="en-GB"/>
               </w:rPr>
               <w:t>R</w:t>
             </w:r>
             <w:r>
               <w:rPr>
                 <w:rFonts w:asciiTheme="majorHAnsi" w:hAnsiTheme="majorHAnsi" w:cstheme="majorHAnsi"/>
-              </w:rPr>
-              <w:t>ola w zespole</w:t>
-            </w:r>
-          </w:p>
-          <w:p>
-            <w:pPr>
-              <w:pStyle w:val="Akapitzlist"/>
+                <w:lang w:val="en-GB"/>
+              </w:rPr>
+              <w:t xml:space="preserve">ola w </w:t>
+            </w:r>
+            <w:proofErr w:type="spellStart"/>
+            <w:r>
+              <w:rPr>
+                <w:rFonts w:asciiTheme="majorHAnsi" w:hAnsiTheme="majorHAnsi" w:cstheme="majorHAnsi"/>
+                <w:lang w:val="en-GB"/>
+              </w:rPr>
+              <w:t>zespole</w:t>
+            </w:r>
+            <w:proofErr w:type="spellEnd"/>
+          </w:p>
+          <w:p>
+            <w:pPr>
+              <w:pStyle w:val="ListParagraph"/>
               <w:ind w:left="423"/>
               <w:rPr>
                 <w:rFonts w:asciiTheme="majorHAnsi" w:hAnsiTheme="majorHAnsi" w:cstheme="majorHAnsi"/>
@@ -4297,7 +6061,7 @@
           </w:p>
           <w:p>
             <w:pPr>
-              <w:pStyle w:val="Akapitzlist"/>
+              <w:pStyle w:val="ListParagraph"/>
               <w:numPr>
                 <w:ilvl w:val="0"/>
                 <w:numId w:val="11"/>
@@ -4311,12 +6075,12 @@
               <w:rPr>
                 <w:rFonts w:asciiTheme="majorHAnsi" w:hAnsiTheme="majorHAnsi" w:cstheme="majorHAnsi"/>
               </w:rPr>
-              <w:t>Imię i nazwisko</w:t>
-            </w:r>
-          </w:p>
-          <w:p>
-            <w:pPr>
-              <w:pStyle w:val="Akapitzlist"/>
+              <w:t>Mateusz Ciołkowski</w:t>
+            </w:r>
+          </w:p>
+          <w:p>
+            <w:pPr>
+              <w:pStyle w:val="ListParagraph"/>
               <w:ind w:left="423"/>
               <w:rPr>
                 <w:rFonts w:asciiTheme="majorHAnsi" w:hAnsiTheme="majorHAnsi" w:cstheme="majorHAnsi"/>
@@ -4337,7 +6101,7 @@
           </w:p>
           <w:p>
             <w:pPr>
-              <w:pStyle w:val="Akapitzlist"/>
+              <w:pStyle w:val="ListParagraph"/>
               <w:ind w:left="423"/>
               <w:rPr>
                 <w:rFonts w:asciiTheme="majorHAnsi" w:hAnsiTheme="majorHAnsi" w:cstheme="majorHAnsi"/>
@@ -4358,7 +6122,7 @@
           </w:p>
           <w:p>
             <w:pPr>
-              <w:pStyle w:val="Akapitzlist"/>
+              <w:pStyle w:val="ListParagraph"/>
               <w:numPr>
                 <w:ilvl w:val="0"/>
                 <w:numId w:val="11"/>
@@ -4372,12 +6136,12 @@
               <w:rPr>
                 <w:rFonts w:asciiTheme="majorHAnsi" w:hAnsiTheme="majorHAnsi" w:cstheme="majorHAnsi"/>
               </w:rPr>
-              <w:t>Imię i nazwisko</w:t>
-            </w:r>
-          </w:p>
-          <w:p>
-            <w:pPr>
-              <w:pStyle w:val="Akapitzlist"/>
+              <w:t>Piotr Gliszczyński</w:t>
+            </w:r>
+          </w:p>
+          <w:p>
+            <w:pPr>
+              <w:pStyle w:val="ListParagraph"/>
               <w:ind w:left="423"/>
               <w:rPr>
                 <w:rFonts w:asciiTheme="majorHAnsi" w:hAnsiTheme="majorHAnsi" w:cstheme="majorHAnsi"/>
@@ -4398,7 +6162,7 @@
           </w:p>
           <w:p>
             <w:pPr>
-              <w:pStyle w:val="Akapitzlist"/>
+              <w:pStyle w:val="ListParagraph"/>
               <w:ind w:left="423"/>
               <w:rPr>
                 <w:rFonts w:asciiTheme="majorHAnsi" w:hAnsiTheme="majorHAnsi" w:cstheme="majorHAnsi"/>
@@ -4419,7 +6183,7 @@
           </w:p>
           <w:p>
             <w:pPr>
-              <w:pStyle w:val="Akapitzlist"/>
+              <w:pStyle w:val="ListParagraph"/>
               <w:numPr>
                 <w:ilvl w:val="0"/>
                 <w:numId w:val="11"/>
@@ -4433,12 +6197,12 @@
               <w:rPr>
                 <w:rFonts w:asciiTheme="majorHAnsi" w:hAnsiTheme="majorHAnsi" w:cstheme="majorHAnsi"/>
               </w:rPr>
-              <w:t>Imię i nazwisko</w:t>
-            </w:r>
-          </w:p>
-          <w:p>
-            <w:pPr>
-              <w:pStyle w:val="Akapitzlist"/>
+              <w:t>Filip Pecyna</w:t>
+            </w:r>
+          </w:p>
+          <w:p>
+            <w:pPr>
+              <w:pStyle w:val="ListParagraph"/>
               <w:ind w:left="423"/>
               <w:rPr>
                 <w:rFonts w:asciiTheme="majorHAnsi" w:hAnsiTheme="majorHAnsi" w:cstheme="majorHAnsi"/>
@@ -4459,7 +6223,7 @@
           </w:p>
           <w:p>
             <w:pPr>
-              <w:pStyle w:val="Akapitzlist"/>
+              <w:pStyle w:val="ListParagraph"/>
               <w:ind w:left="423"/>
               <w:rPr>
                 <w:rFonts w:asciiTheme="majorHAnsi" w:hAnsiTheme="majorHAnsi" w:cstheme="majorHAnsi"/>
@@ -4480,7 +6244,7 @@
           </w:p>
           <w:p>
             <w:pPr>
-              <w:pStyle w:val="Akapitzlist"/>
+              <w:pStyle w:val="ListParagraph"/>
               <w:numPr>
                 <w:ilvl w:val="0"/>
                 <w:numId w:val="11"/>
@@ -4494,12 +6258,12 @@
               <w:rPr>
                 <w:rFonts w:asciiTheme="majorHAnsi" w:hAnsiTheme="majorHAnsi" w:cstheme="majorHAnsi"/>
               </w:rPr>
-              <w:t>Imię i nazwisko</w:t>
-            </w:r>
-          </w:p>
-          <w:p>
-            <w:pPr>
-              <w:pStyle w:val="Akapitzlist"/>
+              <w:t>Mateusz Jędrzejczak</w:t>
+            </w:r>
+          </w:p>
+          <w:p>
+            <w:pPr>
+              <w:pStyle w:val="ListParagraph"/>
               <w:ind w:left="423"/>
               <w:rPr>
                 <w:rFonts w:asciiTheme="majorHAnsi" w:hAnsiTheme="majorHAnsi" w:cstheme="majorHAnsi"/>
@@ -4520,7 +6284,7 @@
           </w:p>
           <w:p>
             <w:pPr>
-              <w:pStyle w:val="Akapitzlist"/>
+              <w:pStyle w:val="ListParagraph"/>
               <w:ind w:left="423"/>
               <w:rPr>
                 <w:rFonts w:asciiTheme="majorHAnsi" w:hAnsiTheme="majorHAnsi" w:cstheme="majorHAnsi"/>
@@ -4541,64 +6305,10 @@
           </w:p>
           <w:p>
             <w:pPr>
-              <w:pStyle w:val="Akapitzlist"/>
-              <w:numPr>
-                <w:ilvl w:val="0"/>
-                <w:numId w:val="11"/>
-              </w:numPr>
-              <w:ind w:left="423"/>
-              <w:rPr>
-                <w:rFonts w:asciiTheme="majorHAnsi" w:hAnsiTheme="majorHAnsi" w:cstheme="majorHAnsi"/>
-              </w:rPr>
-            </w:pPr>
-            <w:r>
-              <w:rPr>
-                <w:rFonts w:asciiTheme="majorHAnsi" w:hAnsiTheme="majorHAnsi" w:cstheme="majorHAnsi"/>
-              </w:rPr>
-              <w:t>Imię i nazwisko</w:t>
-            </w:r>
-          </w:p>
-          <w:p>
-            <w:pPr>
-              <w:pStyle w:val="Akapitzlist"/>
-              <w:ind w:left="423"/>
-              <w:rPr>
-                <w:rFonts w:asciiTheme="majorHAnsi" w:hAnsiTheme="majorHAnsi" w:cstheme="majorHAnsi"/>
-              </w:rPr>
-            </w:pPr>
-            <w:r>
-              <w:rPr>
-                <w:rFonts w:asciiTheme="majorHAnsi" w:hAnsiTheme="majorHAnsi" w:cstheme="majorHAnsi"/>
-              </w:rPr>
-              <w:t>R</w:t>
-            </w:r>
-            <w:r>
-              <w:rPr>
-                <w:rFonts w:asciiTheme="majorHAnsi" w:hAnsiTheme="majorHAnsi" w:cstheme="majorHAnsi"/>
-              </w:rPr>
-              <w:t>ola w zespole</w:t>
-            </w:r>
-          </w:p>
-          <w:p>
-            <w:pPr>
-              <w:pStyle w:val="Akapitzlist"/>
-              <w:ind w:left="423"/>
-              <w:rPr>
-                <w:rFonts w:asciiTheme="majorHAnsi" w:hAnsiTheme="majorHAnsi" w:cstheme="majorHAnsi"/>
-              </w:rPr>
-            </w:pPr>
-            <w:r>
-              <w:rPr>
-                <w:rFonts w:asciiTheme="majorHAnsi" w:hAnsiTheme="majorHAnsi" w:cstheme="majorHAnsi"/>
-              </w:rPr>
-              <w:t>W</w:t>
-            </w:r>
-            <w:r>
-              <w:rPr>
-                <w:rFonts w:asciiTheme="majorHAnsi" w:hAnsiTheme="majorHAnsi" w:cstheme="majorHAnsi"/>
-              </w:rPr>
-              <w:t>ykonywane zadania</w:t>
-            </w:r>
+              <w:rPr>
+                <w:rFonts w:asciiTheme="majorHAnsi" w:hAnsiTheme="majorHAnsi" w:cstheme="majorHAnsi"/>
+              </w:rPr>
+            </w:pPr>
           </w:p>
         </w:tc>
         <w:tc>
@@ -4878,8 +6588,8 @@
       </w:r>
     </w:p>
     <w:sectPr>
-      <w:headerReference w:type="default" r:id="rId8"/>
-      <w:headerReference w:type="first" r:id="rId9"/>
+      <w:headerReference w:type="default" r:id="rId26"/>
+      <w:headerReference w:type="first" r:id="rId27"/>
       <w:pgSz w:w="11906" w:h="16838" w:code="9"/>
       <w:pgMar w:top="3119" w:right="1134" w:bottom="1134" w:left="1134" w:header="567" w:footer="709" w:gutter="0"/>
       <w:cols w:space="708"/>
@@ -4953,7 +6663,7 @@
     <w:sdtContent>
       <w:p>
         <w:pPr>
-          <w:pStyle w:val="Nagwek"/>
+          <w:pStyle w:val="Header"/>
           <w:spacing w:before="120" w:after="240"/>
           <w:jc w:val="center"/>
           <w:rPr>
@@ -5053,7 +6763,25 @@
             <w:sz w:val="20"/>
             <w:szCs w:val="20"/>
           </w:rPr>
-          <w:t>Moduł sumatywny 202</w:t>
+          <w:t xml:space="preserve">Moduł </w:t>
+        </w:r>
+        <w:proofErr w:type="spellStart"/>
+        <w:r>
+          <w:rPr>
+            <w:rFonts w:asciiTheme="majorHAnsi" w:hAnsiTheme="majorHAnsi" w:cstheme="majorHAnsi"/>
+            <w:sz w:val="20"/>
+            <w:szCs w:val="20"/>
+          </w:rPr>
+          <w:t>sumatywny</w:t>
+        </w:r>
+        <w:proofErr w:type="spellEnd"/>
+        <w:r>
+          <w:rPr>
+            <w:rFonts w:asciiTheme="majorHAnsi" w:hAnsiTheme="majorHAnsi" w:cstheme="majorHAnsi"/>
+            <w:sz w:val="20"/>
+            <w:szCs w:val="20"/>
+          </w:rPr>
+          <w:t xml:space="preserve"> 202</w:t>
         </w:r>
         <w:r>
           <w:rPr>
@@ -5090,7 +6818,7 @@
       </w:p>
       <w:p>
         <w:pPr>
-          <w:pStyle w:val="Nagwek"/>
+          <w:pStyle w:val="Header"/>
           <w:spacing w:after="240"/>
           <w:jc w:val="center"/>
         </w:pPr>
@@ -5195,7 +6923,7 @@
   </w:sdt>
   <w:p>
     <w:pPr>
-      <w:pStyle w:val="Nagwek"/>
+      <w:pStyle w:val="Header"/>
     </w:pPr>
   </w:p>
 </w:hdr>
@@ -5323,7 +7051,25 @@
         <w:sz w:val="36"/>
         <w:szCs w:val="36"/>
       </w:rPr>
-      <w:t>Moduł sumatywny 202</w:t>
+      <w:t xml:space="preserve">Moduł </w:t>
+    </w:r>
+    <w:proofErr w:type="spellStart"/>
+    <w:r>
+      <w:rPr>
+        <w:rFonts w:asciiTheme="majorHAnsi" w:hAnsiTheme="majorHAnsi" w:cstheme="majorHAnsi"/>
+        <w:sz w:val="36"/>
+        <w:szCs w:val="36"/>
+      </w:rPr>
+      <w:t>sumatywny</w:t>
+    </w:r>
+    <w:proofErr w:type="spellEnd"/>
+    <w:r>
+      <w:rPr>
+        <w:rFonts w:asciiTheme="majorHAnsi" w:hAnsiTheme="majorHAnsi" w:cstheme="majorHAnsi"/>
+        <w:sz w:val="36"/>
+        <w:szCs w:val="36"/>
+      </w:rPr>
+      <w:t xml:space="preserve"> 202</w:t>
     </w:r>
     <w:r>
       <w:rPr>
@@ -5426,7 +7172,7 @@
   </w:p>
   <w:p>
     <w:pPr>
-      <w:pStyle w:val="Nagwek"/>
+      <w:pStyle w:val="Header"/>
     </w:pPr>
   </w:p>
 </w:hdr>
@@ -5865,6 +7611,96 @@
     </w:lvl>
   </w:abstractNum>
   <w:abstractNum w:abstractNumId="5" w15:restartNumberingAfterBreak="0">
+    <w:nsid w:val="1B9C5D29"/>
+    <w:multiLevelType w:val="hybridMultilevel"/>
+    <w:tmpl w:val="BB900116"/>
+    <w:lvl w:ilvl="0" w:tplc="EAF4558E">
+      <w:start w:val="1"/>
+      <w:numFmt w:val="decimal"/>
+      <w:lvlText w:val="%1."/>
+      <w:lvlJc w:val="left"/>
+      <w:pPr>
+        <w:ind w:left="720" w:hanging="360"/>
+      </w:pPr>
+      <w:rPr>
+        <w:rFonts w:hint="default"/>
+        <w:b/>
+      </w:rPr>
+    </w:lvl>
+    <w:lvl w:ilvl="1" w:tplc="08090019" w:tentative="1">
+      <w:start w:val="1"/>
+      <w:numFmt w:val="lowerLetter"/>
+      <w:lvlText w:val="%2."/>
+      <w:lvlJc w:val="left"/>
+      <w:pPr>
+        <w:ind w:left="1440" w:hanging="360"/>
+      </w:pPr>
+    </w:lvl>
+    <w:lvl w:ilvl="2" w:tplc="0809001B" w:tentative="1">
+      <w:start w:val="1"/>
+      <w:numFmt w:val="lowerRoman"/>
+      <w:lvlText w:val="%3."/>
+      <w:lvlJc w:val="right"/>
+      <w:pPr>
+        <w:ind w:left="2160" w:hanging="180"/>
+      </w:pPr>
+    </w:lvl>
+    <w:lvl w:ilvl="3" w:tplc="0809000F" w:tentative="1">
+      <w:start w:val="1"/>
+      <w:numFmt w:val="decimal"/>
+      <w:lvlText w:val="%4."/>
+      <w:lvlJc w:val="left"/>
+      <w:pPr>
+        <w:ind w:left="2880" w:hanging="360"/>
+      </w:pPr>
+    </w:lvl>
+    <w:lvl w:ilvl="4" w:tplc="08090019" w:tentative="1">
+      <w:start w:val="1"/>
+      <w:numFmt w:val="lowerLetter"/>
+      <w:lvlText w:val="%5."/>
+      <w:lvlJc w:val="left"/>
+      <w:pPr>
+        <w:ind w:left="3600" w:hanging="360"/>
+      </w:pPr>
+    </w:lvl>
+    <w:lvl w:ilvl="5" w:tplc="0809001B" w:tentative="1">
+      <w:start w:val="1"/>
+      <w:numFmt w:val="lowerRoman"/>
+      <w:lvlText w:val="%6."/>
+      <w:lvlJc w:val="right"/>
+      <w:pPr>
+        <w:ind w:left="4320" w:hanging="180"/>
+      </w:pPr>
+    </w:lvl>
+    <w:lvl w:ilvl="6" w:tplc="0809000F" w:tentative="1">
+      <w:start w:val="1"/>
+      <w:numFmt w:val="decimal"/>
+      <w:lvlText w:val="%7."/>
+      <w:lvlJc w:val="left"/>
+      <w:pPr>
+        <w:ind w:left="5040" w:hanging="360"/>
+      </w:pPr>
+    </w:lvl>
+    <w:lvl w:ilvl="7" w:tplc="08090019" w:tentative="1">
+      <w:start w:val="1"/>
+      <w:numFmt w:val="lowerLetter"/>
+      <w:lvlText w:val="%8."/>
+      <w:lvlJc w:val="left"/>
+      <w:pPr>
+        <w:ind w:left="5760" w:hanging="360"/>
+      </w:pPr>
+    </w:lvl>
+    <w:lvl w:ilvl="8" w:tplc="0809001B" w:tentative="1">
+      <w:start w:val="1"/>
+      <w:numFmt w:val="lowerRoman"/>
+      <w:lvlText w:val="%9."/>
+      <w:lvlJc w:val="right"/>
+      <w:pPr>
+        <w:ind w:left="6480" w:hanging="180"/>
+      </w:pPr>
+    </w:lvl>
+  </w:abstractNum>
+  <w:abstractNum w:abstractNumId="6" w15:restartNumberingAfterBreak="0">
     <w:nsid w:val="2EDB353E"/>
     <w:multiLevelType w:val="hybridMultilevel"/>
     <w:tmpl w:val="BED45B9A"/>
@@ -5950,7 +7786,7 @@
       </w:pPr>
     </w:lvl>
   </w:abstractNum>
-  <w:abstractNum w:abstractNumId="6" w15:restartNumberingAfterBreak="0">
+  <w:abstractNum w:abstractNumId="7" w15:restartNumberingAfterBreak="0">
     <w:nsid w:val="2F865B37"/>
     <w:multiLevelType w:val="hybridMultilevel"/>
     <w:tmpl w:val="2EC6BBB2"/>
@@ -6036,7 +7872,7 @@
       </w:pPr>
     </w:lvl>
   </w:abstractNum>
-  <w:abstractNum w:abstractNumId="7" w15:restartNumberingAfterBreak="0">
+  <w:abstractNum w:abstractNumId="8" w15:restartNumberingAfterBreak="0">
     <w:nsid w:val="323558F3"/>
     <w:multiLevelType w:val="hybridMultilevel"/>
     <w:tmpl w:val="A6B62536"/>
@@ -6122,7 +7958,7 @@
       </w:pPr>
     </w:lvl>
   </w:abstractNum>
-  <w:abstractNum w:abstractNumId="8" w15:restartNumberingAfterBreak="0">
+  <w:abstractNum w:abstractNumId="9" w15:restartNumberingAfterBreak="0">
     <w:nsid w:val="32C15066"/>
     <w:multiLevelType w:val="hybridMultilevel"/>
     <w:tmpl w:val="F226604A"/>
@@ -6208,7 +8044,7 @@
       </w:pPr>
     </w:lvl>
   </w:abstractNum>
-  <w:abstractNum w:abstractNumId="9" w15:restartNumberingAfterBreak="0">
+  <w:abstractNum w:abstractNumId="10" w15:restartNumberingAfterBreak="0">
     <w:nsid w:val="33C13F5B"/>
     <w:multiLevelType w:val="hybridMultilevel"/>
     <w:tmpl w:val="E7B214C0"/>
@@ -6294,7 +8130,7 @@
       </w:pPr>
     </w:lvl>
   </w:abstractNum>
-  <w:abstractNum w:abstractNumId="10" w15:restartNumberingAfterBreak="0">
+  <w:abstractNum w:abstractNumId="11" w15:restartNumberingAfterBreak="0">
     <w:nsid w:val="42916FF7"/>
     <w:multiLevelType w:val="hybridMultilevel"/>
     <w:tmpl w:val="2EC6BBB2"/>
@@ -6380,7 +8216,206 @@
       </w:pPr>
     </w:lvl>
   </w:abstractNum>
-  <w:abstractNum w:abstractNumId="11" w15:restartNumberingAfterBreak="0">
+  <w:abstractNum w:abstractNumId="12" w15:restartNumberingAfterBreak="0">
+    <w:nsid w:val="4CB343C5"/>
+    <w:multiLevelType w:val="hybridMultilevel"/>
+    <w:tmpl w:val="CC045B4E"/>
+    <w:lvl w:ilvl="0" w:tplc="E814FC6E">
+      <w:start w:val="1"/>
+      <w:numFmt w:val="bullet"/>
+      <w:lvlText w:val=""/>
+      <w:lvlJc w:val="left"/>
+      <w:pPr>
+        <w:ind w:left="720" w:hanging="360"/>
+      </w:pPr>
+      <w:rPr>
+        <w:rFonts w:ascii="Symbol" w:eastAsiaTheme="minorHAnsi" w:hAnsi="Symbol" w:cstheme="majorHAnsi" w:hint="default"/>
+      </w:rPr>
+    </w:lvl>
+    <w:lvl w:ilvl="1" w:tplc="08090003" w:tentative="1">
+      <w:start w:val="1"/>
+      <w:numFmt w:val="bullet"/>
+      <w:lvlText w:val="o"/>
+      <w:lvlJc w:val="left"/>
+      <w:pPr>
+        <w:ind w:left="1440" w:hanging="360"/>
+      </w:pPr>
+      <w:rPr>
+        <w:rFonts w:ascii="Courier New" w:hAnsi="Courier New" w:cs="Courier New" w:hint="default"/>
+      </w:rPr>
+    </w:lvl>
+    <w:lvl w:ilvl="2" w:tplc="08090005" w:tentative="1">
+      <w:start w:val="1"/>
+      <w:numFmt w:val="bullet"/>
+      <w:lvlText w:val=""/>
+      <w:lvlJc w:val="left"/>
+      <w:pPr>
+        <w:ind w:left="2160" w:hanging="360"/>
+      </w:pPr>
+      <w:rPr>
+        <w:rFonts w:ascii="Wingdings" w:hAnsi="Wingdings" w:hint="default"/>
+      </w:rPr>
+    </w:lvl>
+    <w:lvl w:ilvl="3" w:tplc="08090001" w:tentative="1">
+      <w:start w:val="1"/>
+      <w:numFmt w:val="bullet"/>
+      <w:lvlText w:val=""/>
+      <w:lvlJc w:val="left"/>
+      <w:pPr>
+        <w:ind w:left="2880" w:hanging="360"/>
+      </w:pPr>
+      <w:rPr>
+        <w:rFonts w:ascii="Symbol" w:hAnsi="Symbol" w:hint="default"/>
+      </w:rPr>
+    </w:lvl>
+    <w:lvl w:ilvl="4" w:tplc="08090003" w:tentative="1">
+      <w:start w:val="1"/>
+      <w:numFmt w:val="bullet"/>
+      <w:lvlText w:val="o"/>
+      <w:lvlJc w:val="left"/>
+      <w:pPr>
+        <w:ind w:left="3600" w:hanging="360"/>
+      </w:pPr>
+      <w:rPr>
+        <w:rFonts w:ascii="Courier New" w:hAnsi="Courier New" w:cs="Courier New" w:hint="default"/>
+      </w:rPr>
+    </w:lvl>
+    <w:lvl w:ilvl="5" w:tplc="08090005" w:tentative="1">
+      <w:start w:val="1"/>
+      <w:numFmt w:val="bullet"/>
+      <w:lvlText w:val=""/>
+      <w:lvlJc w:val="left"/>
+      <w:pPr>
+        <w:ind w:left="4320" w:hanging="360"/>
+      </w:pPr>
+      <w:rPr>
+        <w:rFonts w:ascii="Wingdings" w:hAnsi="Wingdings" w:hint="default"/>
+      </w:rPr>
+    </w:lvl>
+    <w:lvl w:ilvl="6" w:tplc="08090001" w:tentative="1">
+      <w:start w:val="1"/>
+      <w:numFmt w:val="bullet"/>
+      <w:lvlText w:val=""/>
+      <w:lvlJc w:val="left"/>
+      <w:pPr>
+        <w:ind w:left="5040" w:hanging="360"/>
+      </w:pPr>
+      <w:rPr>
+        <w:rFonts w:ascii="Symbol" w:hAnsi="Symbol" w:hint="default"/>
+      </w:rPr>
+    </w:lvl>
+    <w:lvl w:ilvl="7" w:tplc="08090003" w:tentative="1">
+      <w:start w:val="1"/>
+      <w:numFmt w:val="bullet"/>
+      <w:lvlText w:val="o"/>
+      <w:lvlJc w:val="left"/>
+      <w:pPr>
+        <w:ind w:left="5760" w:hanging="360"/>
+      </w:pPr>
+      <w:rPr>
+        <w:rFonts w:ascii="Courier New" w:hAnsi="Courier New" w:cs="Courier New" w:hint="default"/>
+      </w:rPr>
+    </w:lvl>
+    <w:lvl w:ilvl="8" w:tplc="08090005" w:tentative="1">
+      <w:start w:val="1"/>
+      <w:numFmt w:val="bullet"/>
+      <w:lvlText w:val=""/>
+      <w:lvlJc w:val="left"/>
+      <w:pPr>
+        <w:ind w:left="6480" w:hanging="360"/>
+      </w:pPr>
+      <w:rPr>
+        <w:rFonts w:ascii="Wingdings" w:hAnsi="Wingdings" w:hint="default"/>
+      </w:rPr>
+    </w:lvl>
+  </w:abstractNum>
+  <w:abstractNum w:abstractNumId="13" w15:restartNumberingAfterBreak="0">
+    <w:nsid w:val="517E02B6"/>
+    <w:multiLevelType w:val="hybridMultilevel"/>
+    <w:tmpl w:val="A6B62536"/>
+    <w:lvl w:ilvl="0" w:tplc="FFFFFFFF">
+      <w:start w:val="1"/>
+      <w:numFmt w:val="decimal"/>
+      <w:lvlText w:val="%1."/>
+      <w:lvlJc w:val="left"/>
+      <w:pPr>
+        <w:ind w:left="720" w:hanging="360"/>
+      </w:pPr>
+    </w:lvl>
+    <w:lvl w:ilvl="1" w:tplc="FFFFFFFF" w:tentative="1">
+      <w:start w:val="1"/>
+      <w:numFmt w:val="lowerLetter"/>
+      <w:lvlText w:val="%2."/>
+      <w:lvlJc w:val="left"/>
+      <w:pPr>
+        <w:ind w:left="1440" w:hanging="360"/>
+      </w:pPr>
+    </w:lvl>
+    <w:lvl w:ilvl="2" w:tplc="FFFFFFFF" w:tentative="1">
+      <w:start w:val="1"/>
+      <w:numFmt w:val="lowerRoman"/>
+      <w:lvlText w:val="%3."/>
+      <w:lvlJc w:val="right"/>
+      <w:pPr>
+        <w:ind w:left="2160" w:hanging="180"/>
+      </w:pPr>
+    </w:lvl>
+    <w:lvl w:ilvl="3" w:tplc="FFFFFFFF" w:tentative="1">
+      <w:start w:val="1"/>
+      <w:numFmt w:val="decimal"/>
+      <w:lvlText w:val="%4."/>
+      <w:lvlJc w:val="left"/>
+      <w:pPr>
+        <w:ind w:left="2880" w:hanging="360"/>
+      </w:pPr>
+    </w:lvl>
+    <w:lvl w:ilvl="4" w:tplc="FFFFFFFF" w:tentative="1">
+      <w:start w:val="1"/>
+      <w:numFmt w:val="lowerLetter"/>
+      <w:lvlText w:val="%5."/>
+      <w:lvlJc w:val="left"/>
+      <w:pPr>
+        <w:ind w:left="3600" w:hanging="360"/>
+      </w:pPr>
+    </w:lvl>
+    <w:lvl w:ilvl="5" w:tplc="FFFFFFFF" w:tentative="1">
+      <w:start w:val="1"/>
+      <w:numFmt w:val="lowerRoman"/>
+      <w:lvlText w:val="%6."/>
+      <w:lvlJc w:val="right"/>
+      <w:pPr>
+        <w:ind w:left="4320" w:hanging="180"/>
+      </w:pPr>
+    </w:lvl>
+    <w:lvl w:ilvl="6" w:tplc="FFFFFFFF" w:tentative="1">
+      <w:start w:val="1"/>
+      <w:numFmt w:val="decimal"/>
+      <w:lvlText w:val="%7."/>
+      <w:lvlJc w:val="left"/>
+      <w:pPr>
+        <w:ind w:left="5040" w:hanging="360"/>
+      </w:pPr>
+    </w:lvl>
+    <w:lvl w:ilvl="7" w:tplc="FFFFFFFF" w:tentative="1">
+      <w:start w:val="1"/>
+      <w:numFmt w:val="lowerLetter"/>
+      <w:lvlText w:val="%8."/>
+      <w:lvlJc w:val="left"/>
+      <w:pPr>
+        <w:ind w:left="5760" w:hanging="360"/>
+      </w:pPr>
+    </w:lvl>
+    <w:lvl w:ilvl="8" w:tplc="FFFFFFFF" w:tentative="1">
+      <w:start w:val="1"/>
+      <w:numFmt w:val="lowerRoman"/>
+      <w:lvlText w:val="%9."/>
+      <w:lvlJc w:val="right"/>
+      <w:pPr>
+        <w:ind w:left="6480" w:hanging="180"/>
+      </w:pPr>
+    </w:lvl>
+  </w:abstractNum>
+  <w:abstractNum w:abstractNumId="14" w15:restartNumberingAfterBreak="0">
     <w:nsid w:val="5F6B4B13"/>
     <w:multiLevelType w:val="hybridMultilevel"/>
     <w:tmpl w:val="BED45B9A"/>
@@ -6466,7 +8501,7 @@
       </w:pPr>
     </w:lvl>
   </w:abstractNum>
-  <w:abstractNum w:abstractNumId="12" w15:restartNumberingAfterBreak="0">
+  <w:abstractNum w:abstractNumId="15" w15:restartNumberingAfterBreak="0">
     <w:nsid w:val="62D846DF"/>
     <w:multiLevelType w:val="hybridMultilevel"/>
     <w:tmpl w:val="BED45B9A"/>
@@ -6552,7 +8587,7 @@
       </w:pPr>
     </w:lvl>
   </w:abstractNum>
-  <w:abstractNum w:abstractNumId="13" w15:restartNumberingAfterBreak="0">
+  <w:abstractNum w:abstractNumId="16" w15:restartNumberingAfterBreak="0">
     <w:nsid w:val="63B8541F"/>
     <w:multiLevelType w:val="hybridMultilevel"/>
     <w:tmpl w:val="BED45B9A"/>
@@ -6638,7 +8673,7 @@
       </w:pPr>
     </w:lvl>
   </w:abstractNum>
-  <w:abstractNum w:abstractNumId="14" w15:restartNumberingAfterBreak="0">
+  <w:abstractNum w:abstractNumId="17" w15:restartNumberingAfterBreak="0">
     <w:nsid w:val="6565332A"/>
     <w:multiLevelType w:val="hybridMultilevel"/>
     <w:tmpl w:val="90D854D0"/>
@@ -6727,7 +8762,7 @@
       </w:pPr>
     </w:lvl>
   </w:abstractNum>
-  <w:abstractNum w:abstractNumId="15" w15:restartNumberingAfterBreak="0">
+  <w:abstractNum w:abstractNumId="18" w15:restartNumberingAfterBreak="0">
     <w:nsid w:val="67BA22C7"/>
     <w:multiLevelType w:val="hybridMultilevel"/>
     <w:tmpl w:val="F226604A"/>
@@ -6813,7 +8848,7 @@
       </w:pPr>
     </w:lvl>
   </w:abstractNum>
-  <w:abstractNum w:abstractNumId="16" w15:restartNumberingAfterBreak="0">
+  <w:abstractNum w:abstractNumId="19" w15:restartNumberingAfterBreak="0">
     <w:nsid w:val="6FEB5C52"/>
     <w:multiLevelType w:val="hybridMultilevel"/>
     <w:tmpl w:val="BED45B9A"/>
@@ -6900,43 +8935,43 @@
     </w:lvl>
   </w:abstractNum>
   <w:num w:numId="1" w16cid:durableId="753015920">
-    <w:abstractNumId w:val="9"/>
+    <w:abstractNumId w:val="10"/>
   </w:num>
   <w:num w:numId="2" w16cid:durableId="650446214">
     <w:abstractNumId w:val="0"/>
   </w:num>
   <w:num w:numId="3" w16cid:durableId="1471635963">
-    <w:abstractNumId w:val="5"/>
+    <w:abstractNumId w:val="6"/>
   </w:num>
   <w:num w:numId="4" w16cid:durableId="43532827">
-    <w:abstractNumId w:val="16"/>
+    <w:abstractNumId w:val="19"/>
   </w:num>
   <w:num w:numId="5" w16cid:durableId="1943145691">
-    <w:abstractNumId w:val="13"/>
+    <w:abstractNumId w:val="16"/>
   </w:num>
   <w:num w:numId="6" w16cid:durableId="968508254">
     <w:abstractNumId w:val="1"/>
   </w:num>
   <w:num w:numId="7" w16cid:durableId="1618021090">
-    <w:abstractNumId w:val="11"/>
+    <w:abstractNumId w:val="14"/>
   </w:num>
   <w:num w:numId="8" w16cid:durableId="301623396">
-    <w:abstractNumId w:val="12"/>
+    <w:abstractNumId w:val="15"/>
   </w:num>
   <w:num w:numId="9" w16cid:durableId="1800026548">
-    <w:abstractNumId w:val="15"/>
+    <w:abstractNumId w:val="18"/>
   </w:num>
   <w:num w:numId="10" w16cid:durableId="1046224017">
     <w:abstractNumId w:val="2"/>
   </w:num>
   <w:num w:numId="11" w16cid:durableId="1361859020">
-    <w:abstractNumId w:val="10"/>
+    <w:abstractNumId w:val="11"/>
   </w:num>
   <w:num w:numId="12" w16cid:durableId="89856227">
-    <w:abstractNumId w:val="6"/>
+    <w:abstractNumId w:val="7"/>
   </w:num>
   <w:num w:numId="13" w16cid:durableId="772674370">
-    <w:abstractNumId w:val="8"/>
+    <w:abstractNumId w:val="9"/>
   </w:num>
   <w:num w:numId="14" w16cid:durableId="1228305355">
     <w:abstractNumId w:val="3"/>
@@ -6945,10 +8980,19 @@
     <w:abstractNumId w:val="4"/>
   </w:num>
   <w:num w:numId="16" w16cid:durableId="522016711">
-    <w:abstractNumId w:val="7"/>
+    <w:abstractNumId w:val="8"/>
   </w:num>
   <w:num w:numId="17" w16cid:durableId="508906386">
-    <w:abstractNumId w:val="14"/>
+    <w:abstractNumId w:val="17"/>
+  </w:num>
+  <w:num w:numId="18" w16cid:durableId="1963270365">
+    <w:abstractNumId w:val="12"/>
+  </w:num>
+  <w:num w:numId="19" w16cid:durableId="1066219753">
+    <w:abstractNumId w:val="5"/>
+  </w:num>
+  <w:num w:numId="20" w16cid:durableId="877160339">
+    <w:abstractNumId w:val="13"/>
   </w:num>
 </w:numbering>
 </file>
@@ -7350,17 +9394,17 @@
     <w:lsdException w:name="Unresolved Mention" w:semiHidden="1" w:unhideWhenUsed="1"/>
     <w:lsdException w:name="Smart Link" w:semiHidden="1" w:unhideWhenUsed="1"/>
   </w:latentStyles>
-  <w:style w:type="paragraph" w:default="1" w:styleId="Normalny">
+  <w:style w:type="paragraph" w:default="1" w:styleId="Normal">
     <w:name w:val="Normal"/>
     <w:qFormat/>
   </w:style>
-  <w:style w:type="character" w:default="1" w:styleId="Domylnaczcionkaakapitu">
+  <w:style w:type="character" w:default="1" w:styleId="DefaultParagraphFont">
     <w:name w:val="Default Paragraph Font"/>
     <w:uiPriority w:val="1"/>
     <w:semiHidden/>
     <w:unhideWhenUsed/>
   </w:style>
-  <w:style w:type="table" w:default="1" w:styleId="Standardowy">
+  <w:style w:type="table" w:default="1" w:styleId="TableNormal">
     <w:name w:val="Normal Table"/>
     <w:uiPriority w:val="99"/>
     <w:semiHidden/>
@@ -7375,15 +9419,15 @@
       </w:tblCellMar>
     </w:tblPr>
   </w:style>
-  <w:style w:type="numbering" w:default="1" w:styleId="Bezlisty">
+  <w:style w:type="numbering" w:default="1" w:styleId="NoList">
     <w:name w:val="No List"/>
     <w:uiPriority w:val="99"/>
     <w:semiHidden/>
     <w:unhideWhenUsed/>
   </w:style>
-  <w:style w:type="table" w:styleId="Tabela-Siatka">
+  <w:style w:type="table" w:styleId="TableGrid">
     <w:name w:val="Table Grid"/>
-    <w:basedOn w:val="Standardowy"/>
+    <w:basedOn w:val="TableNormal"/>
     <w:uiPriority w:val="39"/>
     <w:rsid w:val="00F801BE"/>
     <w:pPr>
@@ -7400,10 +9444,10 @@
       </w:tblBorders>
     </w:tblPr>
   </w:style>
-  <w:style w:type="paragraph" w:styleId="Nagwek">
+  <w:style w:type="paragraph" w:styleId="Header">
     <w:name w:val="header"/>
-    <w:basedOn w:val="Normalny"/>
-    <w:link w:val="NagwekZnak"/>
+    <w:basedOn w:val="Normal"/>
+    <w:link w:val="HeaderChar"/>
     <w:uiPriority w:val="99"/>
     <w:unhideWhenUsed/>
     <w:rsid w:val="00C86BC1"/>
@@ -7415,17 +9459,17 @@
       <w:spacing w:after="0" w:line="240" w:lineRule="auto"/>
     </w:pPr>
   </w:style>
-  <w:style w:type="character" w:customStyle="1" w:styleId="NagwekZnak">
-    <w:name w:val="Nagłówek Znak"/>
-    <w:basedOn w:val="Domylnaczcionkaakapitu"/>
-    <w:link w:val="Nagwek"/>
+  <w:style w:type="character" w:customStyle="1" w:styleId="HeaderChar">
+    <w:name w:val="Header Char"/>
+    <w:basedOn w:val="DefaultParagraphFont"/>
+    <w:link w:val="Header"/>
     <w:uiPriority w:val="99"/>
     <w:rsid w:val="00C86BC1"/>
   </w:style>
-  <w:style w:type="paragraph" w:styleId="Stopka">
+  <w:style w:type="paragraph" w:styleId="Footer">
     <w:name w:val="footer"/>
-    <w:basedOn w:val="Normalny"/>
-    <w:link w:val="StopkaZnak"/>
+    <w:basedOn w:val="Normal"/>
+    <w:link w:val="FooterChar"/>
     <w:uiPriority w:val="99"/>
     <w:unhideWhenUsed/>
     <w:rsid w:val="00C86BC1"/>
@@ -7437,16 +9481,16 @@
       <w:spacing w:after="0" w:line="240" w:lineRule="auto"/>
     </w:pPr>
   </w:style>
-  <w:style w:type="character" w:customStyle="1" w:styleId="StopkaZnak">
-    <w:name w:val="Stopka Znak"/>
-    <w:basedOn w:val="Domylnaczcionkaakapitu"/>
-    <w:link w:val="Stopka"/>
+  <w:style w:type="character" w:customStyle="1" w:styleId="FooterChar">
+    <w:name w:val="Footer Char"/>
+    <w:basedOn w:val="DefaultParagraphFont"/>
+    <w:link w:val="Footer"/>
     <w:uiPriority w:val="99"/>
     <w:rsid w:val="00C86BC1"/>
   </w:style>
-  <w:style w:type="paragraph" w:styleId="Akapitzlist">
+  <w:style w:type="paragraph" w:styleId="ListParagraph">
     <w:name w:val="List Paragraph"/>
-    <w:basedOn w:val="Normalny"/>
+    <w:basedOn w:val="Normal"/>
     <w:uiPriority w:val="34"/>
     <w:qFormat/>
     <w:rsid w:val="00D64834"/>
@@ -7457,7 +9501,7 @@
   </w:style>
   <w:style w:type="paragraph" w:customStyle="1" w:styleId="1">
     <w:name w:val="_1"/>
-    <w:basedOn w:val="Normalny"/>
+    <w:basedOn w:val="Normal"/>
     <w:link w:val="1Znak"/>
     <w:qFormat/>
     <w:rsid w:val="00DF5668"/>
@@ -7471,7 +9515,7 @@
   </w:style>
   <w:style w:type="paragraph" w:customStyle="1" w:styleId="2">
     <w:name w:val="_2"/>
-    <w:basedOn w:val="Normalny"/>
+    <w:basedOn w:val="Normal"/>
     <w:link w:val="2Znak"/>
     <w:qFormat/>
     <w:rsid w:val="00DF5668"/>
@@ -7489,7 +9533,7 @@
   </w:style>
   <w:style w:type="character" w:customStyle="1" w:styleId="1Znak">
     <w:name w:val="_1 Znak"/>
-    <w:basedOn w:val="Domylnaczcionkaakapitu"/>
+    <w:basedOn w:val="DefaultParagraphFont"/>
     <w:link w:val="1"/>
     <w:rsid w:val="00DF5668"/>
     <w:rPr>
@@ -7498,7 +9542,7 @@
   </w:style>
   <w:style w:type="paragraph" w:customStyle="1" w:styleId="3">
     <w:name w:val="_3"/>
-    <w:basedOn w:val="Normalny"/>
+    <w:basedOn w:val="Normal"/>
     <w:link w:val="3Znak"/>
     <w:qFormat/>
     <w:rsid w:val="00DF5668"/>
@@ -7512,7 +9556,7 @@
   </w:style>
   <w:style w:type="character" w:customStyle="1" w:styleId="2Znak">
     <w:name w:val="_2 Znak"/>
-    <w:basedOn w:val="Domylnaczcionkaakapitu"/>
+    <w:basedOn w:val="DefaultParagraphFont"/>
     <w:link w:val="2"/>
     <w:rsid w:val="00DF5668"/>
     <w:rPr>
@@ -7526,7 +9570,7 @@
   </w:style>
   <w:style w:type="paragraph" w:customStyle="1" w:styleId="4">
     <w:name w:val="_4"/>
-    <w:basedOn w:val="Normalny"/>
+    <w:basedOn w:val="Normal"/>
     <w:link w:val="4Znak"/>
     <w:qFormat/>
     <w:rsid w:val="00DF5668"/>
@@ -7543,7 +9587,7 @@
   </w:style>
   <w:style w:type="character" w:customStyle="1" w:styleId="3Znak">
     <w:name w:val="_3 Znak"/>
-    <w:basedOn w:val="Domylnaczcionkaakapitu"/>
+    <w:basedOn w:val="DefaultParagraphFont"/>
     <w:link w:val="3"/>
     <w:rsid w:val="00DF5668"/>
     <w:rPr>
@@ -7552,7 +9596,7 @@
   </w:style>
   <w:style w:type="character" w:customStyle="1" w:styleId="4Znak">
     <w:name w:val="_4 Znak"/>
-    <w:basedOn w:val="Domylnaczcionkaakapitu"/>
+    <w:basedOn w:val="DefaultParagraphFont"/>
     <w:link w:val="4"/>
     <w:rsid w:val="00DF5668"/>
     <w:rPr>
@@ -7564,7 +9608,7 @@
   </w:style>
   <w:style w:type="character" w:customStyle="1" w:styleId="ui-provider">
     <w:name w:val="ui-provider"/>
-    <w:basedOn w:val="Domylnaczcionkaakapitu"/>
+    <w:basedOn w:val="DefaultParagraphFont"/>
     <w:rsid w:val="00F67806"/>
   </w:style>
 </w:styles>
